--- a/doc/Манцевич ПЗ.docx
+++ b/doc/Манцевич ПЗ.docx
@@ -1954,6 +1954,35 @@
       <w:pPr>
         <w:pStyle w:val="11"/>
         <w:rPr>
+          <w:sz w:val="28"/>
+          <w:szCs w:val="28"/>
+        </w:rPr>
+      </w:pPr>
+      <w:r>
+        <w:rPr>
+          <w:rStyle w:val="af7"/>
+          <w:color w:val="000000" w:themeColor="text1"/>
+          <w:sz w:val="28"/>
+          <w:szCs w:val="28"/>
+          <w:u w:val="none"/>
+        </w:rPr>
+        <w:t>П</w:t>
+      </w:r>
+      <w:r>
+        <w:rPr>
+          <w:rStyle w:val="af7"/>
+          <w:color w:val="000000" w:themeColor="text1"/>
+          <w:sz w:val="28"/>
+          <w:szCs w:val="28"/>
+          <w:u w:val="none"/>
+        </w:rPr>
+        <w:t>ЕРЕЧЕНЬ ГРАФИЧЕСКОГО МАТЕРИАЛА</w:t>
+      </w:r>
+    </w:p>
+    <w:p>
+      <w:pPr>
+        <w:pStyle w:val="11"/>
+        <w:rPr>
           <w:rStyle w:val="af7"/>
           <w:color w:val="000000" w:themeColor="text1"/>
           <w:sz w:val="28"/>
@@ -1977,18 +2006,7 @@
     <w:p>
       <w:pPr>
         <w:pStyle w:val="11"/>
-        <w:rPr>
-          <w:rStyle w:val="af7"/>
-          <w:color w:val="000000" w:themeColor="text1"/>
-          <w:sz w:val="28"/>
-          <w:szCs w:val="28"/>
-          <w:u w:val="none"/>
-        </w:rPr>
-      </w:pPr>
-    </w:p>
-    <w:p>
-      <w:pPr>
-        <w:pStyle w:val="11"/>
+        <w:ind w:left="0"/>
       </w:pPr>
       <w:r>
         <w:rPr>
@@ -2225,6 +2243,39 @@
           <w:sz w:val="26"/>
         </w:rPr>
       </w:pPr>
+      <w:r>
+        <w:rPr>
+          <w:rStyle w:val="af6"/>
+          <w:rFonts w:eastAsiaTheme="majorEastAsia"/>
+          <w:b w:val="0"/>
+          <w:bCs w:val="0"/>
+          <w:sz w:val="26"/>
+        </w:rPr>
+        <w:lastRenderedPageBreak/>
+        <w:t xml:space="preserve">Объектом исследования выступает процесс автоматического распознавания культурных орнаментов на изображениях с использованием </w:t>
+      </w:r>
+      <w:proofErr w:type="spellStart"/>
+      <w:r>
+        <w:rPr>
+          <w:rStyle w:val="af6"/>
+          <w:rFonts w:eastAsiaTheme="majorEastAsia"/>
+          <w:b w:val="0"/>
+          <w:bCs w:val="0"/>
+          <w:sz w:val="26"/>
+        </w:rPr>
+        <w:t>нейросетевых</w:t>
+      </w:r>
+      <w:proofErr w:type="spellEnd"/>
+      <w:r>
+        <w:rPr>
+          <w:rStyle w:val="af6"/>
+          <w:rFonts w:eastAsiaTheme="majorEastAsia"/>
+          <w:b w:val="0"/>
+          <w:bCs w:val="0"/>
+          <w:sz w:val="26"/>
+        </w:rPr>
+        <w:t xml:space="preserve"> технологий.</w:t>
+      </w:r>
     </w:p>
     <w:p>
       <w:pPr>
@@ -2249,30 +2300,7 @@
           <w:bCs w:val="0"/>
           <w:sz w:val="26"/>
         </w:rPr>
-        <w:lastRenderedPageBreak/>
-        <w:t xml:space="preserve">Объектом исследования выступает процесс автоматического распознавания культурных орнаментов на изображениях с использованием </w:t>
-      </w:r>
-      <w:proofErr w:type="spellStart"/>
-      <w:r>
-        <w:rPr>
-          <w:rStyle w:val="af6"/>
-          <w:rFonts w:eastAsiaTheme="majorEastAsia"/>
-          <w:b w:val="0"/>
-          <w:bCs w:val="0"/>
-          <w:sz w:val="26"/>
-        </w:rPr>
-        <w:t>нейросетевых</w:t>
-      </w:r>
-      <w:proofErr w:type="spellEnd"/>
-      <w:r>
-        <w:rPr>
-          <w:rStyle w:val="af6"/>
-          <w:rFonts w:eastAsiaTheme="majorEastAsia"/>
-          <w:b w:val="0"/>
-          <w:bCs w:val="0"/>
-          <w:sz w:val="26"/>
-        </w:rPr>
-        <w:t xml:space="preserve"> технологий.</w:t>
+        <w:t>Предметом исследования являются методы и архитектуры нейронных сетей, применяемые для классификации изображений орнаментов по культурным стилям.</w:t>
       </w:r>
     </w:p>
     <w:p>
@@ -2288,6 +2316,7 @@
           <w:b w:val="0"/>
           <w:bCs w:val="0"/>
           <w:sz w:val="26"/>
+          <w:lang w:val="ru-RU"/>
         </w:rPr>
       </w:pPr>
       <w:r>
@@ -2298,7 +2327,40 @@
           <w:bCs w:val="0"/>
           <w:sz w:val="26"/>
         </w:rPr>
-        <w:t>Предметом исследования являются методы и архитектуры нейронных сетей, применяемые для классификации изображений орнаментов по культурным стилям.</w:t>
+        <w:t xml:space="preserve">Целью курсовой работы является разработка десктопного приложения для распознавания культурных орнаментов по фотографиям на основе </w:t>
+      </w:r>
+      <w:proofErr w:type="spellStart"/>
+      <w:r>
+        <w:rPr>
+          <w:rStyle w:val="af6"/>
+          <w:rFonts w:eastAsiaTheme="majorEastAsia"/>
+          <w:b w:val="0"/>
+          <w:bCs w:val="0"/>
+          <w:sz w:val="26"/>
+        </w:rPr>
+        <w:t>нейросетевых</w:t>
+      </w:r>
+      <w:proofErr w:type="spellEnd"/>
+      <w:r>
+        <w:rPr>
+          <w:rStyle w:val="af6"/>
+          <w:rFonts w:eastAsiaTheme="majorEastAsia"/>
+          <w:b w:val="0"/>
+          <w:bCs w:val="0"/>
+          <w:sz w:val="26"/>
+        </w:rPr>
+        <w:t xml:space="preserve"> методов</w:t>
+      </w:r>
+      <w:r>
+        <w:rPr>
+          <w:rStyle w:val="af6"/>
+          <w:rFonts w:eastAsiaTheme="majorEastAsia"/>
+          <w:b w:val="0"/>
+          <w:bCs w:val="0"/>
+          <w:sz w:val="26"/>
+          <w:lang w:val="ru-RU"/>
+        </w:rPr>
+        <w:t>.</w:t>
       </w:r>
     </w:p>
     <w:p>
@@ -2314,7 +2376,6 @@
           <w:b w:val="0"/>
           <w:bCs w:val="0"/>
           <w:sz w:val="26"/>
-          <w:lang w:val="ru-RU"/>
         </w:rPr>
       </w:pPr>
       <w:r>
@@ -2325,40 +2386,7 @@
           <w:bCs w:val="0"/>
           <w:sz w:val="26"/>
         </w:rPr>
-        <w:t xml:space="preserve">Целью курсовой работы является разработка десктопного приложения для распознавания культурных орнаментов по фотографиям на основе </w:t>
-      </w:r>
-      <w:proofErr w:type="spellStart"/>
-      <w:r>
-        <w:rPr>
-          <w:rStyle w:val="af6"/>
-          <w:rFonts w:eastAsiaTheme="majorEastAsia"/>
-          <w:b w:val="0"/>
-          <w:bCs w:val="0"/>
-          <w:sz w:val="26"/>
-        </w:rPr>
-        <w:t>нейросетевых</w:t>
-      </w:r>
-      <w:proofErr w:type="spellEnd"/>
-      <w:r>
-        <w:rPr>
-          <w:rStyle w:val="af6"/>
-          <w:rFonts w:eastAsiaTheme="majorEastAsia"/>
-          <w:b w:val="0"/>
-          <w:bCs w:val="0"/>
-          <w:sz w:val="26"/>
-        </w:rPr>
-        <w:t xml:space="preserve"> методов</w:t>
-      </w:r>
-      <w:r>
-        <w:rPr>
-          <w:rStyle w:val="af6"/>
-          <w:rFonts w:eastAsiaTheme="majorEastAsia"/>
-          <w:b w:val="0"/>
-          <w:bCs w:val="0"/>
-          <w:sz w:val="26"/>
-          <w:lang w:val="ru-RU"/>
-        </w:rPr>
-        <w:t>.</w:t>
+        <w:t>В соответствии с поставленной целью в курсовой работе решаются следующие задачи:</w:t>
       </w:r>
     </w:p>
     <w:p>
@@ -2383,8 +2411,19 @@
           <w:b w:val="0"/>
           <w:bCs w:val="0"/>
           <w:sz w:val="26"/>
-        </w:rPr>
-        <w:t>В соответствии с поставленной целью в курсовой работе решаются следующие задачи:</w:t>
+          <w:lang w:val="ru-RU"/>
+        </w:rPr>
+        <w:t xml:space="preserve">1) </w:t>
+      </w:r>
+      <w:r>
+        <w:rPr>
+          <w:rStyle w:val="af6"/>
+          <w:rFonts w:eastAsiaTheme="majorEastAsia"/>
+          <w:b w:val="0"/>
+          <w:bCs w:val="0"/>
+          <w:sz w:val="26"/>
+        </w:rPr>
+        <w:t>Провести системный анализ и постановку задачи на разработку приложения для распознавания культурных орнаментов по изображениям.</w:t>
       </w:r>
     </w:p>
     <w:p>
@@ -2411,17 +2450,17 @@
           <w:sz w:val="26"/>
           <w:lang w:val="ru-RU"/>
         </w:rPr>
-        <w:t xml:space="preserve">1) </w:t>
-      </w:r>
-      <w:r>
-        <w:rPr>
-          <w:rStyle w:val="af6"/>
-          <w:rFonts w:eastAsiaTheme="majorEastAsia"/>
-          <w:b w:val="0"/>
-          <w:bCs w:val="0"/>
-          <w:sz w:val="26"/>
-        </w:rPr>
-        <w:t>Провести системный анализ и постановку задачи на разработку приложения для распознавания культурных орнаментов по изображениям.</w:t>
+        <w:t xml:space="preserve">2) </w:t>
+      </w:r>
+      <w:r>
+        <w:rPr>
+          <w:rStyle w:val="af6"/>
+          <w:rFonts w:eastAsiaTheme="majorEastAsia"/>
+          <w:b w:val="0"/>
+          <w:bCs w:val="0"/>
+          <w:sz w:val="26"/>
+        </w:rPr>
+        <w:t>Выполнить проектирование приложения для распознавания культурных орнаментов по изображениям.</w:t>
       </w:r>
     </w:p>
     <w:p>
@@ -2448,17 +2487,17 @@
           <w:sz w:val="26"/>
           <w:lang w:val="ru-RU"/>
         </w:rPr>
-        <w:t xml:space="preserve">2) </w:t>
-      </w:r>
-      <w:r>
-        <w:rPr>
-          <w:rStyle w:val="af6"/>
-          <w:rFonts w:eastAsiaTheme="majorEastAsia"/>
-          <w:b w:val="0"/>
-          <w:bCs w:val="0"/>
-          <w:sz w:val="26"/>
-        </w:rPr>
-        <w:t>Выполнить проектирование приложения для распознавания культурных орнаментов по изображениям.</w:t>
+        <w:t xml:space="preserve">3) </w:t>
+      </w:r>
+      <w:r>
+        <w:rPr>
+          <w:rStyle w:val="af6"/>
+          <w:rFonts w:eastAsiaTheme="majorEastAsia"/>
+          <w:b w:val="0"/>
+          <w:bCs w:val="0"/>
+          <w:sz w:val="26"/>
+        </w:rPr>
+        <w:t>Реализовать и испытать приложение для распознавания культурных орнаментов по изображениям.</w:t>
       </w:r>
     </w:p>
     <w:p>
@@ -2470,10 +2509,10 @@
         <w:jc w:val="both"/>
         <w:rPr>
           <w:rStyle w:val="af6"/>
-          <w:rFonts w:eastAsiaTheme="majorEastAsia"/>
-          <w:b w:val="0"/>
-          <w:bCs w:val="0"/>
-          <w:sz w:val="26"/>
+          <w:color w:val="000000" w:themeColor="text1"/>
+          <w:sz w:val="26"/>
+          <w:szCs w:val="26"/>
+          <w:lang w:val="ru-RU"/>
         </w:rPr>
       </w:pPr>
       <w:r>
@@ -2483,19 +2522,133 @@
           <w:b w:val="0"/>
           <w:bCs w:val="0"/>
           <w:sz w:val="26"/>
+        </w:rPr>
+        <w:t xml:space="preserve">Курсовая работа состоит из введения, трёх глав, заключения, списка использованных источников и двух приложений. В первой главе выполняется анализ методов искусственного интеллекта для классификации изображений, рассматриваются существующие </w:t>
+      </w:r>
+      <w:proofErr w:type="spellStart"/>
+      <w:r>
+        <w:rPr>
+          <w:rStyle w:val="af6"/>
+          <w:rFonts w:eastAsiaTheme="majorEastAsia"/>
+          <w:b w:val="0"/>
+          <w:bCs w:val="0"/>
+          <w:sz w:val="26"/>
+        </w:rPr>
+        <w:t>датасеты</w:t>
+      </w:r>
+      <w:proofErr w:type="spellEnd"/>
+      <w:r>
+        <w:rPr>
+          <w:rStyle w:val="af6"/>
+          <w:rFonts w:eastAsiaTheme="majorEastAsia"/>
+          <w:b w:val="0"/>
+          <w:bCs w:val="0"/>
+          <w:sz w:val="26"/>
+        </w:rPr>
+        <w:t xml:space="preserve"> и обосновывается выбор архитектуры нейронной сети. Во второй главе описывается проектирование приложения: архитектура, пользовательский интерфейс, структура данных и методы аугментации. В третьей главе рассматриваются реализация и обучение модели, интеграция обученной модели в десктопное приложение и результаты тестирования. В приложении А содержится руководство пользователя, в приложении Б – программный код ключевых модулей.</w:t>
+      </w:r>
+      <w:r>
+        <w:rPr>
+          <w:rStyle w:val="af6"/>
+          <w:rFonts w:eastAsiaTheme="majorEastAsia"/>
+          <w:b w:val="0"/>
+          <w:bCs w:val="0"/>
+          <w:color w:val="000000" w:themeColor="text1"/>
+          <w:sz w:val="26"/>
+          <w:szCs w:val="26"/>
           <w:lang w:val="ru-RU"/>
         </w:rPr>
-        <w:t xml:space="preserve">3) </w:t>
-      </w:r>
-      <w:r>
-        <w:rPr>
-          <w:rStyle w:val="af6"/>
-          <w:rFonts w:eastAsiaTheme="majorEastAsia"/>
-          <w:b w:val="0"/>
-          <w:bCs w:val="0"/>
-          <w:sz w:val="26"/>
-        </w:rPr>
-        <w:t>Реализовать и испытать приложение для распознавания культурных орнаментов по изображениям.</w:t>
+        <w:br w:type="page"/>
+      </w:r>
+    </w:p>
+    <w:p>
+      <w:pPr>
+        <w:pStyle w:val="3"/>
+        <w:shd w:val="clear" w:color="auto" w:fill="FFFFFF" w:themeFill="background1"/>
+        <w:spacing w:after="780"/>
+        <w:jc w:val="left"/>
+        <w:rPr>
+          <w:b/>
+          <w:bCs/>
+          <w:color w:val="000000" w:themeColor="text1"/>
+          <w:sz w:val="26"/>
+          <w:szCs w:val="26"/>
+        </w:rPr>
+      </w:pPr>
+      <w:r>
+        <w:rPr>
+          <w:b/>
+          <w:bCs/>
+          <w:color w:val="000000" w:themeColor="text1"/>
+          <w:sz w:val="26"/>
+          <w:szCs w:val="26"/>
+        </w:rPr>
+        <w:lastRenderedPageBreak/>
+        <w:t xml:space="preserve">1.    </w:t>
+      </w:r>
+      <w:r>
+        <w:rPr>
+          <w:b/>
+          <w:bCs/>
+          <w:color w:val="000000" w:themeColor="text1"/>
+          <w:sz w:val="26"/>
+          <w:szCs w:val="26"/>
+        </w:rPr>
+        <w:t>С</w:t>
+      </w:r>
+      <w:r>
+        <w:rPr>
+          <w:b/>
+          <w:bCs/>
+          <w:color w:val="000000" w:themeColor="text1"/>
+          <w:sz w:val="26"/>
+          <w:szCs w:val="26"/>
+        </w:rPr>
+        <w:t>ИСТЕМНЫЙ АНАЛИЗ И ПОСТАНОВКА ЗАДАЧИ НА РАЗРАБОТКУ ПРИЛОЖЕНИЯ ДЛЯ РАСПОЗНАВАНИЯ КУЛЬТУРНЫХ ОРНАМЕНТОВ ПО ИЗОБРАЖЕНИЯМ</w:t>
+      </w:r>
+    </w:p>
+    <w:p>
+      <w:pPr>
+        <w:pStyle w:val="4"/>
+        <w:shd w:val="clear" w:color="auto" w:fill="FFFFFF" w:themeFill="background1"/>
+        <w:spacing w:before="520" w:after="780" w:line="429" w:lineRule="atLeast"/>
+        <w:rPr>
+          <w:rFonts w:ascii="Times New Roman" w:hAnsi="Times New Roman" w:cs="Times New Roman"/>
+          <w:i w:val="0"/>
+          <w:iCs w:val="0"/>
+          <w:color w:val="000000" w:themeColor="text1"/>
+          <w:szCs w:val="26"/>
+        </w:rPr>
+      </w:pPr>
+      <w:r>
+        <w:rPr>
+          <w:rFonts w:ascii="Times New Roman" w:hAnsi="Times New Roman" w:cs="Times New Roman"/>
+          <w:i w:val="0"/>
+          <w:iCs w:val="0"/>
+          <w:color w:val="000000" w:themeColor="text1"/>
+          <w:szCs w:val="26"/>
+        </w:rPr>
+        <w:t>1.1.</w:t>
+      </w:r>
+      <w:r>
+        <w:rPr>
+          <w:rFonts w:ascii="Times New Roman" w:hAnsi="Times New Roman" w:cs="Times New Roman"/>
+          <w:i w:val="0"/>
+          <w:iCs w:val="0"/>
+          <w:color w:val="000000" w:themeColor="text1"/>
+          <w:szCs w:val="26"/>
+        </w:rPr>
+        <w:t xml:space="preserve"> </w:t>
+      </w:r>
+      <w:r>
+        <w:rPr>
+          <w:rFonts w:ascii="Times New Roman" w:hAnsi="Times New Roman" w:cs="Times New Roman"/>
+          <w:i w:val="0"/>
+          <w:iCs w:val="0"/>
+          <w:color w:val="000000" w:themeColor="text1"/>
+          <w:szCs w:val="26"/>
+        </w:rPr>
+        <w:t>Анализ методов искусственного интеллекта для классификации изображений</w:t>
       </w:r>
     </w:p>
     <w:p>
@@ -2507,10 +2660,10 @@
         <w:jc w:val="both"/>
         <w:rPr>
           <w:rStyle w:val="af6"/>
-          <w:color w:val="000000" w:themeColor="text1"/>
-          <w:sz w:val="26"/>
-          <w:szCs w:val="26"/>
-          <w:lang w:val="ru-RU"/>
+          <w:rFonts w:eastAsiaTheme="majorEastAsia"/>
+          <w:b w:val="0"/>
+          <w:bCs w:val="0"/>
+          <w:sz w:val="26"/>
         </w:rPr>
       </w:pPr>
       <w:r>
@@ -2521,132 +2674,51 @@
           <w:bCs w:val="0"/>
           <w:sz w:val="26"/>
         </w:rPr>
-        <w:t xml:space="preserve">Курсовая работа состоит из введения, трёх глав, заключения, списка использованных источников и двух приложений. В первой главе выполняется анализ методов искусственного интеллекта для классификации изображений, рассматриваются существующие </w:t>
-      </w:r>
-      <w:proofErr w:type="spellStart"/>
-      <w:r>
-        <w:rPr>
-          <w:rStyle w:val="af6"/>
-          <w:rFonts w:eastAsiaTheme="majorEastAsia"/>
-          <w:b w:val="0"/>
-          <w:bCs w:val="0"/>
-          <w:sz w:val="26"/>
-        </w:rPr>
-        <w:t>датасеты</w:t>
-      </w:r>
-      <w:proofErr w:type="spellEnd"/>
-      <w:r>
-        <w:rPr>
-          <w:rStyle w:val="af6"/>
-          <w:rFonts w:eastAsiaTheme="majorEastAsia"/>
-          <w:b w:val="0"/>
-          <w:bCs w:val="0"/>
-          <w:sz w:val="26"/>
-        </w:rPr>
-        <w:t xml:space="preserve"> и обосновывается выбор архитектуры нейронной сети. Во второй главе описывается проектирование приложения: архитектура, пользовательский интерфейс, структура данных и методы аугментации. В третьей главе рассматриваются реализация и обучение модели, интеграция обученной модели в десктопное приложение и результаты тестирования. В приложении А содержится руководство пользователя, в приложении Б – программный код ключевых модулей.</w:t>
-      </w:r>
-      <w:r>
-        <w:rPr>
-          <w:rStyle w:val="af6"/>
-          <w:rFonts w:eastAsiaTheme="majorEastAsia"/>
-          <w:b w:val="0"/>
-          <w:bCs w:val="0"/>
-          <w:color w:val="000000" w:themeColor="text1"/>
-          <w:sz w:val="26"/>
-          <w:szCs w:val="26"/>
-          <w:lang w:val="ru-RU"/>
-        </w:rPr>
-        <w:br w:type="page"/>
-      </w:r>
-    </w:p>
-    <w:p>
-      <w:pPr>
-        <w:pStyle w:val="3"/>
-        <w:shd w:val="clear" w:color="auto" w:fill="FFFFFF" w:themeFill="background1"/>
-        <w:spacing w:after="780"/>
-        <w:jc w:val="left"/>
-        <w:rPr>
-          <w:b/>
-          <w:bCs/>
-          <w:color w:val="000000" w:themeColor="text1"/>
-          <w:sz w:val="26"/>
-          <w:szCs w:val="26"/>
-        </w:rPr>
-      </w:pPr>
-      <w:r>
-        <w:rPr>
-          <w:b/>
-          <w:bCs/>
-          <w:color w:val="000000" w:themeColor="text1"/>
-          <w:sz w:val="26"/>
-          <w:szCs w:val="26"/>
-        </w:rPr>
-        <w:lastRenderedPageBreak/>
-        <w:t xml:space="preserve">1.    </w:t>
-      </w:r>
-      <w:r>
-        <w:rPr>
-          <w:b/>
-          <w:bCs/>
-          <w:color w:val="000000" w:themeColor="text1"/>
-          <w:sz w:val="26"/>
-          <w:szCs w:val="26"/>
-        </w:rPr>
-        <w:t>С</w:t>
-      </w:r>
-      <w:r>
-        <w:rPr>
-          <w:b/>
-          <w:bCs/>
-          <w:color w:val="000000" w:themeColor="text1"/>
-          <w:sz w:val="26"/>
-          <w:szCs w:val="26"/>
-        </w:rPr>
-        <w:t>ИСТЕМНЫЙ АНАЛИЗ И ПОСТАНОВКА ЗАДАЧИ НА РАЗРАБОТКУ ПРИЛОЖЕНИЯ ДЛЯ РАСПОЗНАВАНИЯ КУЛЬТУРНЫХ ОРНАМЕНТОВ ПО ИЗОБРАЖЕНИЯМ</w:t>
-      </w:r>
-    </w:p>
-    <w:p>
-      <w:pPr>
-        <w:pStyle w:val="4"/>
-        <w:shd w:val="clear" w:color="auto" w:fill="FFFFFF" w:themeFill="background1"/>
-        <w:spacing w:before="520" w:after="780" w:line="429" w:lineRule="atLeast"/>
-        <w:rPr>
-          <w:rFonts w:ascii="Times New Roman" w:hAnsi="Times New Roman" w:cs="Times New Roman"/>
-          <w:i w:val="0"/>
-          <w:iCs w:val="0"/>
-          <w:color w:val="000000" w:themeColor="text1"/>
-          <w:szCs w:val="26"/>
-        </w:rPr>
-      </w:pPr>
-      <w:r>
-        <w:rPr>
-          <w:rFonts w:ascii="Times New Roman" w:hAnsi="Times New Roman" w:cs="Times New Roman"/>
-          <w:i w:val="0"/>
-          <w:iCs w:val="0"/>
-          <w:color w:val="000000" w:themeColor="text1"/>
-          <w:szCs w:val="26"/>
-        </w:rPr>
-        <w:t>1.1.</w:t>
-      </w:r>
-      <w:r>
-        <w:rPr>
-          <w:rFonts w:ascii="Times New Roman" w:hAnsi="Times New Roman" w:cs="Times New Roman"/>
-          <w:i w:val="0"/>
-          <w:iCs w:val="0"/>
-          <w:color w:val="000000" w:themeColor="text1"/>
-          <w:szCs w:val="26"/>
+        <w:t>Искусственный интеллект (ИИ) представляет собой область компьютерных наук, занимающуюся созданием систем, способных выполнять задачи, традиционно требующие человеческого интеллекта. Одним из наиболее успешных направлений ИИ является машинное обучение, которое основано на построении моделей, способных обучаться на данных без явного программирования правил. В свою очередь, глубокое обучение (</w:t>
+      </w:r>
+      <w:proofErr w:type="spellStart"/>
+      <w:r>
+        <w:rPr>
+          <w:rStyle w:val="af6"/>
+          <w:rFonts w:eastAsiaTheme="majorEastAsia"/>
+          <w:b w:val="0"/>
+          <w:bCs w:val="0"/>
+          <w:sz w:val="26"/>
+        </w:rPr>
+        <w:t>deep</w:t>
+      </w:r>
+      <w:proofErr w:type="spellEnd"/>
+      <w:r>
+        <w:rPr>
+          <w:rStyle w:val="af6"/>
+          <w:rFonts w:eastAsiaTheme="majorEastAsia"/>
+          <w:b w:val="0"/>
+          <w:bCs w:val="0"/>
+          <w:sz w:val="26"/>
         </w:rPr>
         <w:t xml:space="preserve"> </w:t>
       </w:r>
-      <w:r>
-        <w:rPr>
-          <w:rFonts w:ascii="Times New Roman" w:hAnsi="Times New Roman" w:cs="Times New Roman"/>
-          <w:i w:val="0"/>
-          <w:iCs w:val="0"/>
-          <w:color w:val="000000" w:themeColor="text1"/>
-          <w:szCs w:val="26"/>
-        </w:rPr>
-        <w:t>Анализ методов искусственного интеллекта для классификации изображений</w:t>
+      <w:proofErr w:type="spellStart"/>
+      <w:r>
+        <w:rPr>
+          <w:rStyle w:val="af6"/>
+          <w:rFonts w:eastAsiaTheme="majorEastAsia"/>
+          <w:b w:val="0"/>
+          <w:bCs w:val="0"/>
+          <w:sz w:val="26"/>
+        </w:rPr>
+        <w:t>learning</w:t>
+      </w:r>
+      <w:proofErr w:type="spellEnd"/>
+      <w:r>
+        <w:rPr>
+          <w:rStyle w:val="af6"/>
+          <w:rFonts w:eastAsiaTheme="majorEastAsia"/>
+          <w:b w:val="0"/>
+          <w:bCs w:val="0"/>
+          <w:sz w:val="26"/>
+        </w:rPr>
+        <w:t>) – это подраздел машинного обучения, использующий многослойные нейронные сети для извлечения иерархических признаков из данных. Именно глубокое обучение обеспечило прорыв в области компьютерного зрения, в частности в задачах классификации изображений [1, 2].</w:t>
       </w:r>
     </w:p>
     <w:p>
@@ -2672,18 +2744,62 @@
           <w:bCs w:val="0"/>
           <w:sz w:val="26"/>
         </w:rPr>
-        <w:t>Искусственный интеллект (ИИ) представляет собой область компьютерных наук, занимающуюся созданием систем, способных выполнять задачи, традиционно требующие человеческого интеллекта. Одним из наиболее успешных направлений ИИ является машинное обучение, которое основано на построении моделей, способных обучаться на данных без явного программирования правил. В свою очередь, глубокое обучение (</w:t>
-      </w:r>
-      <w:proofErr w:type="spellStart"/>
-      <w:r>
-        <w:rPr>
-          <w:rStyle w:val="af6"/>
-          <w:rFonts w:eastAsiaTheme="majorEastAsia"/>
-          <w:b w:val="0"/>
-          <w:bCs w:val="0"/>
-          <w:sz w:val="26"/>
-        </w:rPr>
-        <w:t>deep</w:t>
+        <w:t xml:space="preserve">Нейронные сети биологически вдохновлены структурой мозга млекопитающих и состоят из большого количества искусственных нейронов, соединённых в слои. Простейшая нейронная сеть – </w:t>
+      </w:r>
+      <w:proofErr w:type="spellStart"/>
+      <w:r>
+        <w:rPr>
+          <w:rStyle w:val="af6"/>
+          <w:rFonts w:eastAsiaTheme="majorEastAsia"/>
+          <w:b w:val="0"/>
+          <w:bCs w:val="0"/>
+          <w:sz w:val="26"/>
+        </w:rPr>
+        <w:t>полносвязный</w:t>
+      </w:r>
+      <w:proofErr w:type="spellEnd"/>
+      <w:r>
+        <w:rPr>
+          <w:rStyle w:val="af6"/>
+          <w:rFonts w:eastAsiaTheme="majorEastAsia"/>
+          <w:b w:val="0"/>
+          <w:bCs w:val="0"/>
+          <w:sz w:val="26"/>
+        </w:rPr>
+        <w:t xml:space="preserve"> перцептрон, однако для задач обработки изображений он неэффективен из-за большого количества параметров. Основной прорыв произошёл с появлением </w:t>
+      </w:r>
+      <w:proofErr w:type="spellStart"/>
+      <w:r>
+        <w:rPr>
+          <w:rStyle w:val="af6"/>
+          <w:rFonts w:eastAsiaTheme="majorEastAsia"/>
+          <w:b w:val="0"/>
+          <w:bCs w:val="0"/>
+          <w:sz w:val="26"/>
+        </w:rPr>
+        <w:t>свёрточных</w:t>
+      </w:r>
+      <w:proofErr w:type="spellEnd"/>
+      <w:r>
+        <w:rPr>
+          <w:rStyle w:val="af6"/>
+          <w:rFonts w:eastAsiaTheme="majorEastAsia"/>
+          <w:b w:val="0"/>
+          <w:bCs w:val="0"/>
+          <w:sz w:val="26"/>
+        </w:rPr>
+        <w:t xml:space="preserve"> нейронных сетей (</w:t>
+      </w:r>
+      <w:proofErr w:type="spellStart"/>
+      <w:r>
+        <w:rPr>
+          <w:rStyle w:val="af6"/>
+          <w:rFonts w:eastAsiaTheme="majorEastAsia"/>
+          <w:b w:val="0"/>
+          <w:bCs w:val="0"/>
+          <w:sz w:val="26"/>
+        </w:rPr>
+        <w:t>Convolutional</w:t>
       </w:r>
       <w:proofErr w:type="spellEnd"/>
       <w:r>
@@ -2705,18 +2821,18 @@
           <w:bCs w:val="0"/>
           <w:sz w:val="26"/>
         </w:rPr>
-        <w:t>learning</w:t>
-      </w:r>
-      <w:proofErr w:type="spellEnd"/>
-      <w:r>
-        <w:rPr>
-          <w:rStyle w:val="af6"/>
-          <w:rFonts w:eastAsiaTheme="majorEastAsia"/>
-          <w:b w:val="0"/>
-          <w:bCs w:val="0"/>
-          <w:sz w:val="26"/>
-        </w:rPr>
-        <w:t>) – это подраздел машинного обучения, использующий многослойные нейронные сети для извлечения иерархических признаков из данных. Именно глубокое обучение обеспечило прорыв в области компьютерного зрения, в частности в задачах классификации изображений [1, 2].</w:t>
+        <w:t>Neural</w:t>
+      </w:r>
+      <w:proofErr w:type="spellEnd"/>
+      <w:r>
+        <w:rPr>
+          <w:rStyle w:val="af6"/>
+          <w:rFonts w:eastAsiaTheme="majorEastAsia"/>
+          <w:b w:val="0"/>
+          <w:bCs w:val="0"/>
+          <w:sz w:val="26"/>
+        </w:rPr>
+        <w:t xml:space="preserve"> Networks, CNN), которые используют операцию свёртки для выделения локальных признаков, таких как края, углы и текстуры. Это позволяет значительно сократить число обучаемых параметров и эффективно обрабатывать изображения [2, 3].</w:t>
       </w:r>
     </w:p>
     <w:p>
@@ -2742,29 +2858,7 @@
           <w:bCs w:val="0"/>
           <w:sz w:val="26"/>
         </w:rPr>
-        <w:t xml:space="preserve">Нейронные сети биологически вдохновлены структурой мозга млекопитающих и состоят из большого количества искусственных нейронов, соединённых в слои. Простейшая нейронная сеть – </w:t>
-      </w:r>
-      <w:proofErr w:type="spellStart"/>
-      <w:r>
-        <w:rPr>
-          <w:rStyle w:val="af6"/>
-          <w:rFonts w:eastAsiaTheme="majorEastAsia"/>
-          <w:b w:val="0"/>
-          <w:bCs w:val="0"/>
-          <w:sz w:val="26"/>
-        </w:rPr>
-        <w:t>полносвязный</w:t>
-      </w:r>
-      <w:proofErr w:type="spellEnd"/>
-      <w:r>
-        <w:rPr>
-          <w:rStyle w:val="af6"/>
-          <w:rFonts w:eastAsiaTheme="majorEastAsia"/>
-          <w:b w:val="0"/>
-          <w:bCs w:val="0"/>
-          <w:sz w:val="26"/>
-        </w:rPr>
-        <w:t xml:space="preserve"> перцептрон, однако для задач обработки изображений он неэффективен из-за большого количества параметров. Основной прорыв произошёл с появлением </w:t>
+        <w:t xml:space="preserve">Среди </w:t>
       </w:r>
       <w:proofErr w:type="spellStart"/>
       <w:r>
@@ -2786,18 +2880,84 @@
           <w:bCs w:val="0"/>
           <w:sz w:val="26"/>
         </w:rPr>
-        <w:t xml:space="preserve"> нейронных сетей (</w:t>
-      </w:r>
-      <w:proofErr w:type="spellStart"/>
-      <w:r>
-        <w:rPr>
-          <w:rStyle w:val="af6"/>
-          <w:rFonts w:eastAsiaTheme="majorEastAsia"/>
-          <w:b w:val="0"/>
-          <w:bCs w:val="0"/>
-          <w:sz w:val="26"/>
-        </w:rPr>
-        <w:t>Convolutional</w:t>
+        <w:t xml:space="preserve"> архитектур особое место занимает семейство </w:t>
+      </w:r>
+      <w:proofErr w:type="spellStart"/>
+      <w:r>
+        <w:rPr>
+          <w:rStyle w:val="af6"/>
+          <w:rFonts w:eastAsiaTheme="majorEastAsia"/>
+          <w:b w:val="0"/>
+          <w:bCs w:val="0"/>
+          <w:sz w:val="26"/>
+        </w:rPr>
+        <w:t>ResNet</w:t>
+      </w:r>
+      <w:proofErr w:type="spellEnd"/>
+      <w:r>
+        <w:rPr>
+          <w:rStyle w:val="af6"/>
+          <w:rFonts w:eastAsiaTheme="majorEastAsia"/>
+          <w:b w:val="0"/>
+          <w:bCs w:val="0"/>
+          <w:sz w:val="26"/>
+        </w:rPr>
+        <w:t xml:space="preserve"> (</w:t>
+      </w:r>
+      <w:proofErr w:type="spellStart"/>
+      <w:r>
+        <w:rPr>
+          <w:rStyle w:val="af6"/>
+          <w:rFonts w:eastAsiaTheme="majorEastAsia"/>
+          <w:b w:val="0"/>
+          <w:bCs w:val="0"/>
+          <w:sz w:val="26"/>
+        </w:rPr>
+        <w:t>Residual</w:t>
+      </w:r>
+      <w:proofErr w:type="spellEnd"/>
+      <w:r>
+        <w:rPr>
+          <w:rStyle w:val="af6"/>
+          <w:rFonts w:eastAsiaTheme="majorEastAsia"/>
+          <w:b w:val="0"/>
+          <w:bCs w:val="0"/>
+          <w:sz w:val="26"/>
+        </w:rPr>
+        <w:t xml:space="preserve"> Networks), предложенное в 2015 году. Главной инновацией </w:t>
+      </w:r>
+      <w:proofErr w:type="spellStart"/>
+      <w:r>
+        <w:rPr>
+          <w:rStyle w:val="af6"/>
+          <w:rFonts w:eastAsiaTheme="majorEastAsia"/>
+          <w:b w:val="0"/>
+          <w:bCs w:val="0"/>
+          <w:sz w:val="26"/>
+        </w:rPr>
+        <w:t>ResNet</w:t>
+      </w:r>
+      <w:proofErr w:type="spellEnd"/>
+      <w:r>
+        <w:rPr>
+          <w:rStyle w:val="af6"/>
+          <w:rFonts w:eastAsiaTheme="majorEastAsia"/>
+          <w:b w:val="0"/>
+          <w:bCs w:val="0"/>
+          <w:sz w:val="26"/>
+        </w:rPr>
+        <w:t xml:space="preserve"> стали остаточные блоки (</w:t>
+      </w:r>
+      <w:proofErr w:type="spellStart"/>
+      <w:r>
+        <w:rPr>
+          <w:rStyle w:val="af6"/>
+          <w:rFonts w:eastAsiaTheme="majorEastAsia"/>
+          <w:b w:val="0"/>
+          <w:bCs w:val="0"/>
+          <w:sz w:val="26"/>
+        </w:rPr>
+        <w:t>residual</w:t>
       </w:r>
       <w:proofErr w:type="spellEnd"/>
       <w:r>
@@ -2819,18 +2979,95 @@
           <w:bCs w:val="0"/>
           <w:sz w:val="26"/>
         </w:rPr>
-        <w:t>Neural</w:t>
-      </w:r>
-      <w:proofErr w:type="spellEnd"/>
-      <w:r>
-        <w:rPr>
-          <w:rStyle w:val="af6"/>
-          <w:rFonts w:eastAsiaTheme="majorEastAsia"/>
-          <w:b w:val="0"/>
-          <w:bCs w:val="0"/>
-          <w:sz w:val="26"/>
-        </w:rPr>
-        <w:t xml:space="preserve"> Networks, CNN), которые используют операцию свёртки для выделения локальных признаков, таких как края, углы и текстуры. Это позволяет значительно сократить число обучаемых параметров и эффективно обрабатывать изображения [2, 3].</w:t>
+        <w:t>blocks</w:t>
+      </w:r>
+      <w:proofErr w:type="spellEnd"/>
+      <w:r>
+        <w:rPr>
+          <w:rStyle w:val="af6"/>
+          <w:rFonts w:eastAsiaTheme="majorEastAsia"/>
+          <w:b w:val="0"/>
+          <w:bCs w:val="0"/>
+          <w:sz w:val="26"/>
+        </w:rPr>
+        <w:t xml:space="preserve">), которые решают проблему затухания градиента при обучении глубоких сетей. В оригинальной работе авторы обучили сеть глубиной 152 слоя, которая показала точность 80.7% на тестовой выборке </w:t>
+      </w:r>
+      <w:proofErr w:type="spellStart"/>
+      <w:r>
+        <w:rPr>
+          <w:rStyle w:val="af6"/>
+          <w:rFonts w:eastAsiaTheme="majorEastAsia"/>
+          <w:b w:val="0"/>
+          <w:bCs w:val="0"/>
+          <w:sz w:val="26"/>
+        </w:rPr>
+        <w:t>ImageNet</w:t>
+      </w:r>
+      <w:proofErr w:type="spellEnd"/>
+      <w:r>
+        <w:rPr>
+          <w:rStyle w:val="af6"/>
+          <w:rFonts w:eastAsiaTheme="majorEastAsia"/>
+          <w:b w:val="0"/>
+          <w:bCs w:val="0"/>
+          <w:sz w:val="26"/>
+        </w:rPr>
+        <w:t xml:space="preserve"> (топ-1) и 95.5% (топ-5) [3]. Более поздняя архитектура </w:t>
+      </w:r>
+      <w:proofErr w:type="spellStart"/>
+      <w:r>
+        <w:rPr>
+          <w:rStyle w:val="af6"/>
+          <w:rFonts w:eastAsiaTheme="majorEastAsia"/>
+          <w:b w:val="0"/>
+          <w:bCs w:val="0"/>
+          <w:sz w:val="26"/>
+        </w:rPr>
+        <w:t>EfficientNet</w:t>
+      </w:r>
+      <w:proofErr w:type="spellEnd"/>
+      <w:r>
+        <w:rPr>
+          <w:rStyle w:val="af6"/>
+          <w:rFonts w:eastAsiaTheme="majorEastAsia"/>
+          <w:b w:val="0"/>
+          <w:bCs w:val="0"/>
+          <w:sz w:val="26"/>
+        </w:rPr>
+        <w:t xml:space="preserve">, предложенная в 2019 году, использует метод масштабирования, при котором одновременно увеличиваются </w:t>
+      </w:r>
+      <w:r>
+        <w:rPr>
+          <w:rStyle w:val="af6"/>
+          <w:rFonts w:eastAsiaTheme="majorEastAsia"/>
+          <w:b w:val="0"/>
+          <w:bCs w:val="0"/>
+          <w:sz w:val="26"/>
+        </w:rPr>
+        <w:lastRenderedPageBreak/>
+        <w:t xml:space="preserve">глубина, ширина и разрешение входных изображений. EfficientNet-B7 достиг точности 84.4% на </w:t>
+      </w:r>
+      <w:proofErr w:type="spellStart"/>
+      <w:r>
+        <w:rPr>
+          <w:rStyle w:val="af6"/>
+          <w:rFonts w:eastAsiaTheme="majorEastAsia"/>
+          <w:b w:val="0"/>
+          <w:bCs w:val="0"/>
+          <w:sz w:val="26"/>
+        </w:rPr>
+        <w:t>ImageNet</w:t>
+      </w:r>
+      <w:proofErr w:type="spellEnd"/>
+      <w:r>
+        <w:rPr>
+          <w:rStyle w:val="af6"/>
+          <w:rFonts w:eastAsiaTheme="majorEastAsia"/>
+          <w:b w:val="0"/>
+          <w:bCs w:val="0"/>
+          <w:sz w:val="26"/>
+        </w:rPr>
+        <w:t xml:space="preserve"> (топ-1) при 66 миллионах параметров, что существенно меньше, чем у ResNet-152 (60 миллионов) [4].</w:t>
       </w:r>
     </w:p>
     <w:p>
@@ -2856,40 +3093,18 @@
           <w:bCs w:val="0"/>
           <w:sz w:val="26"/>
         </w:rPr>
-        <w:t xml:space="preserve">Среди </w:t>
-      </w:r>
-      <w:proofErr w:type="spellStart"/>
-      <w:r>
-        <w:rPr>
-          <w:rStyle w:val="af6"/>
-          <w:rFonts w:eastAsiaTheme="majorEastAsia"/>
-          <w:b w:val="0"/>
-          <w:bCs w:val="0"/>
-          <w:sz w:val="26"/>
-        </w:rPr>
-        <w:t>свёрточных</w:t>
-      </w:r>
-      <w:proofErr w:type="spellEnd"/>
-      <w:r>
-        <w:rPr>
-          <w:rStyle w:val="af6"/>
-          <w:rFonts w:eastAsiaTheme="majorEastAsia"/>
-          <w:b w:val="0"/>
-          <w:bCs w:val="0"/>
-          <w:sz w:val="26"/>
-        </w:rPr>
-        <w:t xml:space="preserve"> архитектур особое место занимает семейство </w:t>
-      </w:r>
-      <w:proofErr w:type="spellStart"/>
-      <w:r>
-        <w:rPr>
-          <w:rStyle w:val="af6"/>
-          <w:rFonts w:eastAsiaTheme="majorEastAsia"/>
-          <w:b w:val="0"/>
-          <w:bCs w:val="0"/>
-          <w:sz w:val="26"/>
-        </w:rPr>
-        <w:t>ResNet</w:t>
+        <w:t xml:space="preserve">В 2021 году была предложена архитектура Vision </w:t>
+      </w:r>
+      <w:proofErr w:type="spellStart"/>
+      <w:r>
+        <w:rPr>
+          <w:rStyle w:val="af6"/>
+          <w:rFonts w:eastAsiaTheme="majorEastAsia"/>
+          <w:b w:val="0"/>
+          <w:bCs w:val="0"/>
+          <w:sz w:val="26"/>
+        </w:rPr>
+        <w:t>Transformer</w:t>
       </w:r>
       <w:proofErr w:type="spellEnd"/>
       <w:r>
@@ -2911,84 +3126,106 @@
           <w:bCs w:val="0"/>
           <w:sz w:val="26"/>
         </w:rPr>
-        <w:t>Residual</w:t>
-      </w:r>
-      <w:proofErr w:type="spellEnd"/>
-      <w:r>
-        <w:rPr>
-          <w:rStyle w:val="af6"/>
-          <w:rFonts w:eastAsiaTheme="majorEastAsia"/>
-          <w:b w:val="0"/>
-          <w:bCs w:val="0"/>
-          <w:sz w:val="26"/>
-        </w:rPr>
-        <w:t xml:space="preserve"> Networks), предложенное в 2015 году. Главной инновацией </w:t>
-      </w:r>
-      <w:proofErr w:type="spellStart"/>
-      <w:r>
-        <w:rPr>
-          <w:rStyle w:val="af6"/>
-          <w:rFonts w:eastAsiaTheme="majorEastAsia"/>
-          <w:b w:val="0"/>
-          <w:bCs w:val="0"/>
-          <w:sz w:val="26"/>
-        </w:rPr>
-        <w:t>ResNet</w:t>
-      </w:r>
-      <w:proofErr w:type="spellEnd"/>
-      <w:r>
-        <w:rPr>
-          <w:rStyle w:val="af6"/>
-          <w:rFonts w:eastAsiaTheme="majorEastAsia"/>
-          <w:b w:val="0"/>
-          <w:bCs w:val="0"/>
-          <w:sz w:val="26"/>
-        </w:rPr>
-        <w:t xml:space="preserve"> стали остаточные блоки (</w:t>
-      </w:r>
-      <w:proofErr w:type="spellStart"/>
-      <w:r>
-        <w:rPr>
-          <w:rStyle w:val="af6"/>
-          <w:rFonts w:eastAsiaTheme="majorEastAsia"/>
-          <w:b w:val="0"/>
-          <w:bCs w:val="0"/>
-          <w:sz w:val="26"/>
-        </w:rPr>
-        <w:t>residual</w:t>
-      </w:r>
-      <w:proofErr w:type="spellEnd"/>
-      <w:r>
-        <w:rPr>
-          <w:rStyle w:val="af6"/>
-          <w:rFonts w:eastAsiaTheme="majorEastAsia"/>
-          <w:b w:val="0"/>
-          <w:bCs w:val="0"/>
-          <w:sz w:val="26"/>
-        </w:rPr>
-        <w:t xml:space="preserve"> </w:t>
-      </w:r>
-      <w:proofErr w:type="spellStart"/>
-      <w:r>
-        <w:rPr>
-          <w:rStyle w:val="af6"/>
-          <w:rFonts w:eastAsiaTheme="majorEastAsia"/>
-          <w:b w:val="0"/>
-          <w:bCs w:val="0"/>
-          <w:sz w:val="26"/>
-        </w:rPr>
-        <w:t>blocks</w:t>
-      </w:r>
-      <w:proofErr w:type="spellEnd"/>
-      <w:r>
-        <w:rPr>
-          <w:rStyle w:val="af6"/>
-          <w:rFonts w:eastAsiaTheme="majorEastAsia"/>
-          <w:b w:val="0"/>
-          <w:bCs w:val="0"/>
-          <w:sz w:val="26"/>
-        </w:rPr>
-        <w:t xml:space="preserve">), которые решают проблему затухания градиента при обучении глубоких сетей. В оригинальной работе авторы обучили сеть глубиной 152 слоя, которая показала точность 80.7% на тестовой выборке </w:t>
+        <w:t>ViT</w:t>
+      </w:r>
+      <w:proofErr w:type="spellEnd"/>
+      <w:r>
+        <w:rPr>
+          <w:rStyle w:val="af6"/>
+          <w:rFonts w:eastAsiaTheme="majorEastAsia"/>
+          <w:b w:val="0"/>
+          <w:bCs w:val="0"/>
+          <w:sz w:val="26"/>
+        </w:rPr>
+        <w:t xml:space="preserve">), которая адаптирует трансформеры, изначально разработанные для обработки естественного языка, к задачам компьютерного зрения. </w:t>
+      </w:r>
+      <w:proofErr w:type="spellStart"/>
+      <w:r>
+        <w:rPr>
+          <w:rStyle w:val="af6"/>
+          <w:rFonts w:eastAsiaTheme="majorEastAsia"/>
+          <w:b w:val="0"/>
+          <w:bCs w:val="0"/>
+          <w:sz w:val="26"/>
+        </w:rPr>
+        <w:t>ViT</w:t>
+      </w:r>
+      <w:proofErr w:type="spellEnd"/>
+      <w:r>
+        <w:rPr>
+          <w:rStyle w:val="af6"/>
+          <w:rFonts w:eastAsiaTheme="majorEastAsia"/>
+          <w:b w:val="0"/>
+          <w:bCs w:val="0"/>
+          <w:sz w:val="26"/>
+        </w:rPr>
+        <w:t xml:space="preserve"> разбивает изображение на фиксированные патчи (обычно 16×16 пикселей), преобразует их в последовательность векторов и обрабатывает с помощью механизма </w:t>
+      </w:r>
+      <w:proofErr w:type="spellStart"/>
+      <w:r>
+        <w:rPr>
+          <w:rStyle w:val="af6"/>
+          <w:rFonts w:eastAsiaTheme="majorEastAsia"/>
+          <w:b w:val="0"/>
+          <w:bCs w:val="0"/>
+          <w:sz w:val="26"/>
+        </w:rPr>
+        <w:t>самовнимания</w:t>
+      </w:r>
+      <w:proofErr w:type="spellEnd"/>
+      <w:r>
+        <w:rPr>
+          <w:rStyle w:val="af6"/>
+          <w:rFonts w:eastAsiaTheme="majorEastAsia"/>
+          <w:b w:val="0"/>
+          <w:bCs w:val="0"/>
+          <w:sz w:val="26"/>
+        </w:rPr>
+        <w:t xml:space="preserve"> (</w:t>
+      </w:r>
+      <w:proofErr w:type="spellStart"/>
+      <w:r>
+        <w:rPr>
+          <w:rStyle w:val="af6"/>
+          <w:rFonts w:eastAsiaTheme="majorEastAsia"/>
+          <w:b w:val="0"/>
+          <w:bCs w:val="0"/>
+          <w:sz w:val="26"/>
+        </w:rPr>
+        <w:t>self-attention</w:t>
+      </w:r>
+      <w:proofErr w:type="spellEnd"/>
+      <w:r>
+        <w:rPr>
+          <w:rStyle w:val="af6"/>
+          <w:rFonts w:eastAsiaTheme="majorEastAsia"/>
+          <w:b w:val="0"/>
+          <w:bCs w:val="0"/>
+          <w:sz w:val="26"/>
+        </w:rPr>
+        <w:t xml:space="preserve">). Это позволяет модели учитывать глобальные зависимости между различными частями изображения, что особенно важно для распознавания сложных паттернов, таких как культурные орнаменты [5]. </w:t>
+      </w:r>
+      <w:proofErr w:type="spellStart"/>
+      <w:r>
+        <w:rPr>
+          <w:rStyle w:val="af6"/>
+          <w:rFonts w:eastAsiaTheme="majorEastAsia"/>
+          <w:b w:val="0"/>
+          <w:bCs w:val="0"/>
+          <w:sz w:val="26"/>
+        </w:rPr>
+        <w:t>ViT-base</w:t>
+      </w:r>
+      <w:proofErr w:type="spellEnd"/>
+      <w:r>
+        <w:rPr>
+          <w:rStyle w:val="af6"/>
+          <w:rFonts w:eastAsiaTheme="majorEastAsia"/>
+          <w:b w:val="0"/>
+          <w:bCs w:val="0"/>
+          <w:sz w:val="26"/>
+        </w:rPr>
+        <w:t xml:space="preserve"> (86 миллионов параметров) достигает точности 77.9% на </w:t>
       </w:r>
       <w:proofErr w:type="spellStart"/>
       <w:r>
@@ -3010,62 +3247,29 @@
           <w:bCs w:val="0"/>
           <w:sz w:val="26"/>
         </w:rPr>
-        <w:t xml:space="preserve"> (топ-1) и 95.5% (топ-5) [3]. Более поздняя архитектура </w:t>
-      </w:r>
-      <w:proofErr w:type="spellStart"/>
-      <w:r>
-        <w:rPr>
-          <w:rStyle w:val="af6"/>
-          <w:rFonts w:eastAsiaTheme="majorEastAsia"/>
-          <w:b w:val="0"/>
-          <w:bCs w:val="0"/>
-          <w:sz w:val="26"/>
-        </w:rPr>
-        <w:t>EfficientNet</w:t>
-      </w:r>
-      <w:proofErr w:type="spellEnd"/>
-      <w:r>
-        <w:rPr>
-          <w:rStyle w:val="af6"/>
-          <w:rFonts w:eastAsiaTheme="majorEastAsia"/>
-          <w:b w:val="0"/>
-          <w:bCs w:val="0"/>
-          <w:sz w:val="26"/>
-        </w:rPr>
-        <w:t xml:space="preserve">, предложенная в 2019 году, использует метод масштабирования, при котором одновременно увеличиваются </w:t>
-      </w:r>
-      <w:r>
-        <w:rPr>
-          <w:rStyle w:val="af6"/>
-          <w:rFonts w:eastAsiaTheme="majorEastAsia"/>
-          <w:b w:val="0"/>
-          <w:bCs w:val="0"/>
-          <w:sz w:val="26"/>
-        </w:rPr>
-        <w:lastRenderedPageBreak/>
-        <w:t xml:space="preserve">глубина, ширина и разрешение входных изображений. EfficientNet-B7 достиг точности 84.4% на </w:t>
-      </w:r>
-      <w:proofErr w:type="spellStart"/>
-      <w:r>
-        <w:rPr>
-          <w:rStyle w:val="af6"/>
-          <w:rFonts w:eastAsiaTheme="majorEastAsia"/>
-          <w:b w:val="0"/>
-          <w:bCs w:val="0"/>
-          <w:sz w:val="26"/>
-        </w:rPr>
-        <w:t>ImageNet</w:t>
-      </w:r>
-      <w:proofErr w:type="spellEnd"/>
-      <w:r>
-        <w:rPr>
-          <w:rStyle w:val="af6"/>
-          <w:rFonts w:eastAsiaTheme="majorEastAsia"/>
-          <w:b w:val="0"/>
-          <w:bCs w:val="0"/>
-          <w:sz w:val="26"/>
-        </w:rPr>
-        <w:t xml:space="preserve"> (топ-1) при 66 миллионах параметров, что существенно меньше, чем у ResNet-152 (60 миллионов) [4].</w:t>
+        <w:t xml:space="preserve"> (топ-1), а увеличенная версия </w:t>
+      </w:r>
+      <w:proofErr w:type="spellStart"/>
+      <w:r>
+        <w:rPr>
+          <w:rStyle w:val="af6"/>
+          <w:rFonts w:eastAsiaTheme="majorEastAsia"/>
+          <w:b w:val="0"/>
+          <w:bCs w:val="0"/>
+          <w:sz w:val="26"/>
+        </w:rPr>
+        <w:t>ViT-Large</w:t>
+      </w:r>
+      <w:proofErr w:type="spellEnd"/>
+      <w:r>
+        <w:rPr>
+          <w:rStyle w:val="af6"/>
+          <w:rFonts w:eastAsiaTheme="majorEastAsia"/>
+          <w:b w:val="0"/>
+          <w:bCs w:val="0"/>
+          <w:sz w:val="26"/>
+        </w:rPr>
+        <w:t xml:space="preserve"> (307 миллионов параметров) – 82.0% [5].</w:t>
       </w:r>
     </w:p>
     <w:p>
@@ -3091,29 +3295,73 @@
           <w:bCs w:val="0"/>
           <w:sz w:val="26"/>
         </w:rPr>
-        <w:t xml:space="preserve">В 2021 году была предложена архитектура Vision </w:t>
-      </w:r>
-      <w:proofErr w:type="spellStart"/>
-      <w:r>
-        <w:rPr>
-          <w:rStyle w:val="af6"/>
-          <w:rFonts w:eastAsiaTheme="majorEastAsia"/>
-          <w:b w:val="0"/>
-          <w:bCs w:val="0"/>
-          <w:sz w:val="26"/>
-        </w:rPr>
-        <w:t>Transformer</w:t>
-      </w:r>
-      <w:proofErr w:type="spellEnd"/>
-      <w:r>
-        <w:rPr>
-          <w:rStyle w:val="af6"/>
-          <w:rFonts w:eastAsiaTheme="majorEastAsia"/>
-          <w:b w:val="0"/>
-          <w:bCs w:val="0"/>
-          <w:sz w:val="26"/>
-        </w:rPr>
-        <w:t xml:space="preserve"> (</w:t>
+        <w:t xml:space="preserve">Сравнительный анализ рассмотренных архитектур показывает, что выбор модели зависит от конкретной задачи и доступных ресурсов. </w:t>
+      </w:r>
+      <w:proofErr w:type="spellStart"/>
+      <w:r>
+        <w:rPr>
+          <w:rStyle w:val="af6"/>
+          <w:rFonts w:eastAsiaTheme="majorEastAsia"/>
+          <w:b w:val="0"/>
+          <w:bCs w:val="0"/>
+          <w:sz w:val="26"/>
+        </w:rPr>
+        <w:t>ResNet</w:t>
+      </w:r>
+      <w:proofErr w:type="spellEnd"/>
+      <w:r>
+        <w:rPr>
+          <w:rStyle w:val="af6"/>
+          <w:rFonts w:eastAsiaTheme="majorEastAsia"/>
+          <w:b w:val="0"/>
+          <w:bCs w:val="0"/>
+          <w:sz w:val="26"/>
+        </w:rPr>
+        <w:t xml:space="preserve"> является проверенным решением с хорошим соотношением точности и скорости, но требует большого количества данных для качественного обучения. </w:t>
+      </w:r>
+      <w:proofErr w:type="spellStart"/>
+      <w:r>
+        <w:rPr>
+          <w:rStyle w:val="af6"/>
+          <w:rFonts w:eastAsiaTheme="majorEastAsia"/>
+          <w:b w:val="0"/>
+          <w:bCs w:val="0"/>
+          <w:sz w:val="26"/>
+        </w:rPr>
+        <w:t>EfficientNet</w:t>
+      </w:r>
+      <w:proofErr w:type="spellEnd"/>
+      <w:r>
+        <w:rPr>
+          <w:rStyle w:val="af6"/>
+          <w:rFonts w:eastAsiaTheme="majorEastAsia"/>
+          <w:b w:val="0"/>
+          <w:bCs w:val="0"/>
+          <w:sz w:val="26"/>
+        </w:rPr>
+        <w:t xml:space="preserve"> более </w:t>
+      </w:r>
+      <w:proofErr w:type="spellStart"/>
+      <w:r>
+        <w:rPr>
+          <w:rStyle w:val="af6"/>
+          <w:rFonts w:eastAsiaTheme="majorEastAsia"/>
+          <w:b w:val="0"/>
+          <w:bCs w:val="0"/>
+          <w:sz w:val="26"/>
+        </w:rPr>
+        <w:t>параметрически</w:t>
+      </w:r>
+      <w:proofErr w:type="spellEnd"/>
+      <w:r>
+        <w:rPr>
+          <w:rStyle w:val="af6"/>
+          <w:rFonts w:eastAsiaTheme="majorEastAsia"/>
+          <w:b w:val="0"/>
+          <w:bCs w:val="0"/>
+          <w:sz w:val="26"/>
+        </w:rPr>
+        <w:t xml:space="preserve"> эффективна, но сложнее в настройке. </w:t>
       </w:r>
       <w:proofErr w:type="spellStart"/>
       <w:r>
@@ -3135,7 +3383,95 @@
           <w:bCs w:val="0"/>
           <w:sz w:val="26"/>
         </w:rPr>
-        <w:t xml:space="preserve">), которая адаптирует трансформеры, изначально разработанные для обработки естественного языка, к задачам компьютерного зрения. </w:t>
+        <w:t xml:space="preserve">, благодаря механизму внимания, лучше выделяет глобальные зависимости, но также более требовательна к объёму данных. Для </w:t>
+      </w:r>
+      <w:proofErr w:type="spellStart"/>
+      <w:r>
+        <w:rPr>
+          <w:rStyle w:val="af6"/>
+          <w:rFonts w:eastAsiaTheme="majorEastAsia"/>
+          <w:b w:val="0"/>
+          <w:bCs w:val="0"/>
+          <w:sz w:val="26"/>
+        </w:rPr>
+        <w:t>датасетов</w:t>
+      </w:r>
+      <w:proofErr w:type="spellEnd"/>
+      <w:r>
+        <w:rPr>
+          <w:rStyle w:val="af6"/>
+          <w:rFonts w:eastAsiaTheme="majorEastAsia"/>
+          <w:b w:val="0"/>
+          <w:bCs w:val="0"/>
+          <w:sz w:val="26"/>
+        </w:rPr>
+        <w:t xml:space="preserve"> малого размера (менее 10 000 изображений) </w:t>
+      </w:r>
+      <w:proofErr w:type="spellStart"/>
+      <w:r>
+        <w:rPr>
+          <w:rStyle w:val="af6"/>
+          <w:rFonts w:eastAsiaTheme="majorEastAsia"/>
+          <w:b w:val="0"/>
+          <w:bCs w:val="0"/>
+          <w:sz w:val="26"/>
+        </w:rPr>
+        <w:t>предобученные</w:t>
+      </w:r>
+      <w:proofErr w:type="spellEnd"/>
+      <w:r>
+        <w:rPr>
+          <w:rStyle w:val="af6"/>
+          <w:rFonts w:eastAsiaTheme="majorEastAsia"/>
+          <w:b w:val="0"/>
+          <w:bCs w:val="0"/>
+          <w:sz w:val="26"/>
+        </w:rPr>
+        <w:t xml:space="preserve"> на </w:t>
+      </w:r>
+      <w:proofErr w:type="spellStart"/>
+      <w:r>
+        <w:rPr>
+          <w:rStyle w:val="af6"/>
+          <w:rFonts w:eastAsiaTheme="majorEastAsia"/>
+          <w:b w:val="0"/>
+          <w:bCs w:val="0"/>
+          <w:sz w:val="26"/>
+        </w:rPr>
+        <w:t>ImageNet</w:t>
+      </w:r>
+      <w:proofErr w:type="spellEnd"/>
+      <w:r>
+        <w:rPr>
+          <w:rStyle w:val="af6"/>
+          <w:rFonts w:eastAsiaTheme="majorEastAsia"/>
+          <w:b w:val="0"/>
+          <w:bCs w:val="0"/>
+          <w:sz w:val="26"/>
+        </w:rPr>
+        <w:t xml:space="preserve"> </w:t>
+      </w:r>
+      <w:proofErr w:type="spellStart"/>
+      <w:r>
+        <w:rPr>
+          <w:rStyle w:val="af6"/>
+          <w:rFonts w:eastAsiaTheme="majorEastAsia"/>
+          <w:b w:val="0"/>
+          <w:bCs w:val="0"/>
+          <w:sz w:val="26"/>
+        </w:rPr>
+        <w:t>свёрточные</w:t>
+      </w:r>
+      <w:proofErr w:type="spellEnd"/>
+      <w:r>
+        <w:rPr>
+          <w:rStyle w:val="af6"/>
+          <w:rFonts w:eastAsiaTheme="majorEastAsia"/>
+          <w:b w:val="0"/>
+          <w:bCs w:val="0"/>
+          <w:sz w:val="26"/>
+        </w:rPr>
+        <w:t xml:space="preserve"> сети часто показывают более высокие результаты, чем </w:t>
       </w:r>
       <w:proofErr w:type="spellStart"/>
       <w:r>
@@ -3157,117 +3493,29 @@
           <w:bCs w:val="0"/>
           <w:sz w:val="26"/>
         </w:rPr>
-        <w:t xml:space="preserve"> разбивает изображение на фиксированные патчи (обычно 16×16 пикселей), преобразует их в последовательность векторов и обрабатывает с помощью механизма </w:t>
-      </w:r>
-      <w:proofErr w:type="spellStart"/>
-      <w:r>
-        <w:rPr>
-          <w:rStyle w:val="af6"/>
-          <w:rFonts w:eastAsiaTheme="majorEastAsia"/>
-          <w:b w:val="0"/>
-          <w:bCs w:val="0"/>
-          <w:sz w:val="26"/>
-        </w:rPr>
-        <w:t>самовнимания</w:t>
-      </w:r>
-      <w:proofErr w:type="spellEnd"/>
-      <w:r>
-        <w:rPr>
-          <w:rStyle w:val="af6"/>
-          <w:rFonts w:eastAsiaTheme="majorEastAsia"/>
-          <w:b w:val="0"/>
-          <w:bCs w:val="0"/>
-          <w:sz w:val="26"/>
-        </w:rPr>
-        <w:t xml:space="preserve"> (</w:t>
-      </w:r>
-      <w:proofErr w:type="spellStart"/>
-      <w:r>
-        <w:rPr>
-          <w:rStyle w:val="af6"/>
-          <w:rFonts w:eastAsiaTheme="majorEastAsia"/>
-          <w:b w:val="0"/>
-          <w:bCs w:val="0"/>
-          <w:sz w:val="26"/>
-        </w:rPr>
-        <w:t>self-attention</w:t>
-      </w:r>
-      <w:proofErr w:type="spellEnd"/>
-      <w:r>
-        <w:rPr>
-          <w:rStyle w:val="af6"/>
-          <w:rFonts w:eastAsiaTheme="majorEastAsia"/>
-          <w:b w:val="0"/>
-          <w:bCs w:val="0"/>
-          <w:sz w:val="26"/>
-        </w:rPr>
-        <w:t xml:space="preserve">). Это позволяет модели учитывать глобальные зависимости между различными частями изображения, что особенно важно для распознавания сложных паттернов, таких как культурные орнаменты [5]. </w:t>
-      </w:r>
-      <w:proofErr w:type="spellStart"/>
-      <w:r>
-        <w:rPr>
-          <w:rStyle w:val="af6"/>
-          <w:rFonts w:eastAsiaTheme="majorEastAsia"/>
-          <w:b w:val="0"/>
-          <w:bCs w:val="0"/>
-          <w:sz w:val="26"/>
-        </w:rPr>
-        <w:t>ViT-base</w:t>
-      </w:r>
-      <w:proofErr w:type="spellEnd"/>
-      <w:r>
-        <w:rPr>
-          <w:rStyle w:val="af6"/>
-          <w:rFonts w:eastAsiaTheme="majorEastAsia"/>
-          <w:b w:val="0"/>
-          <w:bCs w:val="0"/>
-          <w:sz w:val="26"/>
-        </w:rPr>
-        <w:t xml:space="preserve"> (86 миллионов параметров) достигает точности 77.9% на </w:t>
-      </w:r>
-      <w:proofErr w:type="spellStart"/>
-      <w:r>
-        <w:rPr>
-          <w:rStyle w:val="af6"/>
-          <w:rFonts w:eastAsiaTheme="majorEastAsia"/>
-          <w:b w:val="0"/>
-          <w:bCs w:val="0"/>
-          <w:sz w:val="26"/>
-        </w:rPr>
-        <w:t>ImageNet</w:t>
-      </w:r>
-      <w:proofErr w:type="spellEnd"/>
-      <w:r>
-        <w:rPr>
-          <w:rStyle w:val="af6"/>
-          <w:rFonts w:eastAsiaTheme="majorEastAsia"/>
-          <w:b w:val="0"/>
-          <w:bCs w:val="0"/>
-          <w:sz w:val="26"/>
-        </w:rPr>
-        <w:t xml:space="preserve"> (топ-1), а увеличенная версия </w:t>
-      </w:r>
-      <w:proofErr w:type="spellStart"/>
-      <w:r>
-        <w:rPr>
-          <w:rStyle w:val="af6"/>
-          <w:rFonts w:eastAsiaTheme="majorEastAsia"/>
-          <w:b w:val="0"/>
-          <w:bCs w:val="0"/>
-          <w:sz w:val="26"/>
-        </w:rPr>
-        <w:t>ViT-Large</w:t>
-      </w:r>
-      <w:proofErr w:type="spellEnd"/>
-      <w:r>
-        <w:rPr>
-          <w:rStyle w:val="af6"/>
-          <w:rFonts w:eastAsiaTheme="majorEastAsia"/>
-          <w:b w:val="0"/>
-          <w:bCs w:val="0"/>
-          <w:sz w:val="26"/>
-        </w:rPr>
-        <w:t xml:space="preserve"> (307 миллионов параметров) – 82.0% [5].</w:t>
+        <w:t xml:space="preserve">, однако при достаточном объёме данных </w:t>
+      </w:r>
+      <w:proofErr w:type="spellStart"/>
+      <w:r>
+        <w:rPr>
+          <w:rStyle w:val="af6"/>
+          <w:rFonts w:eastAsiaTheme="majorEastAsia"/>
+          <w:b w:val="0"/>
+          <w:bCs w:val="0"/>
+          <w:sz w:val="26"/>
+        </w:rPr>
+        <w:t>ViT</w:t>
+      </w:r>
+      <w:proofErr w:type="spellEnd"/>
+      <w:r>
+        <w:rPr>
+          <w:rStyle w:val="af6"/>
+          <w:rFonts w:eastAsiaTheme="majorEastAsia"/>
+          <w:b w:val="0"/>
+          <w:bCs w:val="0"/>
+          <w:sz w:val="26"/>
+        </w:rPr>
+        <w:t xml:space="preserve"> может превзойти CNN [5, 6].</w:t>
       </w:r>
     </w:p>
     <w:p>
@@ -3293,95 +3541,7 @@
           <w:bCs w:val="0"/>
           <w:sz w:val="26"/>
         </w:rPr>
-        <w:t xml:space="preserve">Сравнительный анализ рассмотренных архитектур показывает, что выбор модели зависит от конкретной задачи и доступных ресурсов. </w:t>
-      </w:r>
-      <w:proofErr w:type="spellStart"/>
-      <w:r>
-        <w:rPr>
-          <w:rStyle w:val="af6"/>
-          <w:rFonts w:eastAsiaTheme="majorEastAsia"/>
-          <w:b w:val="0"/>
-          <w:bCs w:val="0"/>
-          <w:sz w:val="26"/>
-        </w:rPr>
-        <w:t>ResNet</w:t>
-      </w:r>
-      <w:proofErr w:type="spellEnd"/>
-      <w:r>
-        <w:rPr>
-          <w:rStyle w:val="af6"/>
-          <w:rFonts w:eastAsiaTheme="majorEastAsia"/>
-          <w:b w:val="0"/>
-          <w:bCs w:val="0"/>
-          <w:sz w:val="26"/>
-        </w:rPr>
-        <w:t xml:space="preserve"> является проверенным решением с хорошим соотношением точности и скорости, но требует большого количества данных для качественного обучения. </w:t>
-      </w:r>
-      <w:proofErr w:type="spellStart"/>
-      <w:r>
-        <w:rPr>
-          <w:rStyle w:val="af6"/>
-          <w:rFonts w:eastAsiaTheme="majorEastAsia"/>
-          <w:b w:val="0"/>
-          <w:bCs w:val="0"/>
-          <w:sz w:val="26"/>
-        </w:rPr>
-        <w:t>EfficientNet</w:t>
-      </w:r>
-      <w:proofErr w:type="spellEnd"/>
-      <w:r>
-        <w:rPr>
-          <w:rStyle w:val="af6"/>
-          <w:rFonts w:eastAsiaTheme="majorEastAsia"/>
-          <w:b w:val="0"/>
-          <w:bCs w:val="0"/>
-          <w:sz w:val="26"/>
-        </w:rPr>
-        <w:t xml:space="preserve"> более </w:t>
-      </w:r>
-      <w:proofErr w:type="spellStart"/>
-      <w:r>
-        <w:rPr>
-          <w:rStyle w:val="af6"/>
-          <w:rFonts w:eastAsiaTheme="majorEastAsia"/>
-          <w:b w:val="0"/>
-          <w:bCs w:val="0"/>
-          <w:sz w:val="26"/>
-        </w:rPr>
-        <w:t>параметрически</w:t>
-      </w:r>
-      <w:proofErr w:type="spellEnd"/>
-      <w:r>
-        <w:rPr>
-          <w:rStyle w:val="af6"/>
-          <w:rFonts w:eastAsiaTheme="majorEastAsia"/>
-          <w:b w:val="0"/>
-          <w:bCs w:val="0"/>
-          <w:sz w:val="26"/>
-        </w:rPr>
-        <w:t xml:space="preserve"> эффективна, но сложнее в настройке. </w:t>
-      </w:r>
-      <w:proofErr w:type="spellStart"/>
-      <w:r>
-        <w:rPr>
-          <w:rStyle w:val="af6"/>
-          <w:rFonts w:eastAsiaTheme="majorEastAsia"/>
-          <w:b w:val="0"/>
-          <w:bCs w:val="0"/>
-          <w:sz w:val="26"/>
-        </w:rPr>
-        <w:t>ViT</w:t>
-      </w:r>
-      <w:proofErr w:type="spellEnd"/>
-      <w:r>
-        <w:rPr>
-          <w:rStyle w:val="af6"/>
-          <w:rFonts w:eastAsiaTheme="majorEastAsia"/>
-          <w:b w:val="0"/>
-          <w:bCs w:val="0"/>
-          <w:sz w:val="26"/>
-        </w:rPr>
-        <w:t xml:space="preserve">, благодаря механизму внимания, лучше выделяет глобальные зависимости, но также более требовательна к объёму данных. Для </w:t>
+        <w:t xml:space="preserve">Рассмотренные архитектуры требуют размеченных </w:t>
       </w:r>
       <w:proofErr w:type="spellStart"/>
       <w:r>
@@ -3403,117 +3563,53 @@
           <w:bCs w:val="0"/>
           <w:sz w:val="26"/>
         </w:rPr>
-        <w:t xml:space="preserve"> малого размера (менее 10 000 изображений) </w:t>
-      </w:r>
-      <w:proofErr w:type="spellStart"/>
-      <w:r>
-        <w:rPr>
-          <w:rStyle w:val="af6"/>
-          <w:rFonts w:eastAsiaTheme="majorEastAsia"/>
-          <w:b w:val="0"/>
-          <w:bCs w:val="0"/>
-          <w:sz w:val="26"/>
-        </w:rPr>
-        <w:t>предобученные</w:t>
-      </w:r>
-      <w:proofErr w:type="spellEnd"/>
-      <w:r>
-        <w:rPr>
-          <w:rStyle w:val="af6"/>
-          <w:rFonts w:eastAsiaTheme="majorEastAsia"/>
-          <w:b w:val="0"/>
-          <w:bCs w:val="0"/>
-          <w:sz w:val="26"/>
-        </w:rPr>
-        <w:t xml:space="preserve"> на </w:t>
-      </w:r>
-      <w:proofErr w:type="spellStart"/>
-      <w:r>
-        <w:rPr>
-          <w:rStyle w:val="af6"/>
-          <w:rFonts w:eastAsiaTheme="majorEastAsia"/>
-          <w:b w:val="0"/>
-          <w:bCs w:val="0"/>
-          <w:sz w:val="26"/>
-        </w:rPr>
-        <w:t>ImageNet</w:t>
-      </w:r>
-      <w:proofErr w:type="spellEnd"/>
-      <w:r>
-        <w:rPr>
-          <w:rStyle w:val="af6"/>
-          <w:rFonts w:eastAsiaTheme="majorEastAsia"/>
-          <w:b w:val="0"/>
-          <w:bCs w:val="0"/>
-          <w:sz w:val="26"/>
-        </w:rPr>
-        <w:t xml:space="preserve"> </w:t>
-      </w:r>
-      <w:proofErr w:type="spellStart"/>
-      <w:r>
-        <w:rPr>
-          <w:rStyle w:val="af6"/>
-          <w:rFonts w:eastAsiaTheme="majorEastAsia"/>
-          <w:b w:val="0"/>
-          <w:bCs w:val="0"/>
-          <w:sz w:val="26"/>
-        </w:rPr>
-        <w:t>свёрточные</w:t>
-      </w:r>
-      <w:proofErr w:type="spellEnd"/>
-      <w:r>
-        <w:rPr>
-          <w:rStyle w:val="af6"/>
-          <w:rFonts w:eastAsiaTheme="majorEastAsia"/>
-          <w:b w:val="0"/>
-          <w:bCs w:val="0"/>
-          <w:sz w:val="26"/>
-        </w:rPr>
-        <w:t xml:space="preserve"> сети часто показывают более высокие результаты, чем </w:t>
-      </w:r>
-      <w:proofErr w:type="spellStart"/>
-      <w:r>
-        <w:rPr>
-          <w:rStyle w:val="af6"/>
-          <w:rFonts w:eastAsiaTheme="majorEastAsia"/>
-          <w:b w:val="0"/>
-          <w:bCs w:val="0"/>
-          <w:sz w:val="26"/>
-        </w:rPr>
-        <w:t>ViT</w:t>
-      </w:r>
-      <w:proofErr w:type="spellEnd"/>
-      <w:r>
-        <w:rPr>
-          <w:rStyle w:val="af6"/>
-          <w:rFonts w:eastAsiaTheme="majorEastAsia"/>
-          <w:b w:val="0"/>
-          <w:bCs w:val="0"/>
-          <w:sz w:val="26"/>
-        </w:rPr>
-        <w:t xml:space="preserve">, однако при достаточном объёме данных </w:t>
-      </w:r>
-      <w:proofErr w:type="spellStart"/>
-      <w:r>
-        <w:rPr>
-          <w:rStyle w:val="af6"/>
-          <w:rFonts w:eastAsiaTheme="majorEastAsia"/>
-          <w:b w:val="0"/>
-          <w:bCs w:val="0"/>
-          <w:sz w:val="26"/>
-        </w:rPr>
-        <w:t>ViT</w:t>
-      </w:r>
-      <w:proofErr w:type="spellEnd"/>
-      <w:r>
-        <w:rPr>
-          <w:rStyle w:val="af6"/>
-          <w:rFonts w:eastAsiaTheme="majorEastAsia"/>
-          <w:b w:val="0"/>
-          <w:bCs w:val="0"/>
-          <w:sz w:val="26"/>
-        </w:rPr>
-        <w:t xml:space="preserve"> может превзойти CNN [5, 6].</w:t>
+        <w:t xml:space="preserve"> для обучения, поэтому далее проведём обзор существующих наборов данных.</w:t>
+      </w:r>
+    </w:p>
+    <w:p>
+      <w:pPr>
+        <w:pStyle w:val="4"/>
+        <w:shd w:val="clear" w:color="auto" w:fill="FFFFFF" w:themeFill="background1"/>
+        <w:spacing w:before="780" w:after="780" w:line="429" w:lineRule="atLeast"/>
+        <w:rPr>
+          <w:rFonts w:ascii="Times New Roman" w:hAnsi="Times New Roman" w:cs="Times New Roman"/>
+          <w:i w:val="0"/>
+          <w:iCs w:val="0"/>
+          <w:color w:val="000000" w:themeColor="text1"/>
+          <w:szCs w:val="26"/>
+        </w:rPr>
+      </w:pPr>
+      <w:r>
+        <w:rPr>
+          <w:rFonts w:ascii="Times New Roman" w:hAnsi="Times New Roman" w:cs="Times New Roman"/>
+          <w:i w:val="0"/>
+          <w:iCs w:val="0"/>
+          <w:color w:val="000000" w:themeColor="text1"/>
+          <w:szCs w:val="26"/>
+        </w:rPr>
+        <w:t xml:space="preserve">1.2.    Обзор существующих </w:t>
+      </w:r>
+      <w:proofErr w:type="spellStart"/>
+      <w:r>
+        <w:rPr>
+          <w:rFonts w:ascii="Times New Roman" w:hAnsi="Times New Roman" w:cs="Times New Roman"/>
+          <w:i w:val="0"/>
+          <w:iCs w:val="0"/>
+          <w:color w:val="000000" w:themeColor="text1"/>
+          <w:szCs w:val="26"/>
+        </w:rPr>
+        <w:t>датасетов</w:t>
+      </w:r>
+      <w:proofErr w:type="spellEnd"/>
+      <w:r>
+        <w:rPr>
+          <w:rFonts w:ascii="Times New Roman" w:hAnsi="Times New Roman" w:cs="Times New Roman"/>
+          <w:i w:val="0"/>
+          <w:iCs w:val="0"/>
+          <w:color w:val="000000" w:themeColor="text1"/>
+          <w:szCs w:val="26"/>
+        </w:rPr>
+        <w:t xml:space="preserve"> для классификации изображений</w:t>
       </w:r>
     </w:p>
     <w:p>
@@ -3528,7 +3624,9 @@
           <w:rFonts w:eastAsiaTheme="majorEastAsia"/>
           <w:b w:val="0"/>
           <w:bCs w:val="0"/>
-          <w:sz w:val="26"/>
+          <w:color w:val="000000" w:themeColor="text1"/>
+          <w:sz w:val="26"/>
+          <w:szCs w:val="26"/>
         </w:rPr>
       </w:pPr>
       <w:r>
@@ -3537,77 +3635,296 @@
           <w:rFonts w:eastAsiaTheme="majorEastAsia"/>
           <w:b w:val="0"/>
           <w:bCs w:val="0"/>
-          <w:sz w:val="26"/>
-        </w:rPr>
-        <w:t xml:space="preserve">Рассмотренные архитектуры требуют размеченных </w:t>
-      </w:r>
-      <w:proofErr w:type="spellStart"/>
-      <w:r>
-        <w:rPr>
-          <w:rStyle w:val="af6"/>
-          <w:rFonts w:eastAsiaTheme="majorEastAsia"/>
-          <w:b w:val="0"/>
-          <w:bCs w:val="0"/>
-          <w:sz w:val="26"/>
-        </w:rPr>
-        <w:t>датасетов</w:t>
-      </w:r>
-      <w:proofErr w:type="spellEnd"/>
-      <w:r>
-        <w:rPr>
-          <w:rStyle w:val="af6"/>
-          <w:rFonts w:eastAsiaTheme="majorEastAsia"/>
-          <w:b w:val="0"/>
-          <w:bCs w:val="0"/>
-          <w:sz w:val="26"/>
-        </w:rPr>
-        <w:t xml:space="preserve"> для обучения, поэтому далее проведём обзор существующих наборов данных.</w:t>
-      </w:r>
-    </w:p>
-    <w:p>
-      <w:pPr>
-        <w:pStyle w:val="4"/>
-        <w:shd w:val="clear" w:color="auto" w:fill="FFFFFF" w:themeFill="background1"/>
-        <w:spacing w:before="780" w:after="780" w:line="429" w:lineRule="atLeast"/>
-        <w:rPr>
-          <w:rFonts w:ascii="Times New Roman" w:hAnsi="Times New Roman" w:cs="Times New Roman"/>
-          <w:i w:val="0"/>
-          <w:iCs w:val="0"/>
-          <w:color w:val="000000" w:themeColor="text1"/>
-          <w:szCs w:val="26"/>
-        </w:rPr>
-      </w:pPr>
-      <w:r>
-        <w:rPr>
-          <w:rFonts w:ascii="Times New Roman" w:hAnsi="Times New Roman" w:cs="Times New Roman"/>
-          <w:i w:val="0"/>
-          <w:iCs w:val="0"/>
-          <w:color w:val="000000" w:themeColor="text1"/>
-          <w:szCs w:val="26"/>
-        </w:rPr>
-        <w:t xml:space="preserve">1.2.    Обзор существующих </w:t>
-      </w:r>
-      <w:proofErr w:type="spellStart"/>
-      <w:r>
-        <w:rPr>
-          <w:rFonts w:ascii="Times New Roman" w:hAnsi="Times New Roman" w:cs="Times New Roman"/>
-          <w:i w:val="0"/>
-          <w:iCs w:val="0"/>
-          <w:color w:val="000000" w:themeColor="text1"/>
-          <w:szCs w:val="26"/>
-        </w:rPr>
-        <w:t>датасетов</w:t>
-      </w:r>
-      <w:proofErr w:type="spellEnd"/>
-      <w:r>
-        <w:rPr>
-          <w:rFonts w:ascii="Times New Roman" w:hAnsi="Times New Roman" w:cs="Times New Roman"/>
-          <w:i w:val="0"/>
-          <w:iCs w:val="0"/>
-          <w:color w:val="000000" w:themeColor="text1"/>
-          <w:szCs w:val="26"/>
-        </w:rPr>
-        <w:t xml:space="preserve"> для классификации изображений</w:t>
+          <w:color w:val="000000" w:themeColor="text1"/>
+          <w:sz w:val="26"/>
+          <w:szCs w:val="26"/>
+        </w:rPr>
+        <w:t xml:space="preserve">Для обучения </w:t>
+      </w:r>
+      <w:proofErr w:type="spellStart"/>
+      <w:r>
+        <w:rPr>
+          <w:rStyle w:val="af6"/>
+          <w:rFonts w:eastAsiaTheme="majorEastAsia"/>
+          <w:b w:val="0"/>
+          <w:bCs w:val="0"/>
+          <w:color w:val="000000" w:themeColor="text1"/>
+          <w:sz w:val="26"/>
+          <w:szCs w:val="26"/>
+        </w:rPr>
+        <w:t>нейросетевых</w:t>
+      </w:r>
+      <w:proofErr w:type="spellEnd"/>
+      <w:r>
+        <w:rPr>
+          <w:rStyle w:val="af6"/>
+          <w:rFonts w:eastAsiaTheme="majorEastAsia"/>
+          <w:b w:val="0"/>
+          <w:bCs w:val="0"/>
+          <w:color w:val="000000" w:themeColor="text1"/>
+          <w:sz w:val="26"/>
+          <w:szCs w:val="26"/>
+        </w:rPr>
+        <w:t xml:space="preserve"> моделей классификации необходимы размеченные</w:t>
+      </w:r>
+      <w:r>
+        <w:rPr>
+          <w:rStyle w:val="af6"/>
+          <w:rFonts w:eastAsiaTheme="majorEastAsia"/>
+          <w:b w:val="0"/>
+          <w:bCs w:val="0"/>
+          <w:color w:val="000000" w:themeColor="text1"/>
+          <w:sz w:val="26"/>
+          <w:szCs w:val="26"/>
+        </w:rPr>
+        <w:t xml:space="preserve"> </w:t>
+      </w:r>
+      <w:proofErr w:type="spellStart"/>
+      <w:r>
+        <w:rPr>
+          <w:rStyle w:val="af6"/>
+          <w:rFonts w:eastAsiaTheme="majorEastAsia"/>
+          <w:b w:val="0"/>
+          <w:bCs w:val="0"/>
+          <w:color w:val="000000" w:themeColor="text1"/>
+          <w:sz w:val="26"/>
+          <w:szCs w:val="26"/>
+        </w:rPr>
+        <w:t>датасеты</w:t>
+      </w:r>
+      <w:proofErr w:type="spellEnd"/>
+      <w:r>
+        <w:rPr>
+          <w:rStyle w:val="af6"/>
+          <w:rFonts w:eastAsiaTheme="majorEastAsia"/>
+          <w:b w:val="0"/>
+          <w:bCs w:val="0"/>
+          <w:color w:val="000000" w:themeColor="text1"/>
+          <w:sz w:val="26"/>
+          <w:szCs w:val="26"/>
+        </w:rPr>
+        <w:t xml:space="preserve">. Наиболее известным и широко используемым является </w:t>
+      </w:r>
+      <w:proofErr w:type="spellStart"/>
+      <w:r>
+        <w:rPr>
+          <w:rStyle w:val="af6"/>
+          <w:rFonts w:eastAsiaTheme="majorEastAsia"/>
+          <w:b w:val="0"/>
+          <w:bCs w:val="0"/>
+          <w:color w:val="000000" w:themeColor="text1"/>
+          <w:sz w:val="26"/>
+          <w:szCs w:val="26"/>
+        </w:rPr>
+        <w:t>датасет</w:t>
+      </w:r>
+      <w:proofErr w:type="spellEnd"/>
+      <w:r>
+        <w:rPr>
+          <w:rStyle w:val="af6"/>
+          <w:rFonts w:eastAsiaTheme="majorEastAsia"/>
+          <w:b w:val="0"/>
+          <w:bCs w:val="0"/>
+          <w:color w:val="000000" w:themeColor="text1"/>
+          <w:sz w:val="26"/>
+          <w:szCs w:val="26"/>
+        </w:rPr>
+        <w:t xml:space="preserve"> </w:t>
+      </w:r>
+      <w:proofErr w:type="spellStart"/>
+      <w:r>
+        <w:rPr>
+          <w:rStyle w:val="af6"/>
+          <w:rFonts w:eastAsiaTheme="majorEastAsia"/>
+          <w:b w:val="0"/>
+          <w:bCs w:val="0"/>
+          <w:color w:val="000000" w:themeColor="text1"/>
+          <w:sz w:val="26"/>
+          <w:szCs w:val="26"/>
+        </w:rPr>
+        <w:t>ImageNet</w:t>
+      </w:r>
+      <w:proofErr w:type="spellEnd"/>
+      <w:r>
+        <w:rPr>
+          <w:rStyle w:val="af6"/>
+          <w:rFonts w:eastAsiaTheme="majorEastAsia"/>
+          <w:b w:val="0"/>
+          <w:bCs w:val="0"/>
+          <w:color w:val="000000" w:themeColor="text1"/>
+          <w:sz w:val="26"/>
+          <w:szCs w:val="26"/>
+        </w:rPr>
+        <w:t xml:space="preserve">, </w:t>
+      </w:r>
+      <w:r>
+        <w:rPr>
+          <w:rStyle w:val="af6"/>
+          <w:rFonts w:eastAsiaTheme="majorEastAsia"/>
+          <w:b w:val="0"/>
+          <w:bCs w:val="0"/>
+          <w:color w:val="000000" w:themeColor="text1"/>
+          <w:sz w:val="26"/>
+          <w:szCs w:val="26"/>
+        </w:rPr>
+        <w:lastRenderedPageBreak/>
+        <w:t xml:space="preserve">содержащий более 14 миллионов изображений, размеченных по 21 тысяче классов [8]. </w:t>
+      </w:r>
+      <w:proofErr w:type="spellStart"/>
+      <w:r>
+        <w:rPr>
+          <w:rStyle w:val="af6"/>
+          <w:rFonts w:eastAsiaTheme="majorEastAsia"/>
+          <w:b w:val="0"/>
+          <w:bCs w:val="0"/>
+          <w:color w:val="000000" w:themeColor="text1"/>
+          <w:sz w:val="26"/>
+          <w:szCs w:val="26"/>
+        </w:rPr>
+        <w:t>ImageNet</w:t>
+      </w:r>
+      <w:proofErr w:type="spellEnd"/>
+      <w:r>
+        <w:rPr>
+          <w:rStyle w:val="af6"/>
+          <w:rFonts w:eastAsiaTheme="majorEastAsia"/>
+          <w:b w:val="0"/>
+          <w:bCs w:val="0"/>
+          <w:color w:val="000000" w:themeColor="text1"/>
+          <w:sz w:val="26"/>
+          <w:szCs w:val="26"/>
+        </w:rPr>
+        <w:t xml:space="preserve"> стал стандартным бенчмарком для оценки качества алгоритмов классификации, а ежегодное соревнование </w:t>
+      </w:r>
+      <w:proofErr w:type="spellStart"/>
+      <w:r>
+        <w:rPr>
+          <w:rStyle w:val="af6"/>
+          <w:rFonts w:eastAsiaTheme="majorEastAsia"/>
+          <w:b w:val="0"/>
+          <w:bCs w:val="0"/>
+          <w:color w:val="000000" w:themeColor="text1"/>
+          <w:sz w:val="26"/>
+          <w:szCs w:val="26"/>
+        </w:rPr>
+        <w:t>ImageNet</w:t>
+      </w:r>
+      <w:proofErr w:type="spellEnd"/>
+      <w:r>
+        <w:rPr>
+          <w:rStyle w:val="af6"/>
+          <w:rFonts w:eastAsiaTheme="majorEastAsia"/>
+          <w:b w:val="0"/>
+          <w:bCs w:val="0"/>
+          <w:color w:val="000000" w:themeColor="text1"/>
+          <w:sz w:val="26"/>
+          <w:szCs w:val="26"/>
+        </w:rPr>
+        <w:t xml:space="preserve"> </w:t>
+      </w:r>
+      <w:proofErr w:type="spellStart"/>
+      <w:r>
+        <w:rPr>
+          <w:rStyle w:val="af6"/>
+          <w:rFonts w:eastAsiaTheme="majorEastAsia"/>
+          <w:b w:val="0"/>
+          <w:bCs w:val="0"/>
+          <w:color w:val="000000" w:themeColor="text1"/>
+          <w:sz w:val="26"/>
+          <w:szCs w:val="26"/>
+        </w:rPr>
+        <w:t>Large</w:t>
+      </w:r>
+      <w:proofErr w:type="spellEnd"/>
+      <w:r>
+        <w:rPr>
+          <w:rStyle w:val="af6"/>
+          <w:rFonts w:eastAsiaTheme="majorEastAsia"/>
+          <w:b w:val="0"/>
+          <w:bCs w:val="0"/>
+          <w:color w:val="000000" w:themeColor="text1"/>
+          <w:sz w:val="26"/>
+          <w:szCs w:val="26"/>
+        </w:rPr>
+        <w:t xml:space="preserve"> </w:t>
+      </w:r>
+      <w:proofErr w:type="spellStart"/>
+      <w:r>
+        <w:rPr>
+          <w:rStyle w:val="af6"/>
+          <w:rFonts w:eastAsiaTheme="majorEastAsia"/>
+          <w:b w:val="0"/>
+          <w:bCs w:val="0"/>
+          <w:color w:val="000000" w:themeColor="text1"/>
+          <w:sz w:val="26"/>
+          <w:szCs w:val="26"/>
+        </w:rPr>
+        <w:t>Scale</w:t>
+      </w:r>
+      <w:proofErr w:type="spellEnd"/>
+      <w:r>
+        <w:rPr>
+          <w:rStyle w:val="af6"/>
+          <w:rFonts w:eastAsiaTheme="majorEastAsia"/>
+          <w:b w:val="0"/>
+          <w:bCs w:val="0"/>
+          <w:color w:val="000000" w:themeColor="text1"/>
+          <w:sz w:val="26"/>
+          <w:szCs w:val="26"/>
+        </w:rPr>
+        <w:t xml:space="preserve"> Visual </w:t>
+      </w:r>
+      <w:proofErr w:type="spellStart"/>
+      <w:r>
+        <w:rPr>
+          <w:rStyle w:val="af6"/>
+          <w:rFonts w:eastAsiaTheme="majorEastAsia"/>
+          <w:b w:val="0"/>
+          <w:bCs w:val="0"/>
+          <w:color w:val="000000" w:themeColor="text1"/>
+          <w:sz w:val="26"/>
+          <w:szCs w:val="26"/>
+        </w:rPr>
+        <w:t>Recognition</w:t>
+      </w:r>
+      <w:proofErr w:type="spellEnd"/>
+      <w:r>
+        <w:rPr>
+          <w:rStyle w:val="af6"/>
+          <w:rFonts w:eastAsiaTheme="majorEastAsia"/>
+          <w:b w:val="0"/>
+          <w:bCs w:val="0"/>
+          <w:color w:val="000000" w:themeColor="text1"/>
+          <w:sz w:val="26"/>
+          <w:szCs w:val="26"/>
+        </w:rPr>
+        <w:t xml:space="preserve"> Challenge (ILSVRC) на протяжении многих лет определяло прогресс в области компьютерного зрения [2]. Однако </w:t>
+      </w:r>
+      <w:proofErr w:type="spellStart"/>
+      <w:r>
+        <w:rPr>
+          <w:rStyle w:val="af6"/>
+          <w:rFonts w:eastAsiaTheme="majorEastAsia"/>
+          <w:b w:val="0"/>
+          <w:bCs w:val="0"/>
+          <w:color w:val="000000" w:themeColor="text1"/>
+          <w:sz w:val="26"/>
+          <w:szCs w:val="26"/>
+        </w:rPr>
+        <w:t>ImageNet</w:t>
+      </w:r>
+      <w:proofErr w:type="spellEnd"/>
+      <w:r>
+        <w:rPr>
+          <w:rStyle w:val="af6"/>
+          <w:rFonts w:eastAsiaTheme="majorEastAsia"/>
+          <w:b w:val="0"/>
+          <w:bCs w:val="0"/>
+          <w:color w:val="000000" w:themeColor="text1"/>
+          <w:sz w:val="26"/>
+          <w:szCs w:val="26"/>
+        </w:rPr>
+        <w:t xml:space="preserve"> ориентирован на общие объекты и сцены и не содержит специализированных категорий, таких как культурные орнаменты.</w:t>
       </w:r>
     </w:p>
     <w:p>
@@ -3637,34 +3954,126 @@
           <w:sz w:val="26"/>
           <w:szCs w:val="26"/>
         </w:rPr>
-        <w:t xml:space="preserve">Для обучения </w:t>
-      </w:r>
-      <w:proofErr w:type="spellStart"/>
-      <w:r>
-        <w:rPr>
-          <w:rStyle w:val="af6"/>
-          <w:rFonts w:eastAsiaTheme="majorEastAsia"/>
-          <w:b w:val="0"/>
-          <w:bCs w:val="0"/>
-          <w:color w:val="000000" w:themeColor="text1"/>
-          <w:sz w:val="26"/>
-          <w:szCs w:val="26"/>
-        </w:rPr>
-        <w:t>нейросетевых</w:t>
-      </w:r>
-      <w:proofErr w:type="spellEnd"/>
-      <w:r>
-        <w:rPr>
-          <w:rStyle w:val="af6"/>
-          <w:rFonts w:eastAsiaTheme="majorEastAsia"/>
-          <w:b w:val="0"/>
-          <w:bCs w:val="0"/>
-          <w:color w:val="000000" w:themeColor="text1"/>
-          <w:sz w:val="26"/>
-          <w:szCs w:val="26"/>
-        </w:rPr>
-        <w:t xml:space="preserve"> моделей классификации необходимы размеченные</w:t>
-      </w:r>
+        <w:t xml:space="preserve">Среди </w:t>
+      </w:r>
+      <w:proofErr w:type="spellStart"/>
+      <w:r>
+        <w:rPr>
+          <w:rStyle w:val="af6"/>
+          <w:rFonts w:eastAsiaTheme="majorEastAsia"/>
+          <w:b w:val="0"/>
+          <w:bCs w:val="0"/>
+          <w:color w:val="000000" w:themeColor="text1"/>
+          <w:sz w:val="26"/>
+          <w:szCs w:val="26"/>
+        </w:rPr>
+        <w:t>датасетов</w:t>
+      </w:r>
+      <w:proofErr w:type="spellEnd"/>
+      <w:r>
+        <w:rPr>
+          <w:rStyle w:val="af6"/>
+          <w:rFonts w:eastAsiaTheme="majorEastAsia"/>
+          <w:b w:val="0"/>
+          <w:bCs w:val="0"/>
+          <w:color w:val="000000" w:themeColor="text1"/>
+          <w:sz w:val="26"/>
+          <w:szCs w:val="26"/>
+        </w:rPr>
+        <w:t xml:space="preserve">, ориентированных на искусство и дизайн, можно выделить </w:t>
+      </w:r>
+      <w:proofErr w:type="spellStart"/>
+      <w:r>
+        <w:rPr>
+          <w:rStyle w:val="af6"/>
+          <w:rFonts w:eastAsiaTheme="majorEastAsia"/>
+          <w:b w:val="0"/>
+          <w:bCs w:val="0"/>
+          <w:color w:val="000000" w:themeColor="text1"/>
+          <w:sz w:val="26"/>
+          <w:szCs w:val="26"/>
+        </w:rPr>
+        <w:t>ArtBench</w:t>
+      </w:r>
+      <w:proofErr w:type="spellEnd"/>
+      <w:r>
+        <w:rPr>
+          <w:rStyle w:val="af6"/>
+          <w:rFonts w:eastAsiaTheme="majorEastAsia"/>
+          <w:b w:val="0"/>
+          <w:bCs w:val="0"/>
+          <w:color w:val="000000" w:themeColor="text1"/>
+          <w:sz w:val="26"/>
+          <w:szCs w:val="26"/>
+        </w:rPr>
+        <w:t xml:space="preserve">, содержащий изображения картин различных стилей и художников, и PHAROS – коллекцию музейных фотографий [11]. Однако эти </w:t>
+      </w:r>
+      <w:proofErr w:type="spellStart"/>
+      <w:r>
+        <w:rPr>
+          <w:rStyle w:val="af6"/>
+          <w:rFonts w:eastAsiaTheme="majorEastAsia"/>
+          <w:b w:val="0"/>
+          <w:bCs w:val="0"/>
+          <w:color w:val="000000" w:themeColor="text1"/>
+          <w:sz w:val="26"/>
+          <w:szCs w:val="26"/>
+        </w:rPr>
+        <w:t>датасеты</w:t>
+      </w:r>
+      <w:proofErr w:type="spellEnd"/>
+      <w:r>
+        <w:rPr>
+          <w:rStyle w:val="af6"/>
+          <w:rFonts w:eastAsiaTheme="majorEastAsia"/>
+          <w:b w:val="0"/>
+          <w:bCs w:val="0"/>
+          <w:color w:val="000000" w:themeColor="text1"/>
+          <w:sz w:val="26"/>
+          <w:szCs w:val="26"/>
+        </w:rPr>
+        <w:t xml:space="preserve"> не имеют детальной разметки по культурным стилям орнаментов. Специализированные </w:t>
+      </w:r>
+      <w:proofErr w:type="spellStart"/>
+      <w:r>
+        <w:rPr>
+          <w:rStyle w:val="af6"/>
+          <w:rFonts w:eastAsiaTheme="majorEastAsia"/>
+          <w:b w:val="0"/>
+          <w:bCs w:val="0"/>
+          <w:color w:val="000000" w:themeColor="text1"/>
+          <w:sz w:val="26"/>
+          <w:szCs w:val="26"/>
+        </w:rPr>
+        <w:t>датасеты</w:t>
+      </w:r>
+      <w:proofErr w:type="spellEnd"/>
+      <w:r>
+        <w:rPr>
+          <w:rStyle w:val="af6"/>
+          <w:rFonts w:eastAsiaTheme="majorEastAsia"/>
+          <w:b w:val="0"/>
+          <w:bCs w:val="0"/>
+          <w:color w:val="000000" w:themeColor="text1"/>
+          <w:sz w:val="26"/>
+          <w:szCs w:val="26"/>
+        </w:rPr>
+        <w:t xml:space="preserve"> печатных орнаментов, такие как </w:t>
+      </w:r>
+      <w:proofErr w:type="spellStart"/>
+      <w:r>
+        <w:rPr>
+          <w:rStyle w:val="af6"/>
+          <w:rFonts w:eastAsiaTheme="majorEastAsia"/>
+          <w:b w:val="0"/>
+          <w:bCs w:val="0"/>
+          <w:color w:val="000000" w:themeColor="text1"/>
+          <w:sz w:val="26"/>
+          <w:szCs w:val="26"/>
+        </w:rPr>
+        <w:t>Rey's</w:t>
+      </w:r>
+      <w:proofErr w:type="spellEnd"/>
       <w:r>
         <w:rPr>
           <w:rStyle w:val="af6"/>
@@ -3688,33 +4097,33 @@
           <w:sz w:val="26"/>
           <w:szCs w:val="26"/>
         </w:rPr>
-        <w:t>датасеты</w:t>
-      </w:r>
-      <w:proofErr w:type="spellEnd"/>
-      <w:r>
-        <w:rPr>
-          <w:rStyle w:val="af6"/>
-          <w:rFonts w:eastAsiaTheme="majorEastAsia"/>
-          <w:b w:val="0"/>
-          <w:bCs w:val="0"/>
-          <w:color w:val="000000" w:themeColor="text1"/>
-          <w:sz w:val="26"/>
-          <w:szCs w:val="26"/>
-        </w:rPr>
-        <w:t xml:space="preserve">. Наиболее известным и широко используемым является </w:t>
-      </w:r>
-      <w:proofErr w:type="spellStart"/>
-      <w:r>
-        <w:rPr>
-          <w:rStyle w:val="af6"/>
-          <w:rFonts w:eastAsiaTheme="majorEastAsia"/>
-          <w:b w:val="0"/>
-          <w:bCs w:val="0"/>
-          <w:color w:val="000000" w:themeColor="text1"/>
-          <w:sz w:val="26"/>
-          <w:szCs w:val="26"/>
-        </w:rPr>
-        <w:t>датасет</w:t>
+        <w:t>Ornaments</w:t>
+      </w:r>
+      <w:proofErr w:type="spellEnd"/>
+      <w:r>
+        <w:rPr>
+          <w:rStyle w:val="af6"/>
+          <w:rFonts w:eastAsiaTheme="majorEastAsia"/>
+          <w:b w:val="0"/>
+          <w:bCs w:val="0"/>
+          <w:color w:val="000000" w:themeColor="text1"/>
+          <w:sz w:val="26"/>
+          <w:szCs w:val="26"/>
+        </w:rPr>
+        <w:t xml:space="preserve"> и </w:t>
+      </w:r>
+      <w:proofErr w:type="spellStart"/>
+      <w:r>
+        <w:rPr>
+          <w:rStyle w:val="af6"/>
+          <w:rFonts w:eastAsiaTheme="majorEastAsia"/>
+          <w:b w:val="0"/>
+          <w:bCs w:val="0"/>
+          <w:color w:val="000000" w:themeColor="text1"/>
+          <w:sz w:val="26"/>
+          <w:szCs w:val="26"/>
+        </w:rPr>
+        <w:t>Compositor</w:t>
       </w:r>
       <w:proofErr w:type="spellEnd"/>
       <w:r>
@@ -3740,189 +4149,20 @@
           <w:sz w:val="26"/>
           <w:szCs w:val="26"/>
         </w:rPr>
-        <w:t>ImageNet</w:t>
-      </w:r>
-      <w:proofErr w:type="spellEnd"/>
-      <w:r>
-        <w:rPr>
-          <w:rStyle w:val="af6"/>
-          <w:rFonts w:eastAsiaTheme="majorEastAsia"/>
-          <w:b w:val="0"/>
-          <w:bCs w:val="0"/>
-          <w:color w:val="000000" w:themeColor="text1"/>
-          <w:sz w:val="26"/>
-          <w:szCs w:val="26"/>
-        </w:rPr>
-        <w:t xml:space="preserve">, </w:t>
-      </w:r>
-      <w:r>
-        <w:rPr>
-          <w:rStyle w:val="af6"/>
-          <w:rFonts w:eastAsiaTheme="majorEastAsia"/>
-          <w:b w:val="0"/>
-          <w:bCs w:val="0"/>
-          <w:color w:val="000000" w:themeColor="text1"/>
-          <w:sz w:val="26"/>
-          <w:szCs w:val="26"/>
-        </w:rPr>
-        <w:lastRenderedPageBreak/>
-        <w:t xml:space="preserve">содержащий более 14 миллионов изображений, размеченных по 21 тысяче классов [8]. </w:t>
-      </w:r>
-      <w:proofErr w:type="spellStart"/>
-      <w:r>
-        <w:rPr>
-          <w:rStyle w:val="af6"/>
-          <w:rFonts w:eastAsiaTheme="majorEastAsia"/>
-          <w:b w:val="0"/>
-          <w:bCs w:val="0"/>
-          <w:color w:val="000000" w:themeColor="text1"/>
-          <w:sz w:val="26"/>
-          <w:szCs w:val="26"/>
-        </w:rPr>
-        <w:t>ImageNet</w:t>
-      </w:r>
-      <w:proofErr w:type="spellEnd"/>
-      <w:r>
-        <w:rPr>
-          <w:rStyle w:val="af6"/>
-          <w:rFonts w:eastAsiaTheme="majorEastAsia"/>
-          <w:b w:val="0"/>
-          <w:bCs w:val="0"/>
-          <w:color w:val="000000" w:themeColor="text1"/>
-          <w:sz w:val="26"/>
-          <w:szCs w:val="26"/>
-        </w:rPr>
-        <w:t xml:space="preserve"> стал стандартным бенчмарком для оценки качества алгоритмов классификации, а ежегодное соревнование </w:t>
-      </w:r>
-      <w:proofErr w:type="spellStart"/>
-      <w:r>
-        <w:rPr>
-          <w:rStyle w:val="af6"/>
-          <w:rFonts w:eastAsiaTheme="majorEastAsia"/>
-          <w:b w:val="0"/>
-          <w:bCs w:val="0"/>
-          <w:color w:val="000000" w:themeColor="text1"/>
-          <w:sz w:val="26"/>
-          <w:szCs w:val="26"/>
-        </w:rPr>
-        <w:t>ImageNet</w:t>
-      </w:r>
-      <w:proofErr w:type="spellEnd"/>
-      <w:r>
-        <w:rPr>
-          <w:rStyle w:val="af6"/>
-          <w:rFonts w:eastAsiaTheme="majorEastAsia"/>
-          <w:b w:val="0"/>
-          <w:bCs w:val="0"/>
-          <w:color w:val="000000" w:themeColor="text1"/>
-          <w:sz w:val="26"/>
-          <w:szCs w:val="26"/>
-        </w:rPr>
-        <w:t xml:space="preserve"> </w:t>
-      </w:r>
-      <w:proofErr w:type="spellStart"/>
-      <w:r>
-        <w:rPr>
-          <w:rStyle w:val="af6"/>
-          <w:rFonts w:eastAsiaTheme="majorEastAsia"/>
-          <w:b w:val="0"/>
-          <w:bCs w:val="0"/>
-          <w:color w:val="000000" w:themeColor="text1"/>
-          <w:sz w:val="26"/>
-          <w:szCs w:val="26"/>
-        </w:rPr>
-        <w:t>Large</w:t>
-      </w:r>
-      <w:proofErr w:type="spellEnd"/>
-      <w:r>
-        <w:rPr>
-          <w:rStyle w:val="af6"/>
-          <w:rFonts w:eastAsiaTheme="majorEastAsia"/>
-          <w:b w:val="0"/>
-          <w:bCs w:val="0"/>
-          <w:color w:val="000000" w:themeColor="text1"/>
-          <w:sz w:val="26"/>
-          <w:szCs w:val="26"/>
-        </w:rPr>
-        <w:t xml:space="preserve"> </w:t>
-      </w:r>
-      <w:proofErr w:type="spellStart"/>
-      <w:r>
-        <w:rPr>
-          <w:rStyle w:val="af6"/>
-          <w:rFonts w:eastAsiaTheme="majorEastAsia"/>
-          <w:b w:val="0"/>
-          <w:bCs w:val="0"/>
-          <w:color w:val="000000" w:themeColor="text1"/>
-          <w:sz w:val="26"/>
-          <w:szCs w:val="26"/>
-        </w:rPr>
-        <w:t>Scale</w:t>
-      </w:r>
-      <w:proofErr w:type="spellEnd"/>
-      <w:r>
-        <w:rPr>
-          <w:rStyle w:val="af6"/>
-          <w:rFonts w:eastAsiaTheme="majorEastAsia"/>
-          <w:b w:val="0"/>
-          <w:bCs w:val="0"/>
-          <w:color w:val="000000" w:themeColor="text1"/>
-          <w:sz w:val="26"/>
-          <w:szCs w:val="26"/>
-        </w:rPr>
-        <w:t xml:space="preserve"> Visual </w:t>
-      </w:r>
-      <w:proofErr w:type="spellStart"/>
-      <w:r>
-        <w:rPr>
-          <w:rStyle w:val="af6"/>
-          <w:rFonts w:eastAsiaTheme="majorEastAsia"/>
-          <w:b w:val="0"/>
-          <w:bCs w:val="0"/>
-          <w:color w:val="000000" w:themeColor="text1"/>
-          <w:sz w:val="26"/>
-          <w:szCs w:val="26"/>
-        </w:rPr>
-        <w:t>Recognition</w:t>
-      </w:r>
-      <w:proofErr w:type="spellEnd"/>
-      <w:r>
-        <w:rPr>
-          <w:rStyle w:val="af6"/>
-          <w:rFonts w:eastAsiaTheme="majorEastAsia"/>
-          <w:b w:val="0"/>
-          <w:bCs w:val="0"/>
-          <w:color w:val="000000" w:themeColor="text1"/>
-          <w:sz w:val="26"/>
-          <w:szCs w:val="26"/>
-        </w:rPr>
-        <w:t xml:space="preserve"> Challenge (ILSVRC) на протяжении многих лет определяло прогресс в области компьютерного зрения [2]. Однако </w:t>
-      </w:r>
-      <w:proofErr w:type="spellStart"/>
-      <w:r>
-        <w:rPr>
-          <w:rStyle w:val="af6"/>
-          <w:rFonts w:eastAsiaTheme="majorEastAsia"/>
-          <w:b w:val="0"/>
-          <w:bCs w:val="0"/>
-          <w:color w:val="000000" w:themeColor="text1"/>
-          <w:sz w:val="26"/>
-          <w:szCs w:val="26"/>
-        </w:rPr>
-        <w:t>ImageNet</w:t>
-      </w:r>
-      <w:proofErr w:type="spellEnd"/>
-      <w:r>
-        <w:rPr>
-          <w:rStyle w:val="af6"/>
-          <w:rFonts w:eastAsiaTheme="majorEastAsia"/>
-          <w:b w:val="0"/>
-          <w:bCs w:val="0"/>
-          <w:color w:val="000000" w:themeColor="text1"/>
-          <w:sz w:val="26"/>
-          <w:szCs w:val="26"/>
-        </w:rPr>
-        <w:t xml:space="preserve"> ориентирован на общие объекты и сцены и не содержит специализированных категорий, таких как культурные орнаменты.</w:t>
+        <w:t>database</w:t>
+      </w:r>
+      <w:proofErr w:type="spellEnd"/>
+      <w:r>
+        <w:rPr>
+          <w:rStyle w:val="af6"/>
+          <w:rFonts w:eastAsiaTheme="majorEastAsia"/>
+          <w:b w:val="0"/>
+          <w:bCs w:val="0"/>
+          <w:color w:val="000000" w:themeColor="text1"/>
+          <w:sz w:val="26"/>
+          <w:szCs w:val="26"/>
+        </w:rPr>
+        <w:t>, содержат в основном чёрно-белые изображения низкого разрешения и не включают информацию о культурной принадлежности узоров [12].</w:t>
       </w:r>
     </w:p>
     <w:p>
@@ -3952,124 +4192,462 @@
           <w:sz w:val="26"/>
           <w:szCs w:val="26"/>
         </w:rPr>
-        <w:t xml:space="preserve">Среди </w:t>
-      </w:r>
-      <w:proofErr w:type="spellStart"/>
-      <w:r>
-        <w:rPr>
-          <w:rStyle w:val="af6"/>
-          <w:rFonts w:eastAsiaTheme="majorEastAsia"/>
-          <w:b w:val="0"/>
-          <w:bCs w:val="0"/>
-          <w:color w:val="000000" w:themeColor="text1"/>
-          <w:sz w:val="26"/>
-          <w:szCs w:val="26"/>
-        </w:rPr>
-        <w:t>датасетов</w:t>
-      </w:r>
-      <w:proofErr w:type="spellEnd"/>
-      <w:r>
-        <w:rPr>
-          <w:rStyle w:val="af6"/>
-          <w:rFonts w:eastAsiaTheme="majorEastAsia"/>
-          <w:b w:val="0"/>
-          <w:bCs w:val="0"/>
-          <w:color w:val="000000" w:themeColor="text1"/>
-          <w:sz w:val="26"/>
-          <w:szCs w:val="26"/>
-        </w:rPr>
-        <w:t xml:space="preserve">, ориентированных на искусство и дизайн, можно выделить </w:t>
-      </w:r>
-      <w:proofErr w:type="spellStart"/>
-      <w:r>
-        <w:rPr>
-          <w:rStyle w:val="af6"/>
-          <w:rFonts w:eastAsiaTheme="majorEastAsia"/>
-          <w:b w:val="0"/>
-          <w:bCs w:val="0"/>
-          <w:color w:val="000000" w:themeColor="text1"/>
-          <w:sz w:val="26"/>
-          <w:szCs w:val="26"/>
-        </w:rPr>
-        <w:t>ArtBench</w:t>
-      </w:r>
-      <w:proofErr w:type="spellEnd"/>
-      <w:r>
-        <w:rPr>
-          <w:rStyle w:val="af6"/>
-          <w:rFonts w:eastAsiaTheme="majorEastAsia"/>
-          <w:b w:val="0"/>
-          <w:bCs w:val="0"/>
-          <w:color w:val="000000" w:themeColor="text1"/>
-          <w:sz w:val="26"/>
-          <w:szCs w:val="26"/>
-        </w:rPr>
-        <w:t xml:space="preserve">, содержащий изображения картин различных стилей и художников, и PHAROS – коллекцию музейных фотографий [11]. Однако эти </w:t>
-      </w:r>
-      <w:proofErr w:type="spellStart"/>
-      <w:r>
-        <w:rPr>
-          <w:rStyle w:val="af6"/>
-          <w:rFonts w:eastAsiaTheme="majorEastAsia"/>
-          <w:b w:val="0"/>
-          <w:bCs w:val="0"/>
-          <w:color w:val="000000" w:themeColor="text1"/>
-          <w:sz w:val="26"/>
-          <w:szCs w:val="26"/>
-        </w:rPr>
-        <w:t>датасеты</w:t>
-      </w:r>
-      <w:proofErr w:type="spellEnd"/>
-      <w:r>
-        <w:rPr>
-          <w:rStyle w:val="af6"/>
-          <w:rFonts w:eastAsiaTheme="majorEastAsia"/>
-          <w:b w:val="0"/>
-          <w:bCs w:val="0"/>
-          <w:color w:val="000000" w:themeColor="text1"/>
-          <w:sz w:val="26"/>
-          <w:szCs w:val="26"/>
-        </w:rPr>
-        <w:t xml:space="preserve"> не имеют детальной разметки по культурным стилям орнаментов. Специализированные </w:t>
-      </w:r>
-      <w:proofErr w:type="spellStart"/>
-      <w:r>
-        <w:rPr>
-          <w:rStyle w:val="af6"/>
-          <w:rFonts w:eastAsiaTheme="majorEastAsia"/>
-          <w:b w:val="0"/>
-          <w:bCs w:val="0"/>
-          <w:color w:val="000000" w:themeColor="text1"/>
-          <w:sz w:val="26"/>
-          <w:szCs w:val="26"/>
-        </w:rPr>
-        <w:t>датасеты</w:t>
-      </w:r>
-      <w:proofErr w:type="spellEnd"/>
-      <w:r>
-        <w:rPr>
-          <w:rStyle w:val="af6"/>
-          <w:rFonts w:eastAsiaTheme="majorEastAsia"/>
-          <w:b w:val="0"/>
-          <w:bCs w:val="0"/>
-          <w:color w:val="000000" w:themeColor="text1"/>
-          <w:sz w:val="26"/>
-          <w:szCs w:val="26"/>
-        </w:rPr>
-        <w:t xml:space="preserve"> печатных орнаментов, такие как </w:t>
-      </w:r>
-      <w:proofErr w:type="spellStart"/>
-      <w:r>
-        <w:rPr>
-          <w:rStyle w:val="af6"/>
-          <w:rFonts w:eastAsiaTheme="majorEastAsia"/>
-          <w:b w:val="0"/>
-          <w:bCs w:val="0"/>
-          <w:color w:val="000000" w:themeColor="text1"/>
-          <w:sz w:val="26"/>
-          <w:szCs w:val="26"/>
-        </w:rPr>
-        <w:t>Rey's</w:t>
+        <w:t xml:space="preserve">Наиболее подходящим для данной работы является </w:t>
+      </w:r>
+      <w:proofErr w:type="spellStart"/>
+      <w:r>
+        <w:rPr>
+          <w:rStyle w:val="af6"/>
+          <w:rFonts w:eastAsiaTheme="majorEastAsia"/>
+          <w:b w:val="0"/>
+          <w:bCs w:val="0"/>
+          <w:color w:val="000000" w:themeColor="text1"/>
+          <w:sz w:val="26"/>
+          <w:szCs w:val="26"/>
+        </w:rPr>
+        <w:t>датасет</w:t>
+      </w:r>
+      <w:proofErr w:type="spellEnd"/>
+      <w:r>
+        <w:rPr>
+          <w:rStyle w:val="af6"/>
+          <w:rFonts w:eastAsiaTheme="majorEastAsia"/>
+          <w:b w:val="0"/>
+          <w:bCs w:val="0"/>
+          <w:color w:val="000000" w:themeColor="text1"/>
+          <w:sz w:val="26"/>
+          <w:szCs w:val="26"/>
+        </w:rPr>
+        <w:t xml:space="preserve"> JONES-19, созданный исследователями Гарвардского университета на основе книги Оуэна Джонса «Грамматика орнамента» (1856 год) [7]. Он включает 1901 цветное изображение, размеченное по 19 культурным классам: </w:t>
+      </w:r>
+      <w:proofErr w:type="spellStart"/>
+      <w:r>
+        <w:rPr>
+          <w:rStyle w:val="af6"/>
+          <w:rFonts w:eastAsiaTheme="majorEastAsia"/>
+          <w:b w:val="0"/>
+          <w:bCs w:val="0"/>
+          <w:color w:val="000000" w:themeColor="text1"/>
+          <w:sz w:val="26"/>
+          <w:szCs w:val="26"/>
+        </w:rPr>
+        <w:t>Arabian</w:t>
+      </w:r>
+      <w:proofErr w:type="spellEnd"/>
+      <w:r>
+        <w:rPr>
+          <w:rStyle w:val="af6"/>
+          <w:rFonts w:eastAsiaTheme="majorEastAsia"/>
+          <w:b w:val="0"/>
+          <w:bCs w:val="0"/>
+          <w:color w:val="000000" w:themeColor="text1"/>
+          <w:sz w:val="26"/>
+          <w:szCs w:val="26"/>
+        </w:rPr>
+        <w:t xml:space="preserve">, </w:t>
+      </w:r>
+      <w:proofErr w:type="spellStart"/>
+      <w:r>
+        <w:rPr>
+          <w:rStyle w:val="af6"/>
+          <w:rFonts w:eastAsiaTheme="majorEastAsia"/>
+          <w:b w:val="0"/>
+          <w:bCs w:val="0"/>
+          <w:color w:val="000000" w:themeColor="text1"/>
+          <w:sz w:val="26"/>
+          <w:szCs w:val="26"/>
+        </w:rPr>
+        <w:t>Byzantine</w:t>
+      </w:r>
+      <w:proofErr w:type="spellEnd"/>
+      <w:r>
+        <w:rPr>
+          <w:rStyle w:val="af6"/>
+          <w:rFonts w:eastAsiaTheme="majorEastAsia"/>
+          <w:b w:val="0"/>
+          <w:bCs w:val="0"/>
+          <w:color w:val="000000" w:themeColor="text1"/>
+          <w:sz w:val="26"/>
+          <w:szCs w:val="26"/>
+        </w:rPr>
+        <w:t xml:space="preserve">, </w:t>
+      </w:r>
+      <w:proofErr w:type="spellStart"/>
+      <w:r>
+        <w:rPr>
+          <w:rStyle w:val="af6"/>
+          <w:rFonts w:eastAsiaTheme="majorEastAsia"/>
+          <w:b w:val="0"/>
+          <w:bCs w:val="0"/>
+          <w:color w:val="000000" w:themeColor="text1"/>
+          <w:sz w:val="26"/>
+          <w:szCs w:val="26"/>
+        </w:rPr>
+        <w:t>Celtic</w:t>
+      </w:r>
+      <w:proofErr w:type="spellEnd"/>
+      <w:r>
+        <w:rPr>
+          <w:rStyle w:val="af6"/>
+          <w:rFonts w:eastAsiaTheme="majorEastAsia"/>
+          <w:b w:val="0"/>
+          <w:bCs w:val="0"/>
+          <w:color w:val="000000" w:themeColor="text1"/>
+          <w:sz w:val="26"/>
+          <w:szCs w:val="26"/>
+        </w:rPr>
+        <w:t xml:space="preserve">, </w:t>
+      </w:r>
+      <w:proofErr w:type="spellStart"/>
+      <w:r>
+        <w:rPr>
+          <w:rStyle w:val="af6"/>
+          <w:rFonts w:eastAsiaTheme="majorEastAsia"/>
+          <w:b w:val="0"/>
+          <w:bCs w:val="0"/>
+          <w:color w:val="000000" w:themeColor="text1"/>
+          <w:sz w:val="26"/>
+          <w:szCs w:val="26"/>
+        </w:rPr>
+        <w:t>Chinese</w:t>
+      </w:r>
+      <w:proofErr w:type="spellEnd"/>
+      <w:r>
+        <w:rPr>
+          <w:rStyle w:val="af6"/>
+          <w:rFonts w:eastAsiaTheme="majorEastAsia"/>
+          <w:b w:val="0"/>
+          <w:bCs w:val="0"/>
+          <w:color w:val="000000" w:themeColor="text1"/>
+          <w:sz w:val="26"/>
+          <w:szCs w:val="26"/>
+        </w:rPr>
+        <w:t xml:space="preserve">, </w:t>
+      </w:r>
+      <w:proofErr w:type="spellStart"/>
+      <w:r>
+        <w:rPr>
+          <w:rStyle w:val="af6"/>
+          <w:rFonts w:eastAsiaTheme="majorEastAsia"/>
+          <w:b w:val="0"/>
+          <w:bCs w:val="0"/>
+          <w:color w:val="000000" w:themeColor="text1"/>
+          <w:sz w:val="26"/>
+          <w:szCs w:val="26"/>
+        </w:rPr>
+        <w:t>Egyptian</w:t>
+      </w:r>
+      <w:proofErr w:type="spellEnd"/>
+      <w:r>
+        <w:rPr>
+          <w:rStyle w:val="af6"/>
+          <w:rFonts w:eastAsiaTheme="majorEastAsia"/>
+          <w:b w:val="0"/>
+          <w:bCs w:val="0"/>
+          <w:color w:val="000000" w:themeColor="text1"/>
+          <w:sz w:val="26"/>
+          <w:szCs w:val="26"/>
+        </w:rPr>
+        <w:t xml:space="preserve">, </w:t>
+      </w:r>
+      <w:proofErr w:type="spellStart"/>
+      <w:r>
+        <w:rPr>
+          <w:rStyle w:val="af6"/>
+          <w:rFonts w:eastAsiaTheme="majorEastAsia"/>
+          <w:b w:val="0"/>
+          <w:bCs w:val="0"/>
+          <w:color w:val="000000" w:themeColor="text1"/>
+          <w:sz w:val="26"/>
+          <w:szCs w:val="26"/>
+        </w:rPr>
+        <w:t>Elizabethan</w:t>
+      </w:r>
+      <w:proofErr w:type="spellEnd"/>
+      <w:r>
+        <w:rPr>
+          <w:rStyle w:val="af6"/>
+          <w:rFonts w:eastAsiaTheme="majorEastAsia"/>
+          <w:b w:val="0"/>
+          <w:bCs w:val="0"/>
+          <w:color w:val="000000" w:themeColor="text1"/>
+          <w:sz w:val="26"/>
+          <w:szCs w:val="26"/>
+        </w:rPr>
+        <w:t xml:space="preserve">, </w:t>
+      </w:r>
+      <w:proofErr w:type="spellStart"/>
+      <w:r>
+        <w:rPr>
+          <w:rStyle w:val="af6"/>
+          <w:rFonts w:eastAsiaTheme="majorEastAsia"/>
+          <w:b w:val="0"/>
+          <w:bCs w:val="0"/>
+          <w:color w:val="000000" w:themeColor="text1"/>
+          <w:sz w:val="26"/>
+          <w:szCs w:val="26"/>
+        </w:rPr>
+        <w:t>Greek</w:t>
+      </w:r>
+      <w:proofErr w:type="spellEnd"/>
+      <w:r>
+        <w:rPr>
+          <w:rStyle w:val="af6"/>
+          <w:rFonts w:eastAsiaTheme="majorEastAsia"/>
+          <w:b w:val="0"/>
+          <w:bCs w:val="0"/>
+          <w:color w:val="000000" w:themeColor="text1"/>
+          <w:sz w:val="26"/>
+          <w:szCs w:val="26"/>
+        </w:rPr>
+        <w:t xml:space="preserve">, </w:t>
+      </w:r>
+      <w:proofErr w:type="spellStart"/>
+      <w:r>
+        <w:rPr>
+          <w:rStyle w:val="af6"/>
+          <w:rFonts w:eastAsiaTheme="majorEastAsia"/>
+          <w:b w:val="0"/>
+          <w:bCs w:val="0"/>
+          <w:color w:val="000000" w:themeColor="text1"/>
+          <w:sz w:val="26"/>
+          <w:szCs w:val="26"/>
+        </w:rPr>
+        <w:t>Hindoo</w:t>
+      </w:r>
+      <w:proofErr w:type="spellEnd"/>
+      <w:r>
+        <w:rPr>
+          <w:rStyle w:val="af6"/>
+          <w:rFonts w:eastAsiaTheme="majorEastAsia"/>
+          <w:b w:val="0"/>
+          <w:bCs w:val="0"/>
+          <w:color w:val="000000" w:themeColor="text1"/>
+          <w:sz w:val="26"/>
+          <w:szCs w:val="26"/>
+        </w:rPr>
+        <w:t xml:space="preserve">, Indian, </w:t>
+      </w:r>
+      <w:proofErr w:type="spellStart"/>
+      <w:r>
+        <w:rPr>
+          <w:rStyle w:val="af6"/>
+          <w:rFonts w:eastAsiaTheme="majorEastAsia"/>
+          <w:b w:val="0"/>
+          <w:bCs w:val="0"/>
+          <w:color w:val="000000" w:themeColor="text1"/>
+          <w:sz w:val="26"/>
+          <w:szCs w:val="26"/>
+        </w:rPr>
+        <w:t>Italian</w:t>
+      </w:r>
+      <w:proofErr w:type="spellEnd"/>
+      <w:r>
+        <w:rPr>
+          <w:rStyle w:val="af6"/>
+          <w:rFonts w:eastAsiaTheme="majorEastAsia"/>
+          <w:b w:val="0"/>
+          <w:bCs w:val="0"/>
+          <w:color w:val="000000" w:themeColor="text1"/>
+          <w:sz w:val="26"/>
+          <w:szCs w:val="26"/>
+        </w:rPr>
+        <w:t xml:space="preserve">, </w:t>
+      </w:r>
+      <w:proofErr w:type="spellStart"/>
+      <w:r>
+        <w:rPr>
+          <w:rStyle w:val="af6"/>
+          <w:rFonts w:eastAsiaTheme="majorEastAsia"/>
+          <w:b w:val="0"/>
+          <w:bCs w:val="0"/>
+          <w:color w:val="000000" w:themeColor="text1"/>
+          <w:sz w:val="26"/>
+          <w:szCs w:val="26"/>
+        </w:rPr>
+        <w:t>Medieval</w:t>
+      </w:r>
+      <w:proofErr w:type="spellEnd"/>
+      <w:r>
+        <w:rPr>
+          <w:rStyle w:val="af6"/>
+          <w:rFonts w:eastAsiaTheme="majorEastAsia"/>
+          <w:b w:val="0"/>
+          <w:bCs w:val="0"/>
+          <w:color w:val="000000" w:themeColor="text1"/>
+          <w:sz w:val="26"/>
+          <w:szCs w:val="26"/>
+        </w:rPr>
+        <w:t xml:space="preserve">, </w:t>
+      </w:r>
+      <w:proofErr w:type="spellStart"/>
+      <w:r>
+        <w:rPr>
+          <w:rStyle w:val="af6"/>
+          <w:rFonts w:eastAsiaTheme="majorEastAsia"/>
+          <w:b w:val="0"/>
+          <w:bCs w:val="0"/>
+          <w:color w:val="000000" w:themeColor="text1"/>
+          <w:sz w:val="26"/>
+          <w:szCs w:val="26"/>
+        </w:rPr>
+        <w:t>Moresque</w:t>
+      </w:r>
+      <w:proofErr w:type="spellEnd"/>
+      <w:r>
+        <w:rPr>
+          <w:rStyle w:val="af6"/>
+          <w:rFonts w:eastAsiaTheme="majorEastAsia"/>
+          <w:b w:val="0"/>
+          <w:bCs w:val="0"/>
+          <w:color w:val="000000" w:themeColor="text1"/>
+          <w:sz w:val="26"/>
+          <w:szCs w:val="26"/>
+        </w:rPr>
+        <w:t xml:space="preserve">, </w:t>
+      </w:r>
+      <w:proofErr w:type="spellStart"/>
+      <w:r>
+        <w:rPr>
+          <w:rStyle w:val="af6"/>
+          <w:rFonts w:eastAsiaTheme="majorEastAsia"/>
+          <w:b w:val="0"/>
+          <w:bCs w:val="0"/>
+          <w:color w:val="000000" w:themeColor="text1"/>
+          <w:sz w:val="26"/>
+          <w:szCs w:val="26"/>
+        </w:rPr>
+        <w:t>Nineveh</w:t>
+      </w:r>
+      <w:proofErr w:type="spellEnd"/>
+      <w:r>
+        <w:rPr>
+          <w:rStyle w:val="af6"/>
+          <w:rFonts w:eastAsiaTheme="majorEastAsia"/>
+          <w:b w:val="0"/>
+          <w:bCs w:val="0"/>
+          <w:color w:val="000000" w:themeColor="text1"/>
+          <w:sz w:val="26"/>
+          <w:szCs w:val="26"/>
+        </w:rPr>
+        <w:t xml:space="preserve"> &amp; </w:t>
+      </w:r>
+      <w:proofErr w:type="spellStart"/>
+      <w:r>
+        <w:rPr>
+          <w:rStyle w:val="af6"/>
+          <w:rFonts w:eastAsiaTheme="majorEastAsia"/>
+          <w:b w:val="0"/>
+          <w:bCs w:val="0"/>
+          <w:color w:val="000000" w:themeColor="text1"/>
+          <w:sz w:val="26"/>
+          <w:szCs w:val="26"/>
+        </w:rPr>
+        <w:t>Persia</w:t>
+      </w:r>
+      <w:proofErr w:type="spellEnd"/>
+      <w:r>
+        <w:rPr>
+          <w:rStyle w:val="af6"/>
+          <w:rFonts w:eastAsiaTheme="majorEastAsia"/>
+          <w:b w:val="0"/>
+          <w:bCs w:val="0"/>
+          <w:color w:val="000000" w:themeColor="text1"/>
+          <w:sz w:val="26"/>
+          <w:szCs w:val="26"/>
+        </w:rPr>
+        <w:t xml:space="preserve">, </w:t>
+      </w:r>
+      <w:proofErr w:type="spellStart"/>
+      <w:r>
+        <w:rPr>
+          <w:rStyle w:val="af6"/>
+          <w:rFonts w:eastAsiaTheme="majorEastAsia"/>
+          <w:b w:val="0"/>
+          <w:bCs w:val="0"/>
+          <w:color w:val="000000" w:themeColor="text1"/>
+          <w:sz w:val="26"/>
+          <w:szCs w:val="26"/>
+        </w:rPr>
+        <w:t>Persian</w:t>
+      </w:r>
+      <w:proofErr w:type="spellEnd"/>
+      <w:r>
+        <w:rPr>
+          <w:rStyle w:val="af6"/>
+          <w:rFonts w:eastAsiaTheme="majorEastAsia"/>
+          <w:b w:val="0"/>
+          <w:bCs w:val="0"/>
+          <w:color w:val="000000" w:themeColor="text1"/>
+          <w:sz w:val="26"/>
+          <w:szCs w:val="26"/>
+        </w:rPr>
+        <w:t xml:space="preserve">, </w:t>
+      </w:r>
+      <w:proofErr w:type="spellStart"/>
+      <w:r>
+        <w:rPr>
+          <w:rStyle w:val="af6"/>
+          <w:rFonts w:eastAsiaTheme="majorEastAsia"/>
+          <w:b w:val="0"/>
+          <w:bCs w:val="0"/>
+          <w:color w:val="000000" w:themeColor="text1"/>
+          <w:sz w:val="26"/>
+          <w:szCs w:val="26"/>
+        </w:rPr>
+        <w:t>Pompeian</w:t>
+      </w:r>
+      <w:proofErr w:type="spellEnd"/>
+      <w:r>
+        <w:rPr>
+          <w:rStyle w:val="af6"/>
+          <w:rFonts w:eastAsiaTheme="majorEastAsia"/>
+          <w:b w:val="0"/>
+          <w:bCs w:val="0"/>
+          <w:color w:val="000000" w:themeColor="text1"/>
+          <w:sz w:val="26"/>
+          <w:szCs w:val="26"/>
+        </w:rPr>
+        <w:t xml:space="preserve">, Renaissance, </w:t>
+      </w:r>
+      <w:proofErr w:type="spellStart"/>
+      <w:r>
+        <w:rPr>
+          <w:rStyle w:val="af6"/>
+          <w:rFonts w:eastAsiaTheme="majorEastAsia"/>
+          <w:b w:val="0"/>
+          <w:bCs w:val="0"/>
+          <w:color w:val="000000" w:themeColor="text1"/>
+          <w:sz w:val="26"/>
+          <w:szCs w:val="26"/>
+        </w:rPr>
+        <w:t>Roman</w:t>
+      </w:r>
+      <w:proofErr w:type="spellEnd"/>
+      <w:r>
+        <w:rPr>
+          <w:rStyle w:val="af6"/>
+          <w:rFonts w:eastAsiaTheme="majorEastAsia"/>
+          <w:b w:val="0"/>
+          <w:bCs w:val="0"/>
+          <w:color w:val="000000" w:themeColor="text1"/>
+          <w:sz w:val="26"/>
+          <w:szCs w:val="26"/>
+        </w:rPr>
+        <w:t xml:space="preserve">, </w:t>
+      </w:r>
+      <w:proofErr w:type="spellStart"/>
+      <w:r>
+        <w:rPr>
+          <w:rStyle w:val="af6"/>
+          <w:rFonts w:eastAsiaTheme="majorEastAsia"/>
+          <w:b w:val="0"/>
+          <w:bCs w:val="0"/>
+          <w:color w:val="000000" w:themeColor="text1"/>
+          <w:sz w:val="26"/>
+          <w:szCs w:val="26"/>
+        </w:rPr>
+        <w:t>Savage</w:t>
       </w:r>
       <w:proofErr w:type="spellEnd"/>
       <w:r>
@@ -4095,72 +4673,46 @@
           <w:sz w:val="26"/>
           <w:szCs w:val="26"/>
         </w:rPr>
-        <w:t>Ornaments</w:t>
-      </w:r>
-      <w:proofErr w:type="spellEnd"/>
-      <w:r>
-        <w:rPr>
-          <w:rStyle w:val="af6"/>
-          <w:rFonts w:eastAsiaTheme="majorEastAsia"/>
-          <w:b w:val="0"/>
-          <w:bCs w:val="0"/>
-          <w:color w:val="000000" w:themeColor="text1"/>
-          <w:sz w:val="26"/>
-          <w:szCs w:val="26"/>
-        </w:rPr>
-        <w:t xml:space="preserve"> и </w:t>
-      </w:r>
-      <w:proofErr w:type="spellStart"/>
-      <w:r>
-        <w:rPr>
-          <w:rStyle w:val="af6"/>
-          <w:rFonts w:eastAsiaTheme="majorEastAsia"/>
-          <w:b w:val="0"/>
-          <w:bCs w:val="0"/>
-          <w:color w:val="000000" w:themeColor="text1"/>
-          <w:sz w:val="26"/>
-          <w:szCs w:val="26"/>
-        </w:rPr>
-        <w:t>Compositor</w:t>
-      </w:r>
-      <w:proofErr w:type="spellEnd"/>
-      <w:r>
-        <w:rPr>
-          <w:rStyle w:val="af6"/>
-          <w:rFonts w:eastAsiaTheme="majorEastAsia"/>
-          <w:b w:val="0"/>
-          <w:bCs w:val="0"/>
-          <w:color w:val="000000" w:themeColor="text1"/>
-          <w:sz w:val="26"/>
-          <w:szCs w:val="26"/>
-        </w:rPr>
-        <w:t xml:space="preserve"> </w:t>
-      </w:r>
-      <w:proofErr w:type="spellStart"/>
-      <w:r>
-        <w:rPr>
-          <w:rStyle w:val="af6"/>
-          <w:rFonts w:eastAsiaTheme="majorEastAsia"/>
-          <w:b w:val="0"/>
-          <w:bCs w:val="0"/>
-          <w:color w:val="000000" w:themeColor="text1"/>
-          <w:sz w:val="26"/>
-          <w:szCs w:val="26"/>
-        </w:rPr>
-        <w:t>database</w:t>
-      </w:r>
-      <w:proofErr w:type="spellEnd"/>
-      <w:r>
-        <w:rPr>
-          <w:rStyle w:val="af6"/>
-          <w:rFonts w:eastAsiaTheme="majorEastAsia"/>
-          <w:b w:val="0"/>
-          <w:bCs w:val="0"/>
-          <w:color w:val="000000" w:themeColor="text1"/>
-          <w:sz w:val="26"/>
-          <w:szCs w:val="26"/>
-        </w:rPr>
-        <w:t>, содержат в основном чёрно-белые изображения низкого разрешения и не включают информацию о культурной принадлежности узоров [12].</w:t>
+        <w:t>Tribes</w:t>
+      </w:r>
+      <w:proofErr w:type="spellEnd"/>
+      <w:r>
+        <w:rPr>
+          <w:rStyle w:val="af6"/>
+          <w:rFonts w:eastAsiaTheme="majorEastAsia"/>
+          <w:b w:val="0"/>
+          <w:bCs w:val="0"/>
+          <w:color w:val="000000" w:themeColor="text1"/>
+          <w:sz w:val="26"/>
+          <w:szCs w:val="26"/>
+        </w:rPr>
+        <w:t xml:space="preserve">, Turkish. Этот </w:t>
+      </w:r>
+      <w:proofErr w:type="spellStart"/>
+      <w:r>
+        <w:rPr>
+          <w:rStyle w:val="af6"/>
+          <w:rFonts w:eastAsiaTheme="majorEastAsia"/>
+          <w:b w:val="0"/>
+          <w:bCs w:val="0"/>
+          <w:color w:val="000000" w:themeColor="text1"/>
+          <w:sz w:val="26"/>
+          <w:szCs w:val="26"/>
+        </w:rPr>
+        <w:t>датасет</w:t>
+      </w:r>
+      <w:proofErr w:type="spellEnd"/>
+      <w:r>
+        <w:rPr>
+          <w:rStyle w:val="af6"/>
+          <w:rFonts w:eastAsiaTheme="majorEastAsia"/>
+          <w:b w:val="0"/>
+          <w:bCs w:val="0"/>
+          <w:color w:val="000000" w:themeColor="text1"/>
+          <w:sz w:val="26"/>
+          <w:szCs w:val="26"/>
+        </w:rPr>
+        <w:t xml:space="preserve"> является уникальным инструментом для обучения моделей распознаванию культурных стилей орнаментов и будет использован в данной работе.</w:t>
       </w:r>
     </w:p>
     <w:p>
@@ -4190,527 +4742,105 @@
           <w:sz w:val="26"/>
           <w:szCs w:val="26"/>
         </w:rPr>
-        <w:t xml:space="preserve">Наиболее подходящим для данной работы является </w:t>
-      </w:r>
-      <w:proofErr w:type="spellStart"/>
-      <w:r>
-        <w:rPr>
-          <w:rStyle w:val="af6"/>
-          <w:rFonts w:eastAsiaTheme="majorEastAsia"/>
-          <w:b w:val="0"/>
-          <w:bCs w:val="0"/>
-          <w:color w:val="000000" w:themeColor="text1"/>
-          <w:sz w:val="26"/>
-          <w:szCs w:val="26"/>
-        </w:rPr>
-        <w:t>датасет</w:t>
-      </w:r>
-      <w:proofErr w:type="spellEnd"/>
-      <w:r>
-        <w:rPr>
-          <w:rStyle w:val="af6"/>
-          <w:rFonts w:eastAsiaTheme="majorEastAsia"/>
-          <w:b w:val="0"/>
-          <w:bCs w:val="0"/>
-          <w:color w:val="000000" w:themeColor="text1"/>
-          <w:sz w:val="26"/>
-          <w:szCs w:val="26"/>
-        </w:rPr>
-        <w:t xml:space="preserve"> JONES-19, созданный исследователями Гарвардского университета на основе книги Оуэна Джонса «Грамматика орнамента» (1856 год) [7]. Он включает 1901 цветное изображение, размеченное по 19 культурным классам: </w:t>
-      </w:r>
-      <w:proofErr w:type="spellStart"/>
-      <w:r>
-        <w:rPr>
-          <w:rStyle w:val="af6"/>
-          <w:rFonts w:eastAsiaTheme="majorEastAsia"/>
-          <w:b w:val="0"/>
-          <w:bCs w:val="0"/>
-          <w:color w:val="000000" w:themeColor="text1"/>
-          <w:sz w:val="26"/>
-          <w:szCs w:val="26"/>
-        </w:rPr>
-        <w:t>Arabian</w:t>
-      </w:r>
-      <w:proofErr w:type="spellEnd"/>
-      <w:r>
-        <w:rPr>
-          <w:rStyle w:val="af6"/>
-          <w:rFonts w:eastAsiaTheme="majorEastAsia"/>
-          <w:b w:val="0"/>
-          <w:bCs w:val="0"/>
-          <w:color w:val="000000" w:themeColor="text1"/>
-          <w:sz w:val="26"/>
-          <w:szCs w:val="26"/>
-        </w:rPr>
-        <w:t xml:space="preserve">, </w:t>
-      </w:r>
-      <w:proofErr w:type="spellStart"/>
-      <w:r>
-        <w:rPr>
-          <w:rStyle w:val="af6"/>
-          <w:rFonts w:eastAsiaTheme="majorEastAsia"/>
-          <w:b w:val="0"/>
-          <w:bCs w:val="0"/>
-          <w:color w:val="000000" w:themeColor="text1"/>
-          <w:sz w:val="26"/>
-          <w:szCs w:val="26"/>
-        </w:rPr>
-        <w:t>Byzantine</w:t>
-      </w:r>
-      <w:proofErr w:type="spellEnd"/>
-      <w:r>
-        <w:rPr>
-          <w:rStyle w:val="af6"/>
-          <w:rFonts w:eastAsiaTheme="majorEastAsia"/>
-          <w:b w:val="0"/>
-          <w:bCs w:val="0"/>
-          <w:color w:val="000000" w:themeColor="text1"/>
-          <w:sz w:val="26"/>
-          <w:szCs w:val="26"/>
-        </w:rPr>
-        <w:t xml:space="preserve">, </w:t>
-      </w:r>
-      <w:proofErr w:type="spellStart"/>
-      <w:r>
-        <w:rPr>
-          <w:rStyle w:val="af6"/>
-          <w:rFonts w:eastAsiaTheme="majorEastAsia"/>
-          <w:b w:val="0"/>
-          <w:bCs w:val="0"/>
-          <w:color w:val="000000" w:themeColor="text1"/>
-          <w:sz w:val="26"/>
-          <w:szCs w:val="26"/>
-        </w:rPr>
-        <w:t>Celtic</w:t>
-      </w:r>
-      <w:proofErr w:type="spellEnd"/>
-      <w:r>
-        <w:rPr>
-          <w:rStyle w:val="af6"/>
-          <w:rFonts w:eastAsiaTheme="majorEastAsia"/>
-          <w:b w:val="0"/>
-          <w:bCs w:val="0"/>
-          <w:color w:val="000000" w:themeColor="text1"/>
-          <w:sz w:val="26"/>
-          <w:szCs w:val="26"/>
-        </w:rPr>
-        <w:t xml:space="preserve">, </w:t>
-      </w:r>
-      <w:proofErr w:type="spellStart"/>
-      <w:r>
-        <w:rPr>
-          <w:rStyle w:val="af6"/>
-          <w:rFonts w:eastAsiaTheme="majorEastAsia"/>
-          <w:b w:val="0"/>
-          <w:bCs w:val="0"/>
-          <w:color w:val="000000" w:themeColor="text1"/>
-          <w:sz w:val="26"/>
-          <w:szCs w:val="26"/>
-        </w:rPr>
-        <w:t>Chinese</w:t>
-      </w:r>
-      <w:proofErr w:type="spellEnd"/>
-      <w:r>
-        <w:rPr>
-          <w:rStyle w:val="af6"/>
-          <w:rFonts w:eastAsiaTheme="majorEastAsia"/>
-          <w:b w:val="0"/>
-          <w:bCs w:val="0"/>
-          <w:color w:val="000000" w:themeColor="text1"/>
-          <w:sz w:val="26"/>
-          <w:szCs w:val="26"/>
-        </w:rPr>
-        <w:t xml:space="preserve">, </w:t>
-      </w:r>
-      <w:proofErr w:type="spellStart"/>
-      <w:r>
-        <w:rPr>
-          <w:rStyle w:val="af6"/>
-          <w:rFonts w:eastAsiaTheme="majorEastAsia"/>
-          <w:b w:val="0"/>
-          <w:bCs w:val="0"/>
-          <w:color w:val="000000" w:themeColor="text1"/>
-          <w:sz w:val="26"/>
-          <w:szCs w:val="26"/>
-        </w:rPr>
-        <w:t>Egyptian</w:t>
-      </w:r>
-      <w:proofErr w:type="spellEnd"/>
-      <w:r>
-        <w:rPr>
-          <w:rStyle w:val="af6"/>
-          <w:rFonts w:eastAsiaTheme="majorEastAsia"/>
-          <w:b w:val="0"/>
-          <w:bCs w:val="0"/>
-          <w:color w:val="000000" w:themeColor="text1"/>
-          <w:sz w:val="26"/>
-          <w:szCs w:val="26"/>
-        </w:rPr>
-        <w:t xml:space="preserve">, </w:t>
-      </w:r>
-      <w:proofErr w:type="spellStart"/>
-      <w:r>
-        <w:rPr>
-          <w:rStyle w:val="af6"/>
-          <w:rFonts w:eastAsiaTheme="majorEastAsia"/>
-          <w:b w:val="0"/>
-          <w:bCs w:val="0"/>
-          <w:color w:val="000000" w:themeColor="text1"/>
-          <w:sz w:val="26"/>
-          <w:szCs w:val="26"/>
-        </w:rPr>
-        <w:t>Elizabethan</w:t>
-      </w:r>
-      <w:proofErr w:type="spellEnd"/>
-      <w:r>
-        <w:rPr>
-          <w:rStyle w:val="af6"/>
-          <w:rFonts w:eastAsiaTheme="majorEastAsia"/>
-          <w:b w:val="0"/>
-          <w:bCs w:val="0"/>
-          <w:color w:val="000000" w:themeColor="text1"/>
-          <w:sz w:val="26"/>
-          <w:szCs w:val="26"/>
-        </w:rPr>
-        <w:t xml:space="preserve">, </w:t>
-      </w:r>
-      <w:proofErr w:type="spellStart"/>
-      <w:r>
-        <w:rPr>
-          <w:rStyle w:val="af6"/>
-          <w:rFonts w:eastAsiaTheme="majorEastAsia"/>
-          <w:b w:val="0"/>
-          <w:bCs w:val="0"/>
-          <w:color w:val="000000" w:themeColor="text1"/>
-          <w:sz w:val="26"/>
-          <w:szCs w:val="26"/>
-        </w:rPr>
-        <w:t>Greek</w:t>
-      </w:r>
-      <w:proofErr w:type="spellEnd"/>
-      <w:r>
-        <w:rPr>
-          <w:rStyle w:val="af6"/>
-          <w:rFonts w:eastAsiaTheme="majorEastAsia"/>
-          <w:b w:val="0"/>
-          <w:bCs w:val="0"/>
-          <w:color w:val="000000" w:themeColor="text1"/>
-          <w:sz w:val="26"/>
-          <w:szCs w:val="26"/>
-        </w:rPr>
-        <w:t xml:space="preserve">, </w:t>
-      </w:r>
-      <w:proofErr w:type="spellStart"/>
-      <w:r>
-        <w:rPr>
-          <w:rStyle w:val="af6"/>
-          <w:rFonts w:eastAsiaTheme="majorEastAsia"/>
-          <w:b w:val="0"/>
-          <w:bCs w:val="0"/>
-          <w:color w:val="000000" w:themeColor="text1"/>
-          <w:sz w:val="26"/>
-          <w:szCs w:val="26"/>
-        </w:rPr>
-        <w:t>Hindoo</w:t>
-      </w:r>
-      <w:proofErr w:type="spellEnd"/>
-      <w:r>
-        <w:rPr>
-          <w:rStyle w:val="af6"/>
-          <w:rFonts w:eastAsiaTheme="majorEastAsia"/>
-          <w:b w:val="0"/>
-          <w:bCs w:val="0"/>
-          <w:color w:val="000000" w:themeColor="text1"/>
-          <w:sz w:val="26"/>
-          <w:szCs w:val="26"/>
-        </w:rPr>
-        <w:t xml:space="preserve">, Indian, </w:t>
-      </w:r>
-      <w:proofErr w:type="spellStart"/>
-      <w:r>
-        <w:rPr>
-          <w:rStyle w:val="af6"/>
-          <w:rFonts w:eastAsiaTheme="majorEastAsia"/>
-          <w:b w:val="0"/>
-          <w:bCs w:val="0"/>
-          <w:color w:val="000000" w:themeColor="text1"/>
-          <w:sz w:val="26"/>
-          <w:szCs w:val="26"/>
-        </w:rPr>
-        <w:t>Italian</w:t>
-      </w:r>
-      <w:proofErr w:type="spellEnd"/>
-      <w:r>
-        <w:rPr>
-          <w:rStyle w:val="af6"/>
-          <w:rFonts w:eastAsiaTheme="majorEastAsia"/>
-          <w:b w:val="0"/>
-          <w:bCs w:val="0"/>
-          <w:color w:val="000000" w:themeColor="text1"/>
-          <w:sz w:val="26"/>
-          <w:szCs w:val="26"/>
-        </w:rPr>
-        <w:t xml:space="preserve">, </w:t>
-      </w:r>
-      <w:proofErr w:type="spellStart"/>
-      <w:r>
-        <w:rPr>
-          <w:rStyle w:val="af6"/>
-          <w:rFonts w:eastAsiaTheme="majorEastAsia"/>
-          <w:b w:val="0"/>
-          <w:bCs w:val="0"/>
-          <w:color w:val="000000" w:themeColor="text1"/>
-          <w:sz w:val="26"/>
-          <w:szCs w:val="26"/>
-        </w:rPr>
-        <w:t>Medieval</w:t>
-      </w:r>
-      <w:proofErr w:type="spellEnd"/>
-      <w:r>
-        <w:rPr>
-          <w:rStyle w:val="af6"/>
-          <w:rFonts w:eastAsiaTheme="majorEastAsia"/>
-          <w:b w:val="0"/>
-          <w:bCs w:val="0"/>
-          <w:color w:val="000000" w:themeColor="text1"/>
-          <w:sz w:val="26"/>
-          <w:szCs w:val="26"/>
-        </w:rPr>
-        <w:t xml:space="preserve">, </w:t>
-      </w:r>
-      <w:proofErr w:type="spellStart"/>
-      <w:r>
-        <w:rPr>
-          <w:rStyle w:val="af6"/>
-          <w:rFonts w:eastAsiaTheme="majorEastAsia"/>
-          <w:b w:val="0"/>
-          <w:bCs w:val="0"/>
-          <w:color w:val="000000" w:themeColor="text1"/>
-          <w:sz w:val="26"/>
-          <w:szCs w:val="26"/>
-        </w:rPr>
-        <w:t>Moresque</w:t>
-      </w:r>
-      <w:proofErr w:type="spellEnd"/>
-      <w:r>
-        <w:rPr>
-          <w:rStyle w:val="af6"/>
-          <w:rFonts w:eastAsiaTheme="majorEastAsia"/>
-          <w:b w:val="0"/>
-          <w:bCs w:val="0"/>
-          <w:color w:val="000000" w:themeColor="text1"/>
-          <w:sz w:val="26"/>
-          <w:szCs w:val="26"/>
-        </w:rPr>
-        <w:t xml:space="preserve">, </w:t>
-      </w:r>
-      <w:proofErr w:type="spellStart"/>
-      <w:r>
-        <w:rPr>
-          <w:rStyle w:val="af6"/>
-          <w:rFonts w:eastAsiaTheme="majorEastAsia"/>
-          <w:b w:val="0"/>
-          <w:bCs w:val="0"/>
-          <w:color w:val="000000" w:themeColor="text1"/>
-          <w:sz w:val="26"/>
-          <w:szCs w:val="26"/>
-        </w:rPr>
-        <w:t>Nineveh</w:t>
-      </w:r>
-      <w:proofErr w:type="spellEnd"/>
-      <w:r>
-        <w:rPr>
-          <w:rStyle w:val="af6"/>
-          <w:rFonts w:eastAsiaTheme="majorEastAsia"/>
-          <w:b w:val="0"/>
-          <w:bCs w:val="0"/>
-          <w:color w:val="000000" w:themeColor="text1"/>
-          <w:sz w:val="26"/>
-          <w:szCs w:val="26"/>
-        </w:rPr>
-        <w:t xml:space="preserve"> &amp; </w:t>
-      </w:r>
-      <w:proofErr w:type="spellStart"/>
-      <w:r>
-        <w:rPr>
-          <w:rStyle w:val="af6"/>
-          <w:rFonts w:eastAsiaTheme="majorEastAsia"/>
-          <w:b w:val="0"/>
-          <w:bCs w:val="0"/>
-          <w:color w:val="000000" w:themeColor="text1"/>
-          <w:sz w:val="26"/>
-          <w:szCs w:val="26"/>
-        </w:rPr>
-        <w:t>Persia</w:t>
-      </w:r>
-      <w:proofErr w:type="spellEnd"/>
-      <w:r>
-        <w:rPr>
-          <w:rStyle w:val="af6"/>
-          <w:rFonts w:eastAsiaTheme="majorEastAsia"/>
-          <w:b w:val="0"/>
-          <w:bCs w:val="0"/>
-          <w:color w:val="000000" w:themeColor="text1"/>
-          <w:sz w:val="26"/>
-          <w:szCs w:val="26"/>
-        </w:rPr>
-        <w:t xml:space="preserve">, </w:t>
-      </w:r>
-      <w:proofErr w:type="spellStart"/>
-      <w:r>
-        <w:rPr>
-          <w:rStyle w:val="af6"/>
-          <w:rFonts w:eastAsiaTheme="majorEastAsia"/>
-          <w:b w:val="0"/>
-          <w:bCs w:val="0"/>
-          <w:color w:val="000000" w:themeColor="text1"/>
-          <w:sz w:val="26"/>
-          <w:szCs w:val="26"/>
-        </w:rPr>
-        <w:t>Persian</w:t>
-      </w:r>
-      <w:proofErr w:type="spellEnd"/>
-      <w:r>
-        <w:rPr>
-          <w:rStyle w:val="af6"/>
-          <w:rFonts w:eastAsiaTheme="majorEastAsia"/>
-          <w:b w:val="0"/>
-          <w:bCs w:val="0"/>
-          <w:color w:val="000000" w:themeColor="text1"/>
-          <w:sz w:val="26"/>
-          <w:szCs w:val="26"/>
-        </w:rPr>
-        <w:t xml:space="preserve">, </w:t>
-      </w:r>
-      <w:proofErr w:type="spellStart"/>
-      <w:r>
-        <w:rPr>
-          <w:rStyle w:val="af6"/>
-          <w:rFonts w:eastAsiaTheme="majorEastAsia"/>
-          <w:b w:val="0"/>
-          <w:bCs w:val="0"/>
-          <w:color w:val="000000" w:themeColor="text1"/>
-          <w:sz w:val="26"/>
-          <w:szCs w:val="26"/>
-        </w:rPr>
-        <w:t>Pompeian</w:t>
-      </w:r>
-      <w:proofErr w:type="spellEnd"/>
-      <w:r>
-        <w:rPr>
-          <w:rStyle w:val="af6"/>
-          <w:rFonts w:eastAsiaTheme="majorEastAsia"/>
-          <w:b w:val="0"/>
-          <w:bCs w:val="0"/>
-          <w:color w:val="000000" w:themeColor="text1"/>
-          <w:sz w:val="26"/>
-          <w:szCs w:val="26"/>
-        </w:rPr>
-        <w:t xml:space="preserve">, Renaissance, </w:t>
-      </w:r>
-      <w:proofErr w:type="spellStart"/>
-      <w:r>
-        <w:rPr>
-          <w:rStyle w:val="af6"/>
-          <w:rFonts w:eastAsiaTheme="majorEastAsia"/>
-          <w:b w:val="0"/>
-          <w:bCs w:val="0"/>
-          <w:color w:val="000000" w:themeColor="text1"/>
-          <w:sz w:val="26"/>
-          <w:szCs w:val="26"/>
-        </w:rPr>
-        <w:t>Roman</w:t>
-      </w:r>
-      <w:proofErr w:type="spellEnd"/>
-      <w:r>
-        <w:rPr>
-          <w:rStyle w:val="af6"/>
-          <w:rFonts w:eastAsiaTheme="majorEastAsia"/>
-          <w:b w:val="0"/>
-          <w:bCs w:val="0"/>
-          <w:color w:val="000000" w:themeColor="text1"/>
-          <w:sz w:val="26"/>
-          <w:szCs w:val="26"/>
-        </w:rPr>
-        <w:t xml:space="preserve">, </w:t>
-      </w:r>
-      <w:proofErr w:type="spellStart"/>
-      <w:r>
-        <w:rPr>
-          <w:rStyle w:val="af6"/>
-          <w:rFonts w:eastAsiaTheme="majorEastAsia"/>
-          <w:b w:val="0"/>
-          <w:bCs w:val="0"/>
-          <w:color w:val="000000" w:themeColor="text1"/>
-          <w:sz w:val="26"/>
-          <w:szCs w:val="26"/>
-        </w:rPr>
-        <w:t>Savage</w:t>
-      </w:r>
-      <w:proofErr w:type="spellEnd"/>
-      <w:r>
-        <w:rPr>
-          <w:rStyle w:val="af6"/>
-          <w:rFonts w:eastAsiaTheme="majorEastAsia"/>
-          <w:b w:val="0"/>
-          <w:bCs w:val="0"/>
-          <w:color w:val="000000" w:themeColor="text1"/>
-          <w:sz w:val="26"/>
-          <w:szCs w:val="26"/>
-        </w:rPr>
-        <w:t xml:space="preserve"> </w:t>
-      </w:r>
-      <w:proofErr w:type="spellStart"/>
-      <w:r>
-        <w:rPr>
-          <w:rStyle w:val="af6"/>
-          <w:rFonts w:eastAsiaTheme="majorEastAsia"/>
-          <w:b w:val="0"/>
-          <w:bCs w:val="0"/>
-          <w:color w:val="000000" w:themeColor="text1"/>
-          <w:sz w:val="26"/>
-          <w:szCs w:val="26"/>
-        </w:rPr>
-        <w:t>Tribes</w:t>
-      </w:r>
-      <w:proofErr w:type="spellEnd"/>
-      <w:r>
-        <w:rPr>
-          <w:rStyle w:val="af6"/>
-          <w:rFonts w:eastAsiaTheme="majorEastAsia"/>
-          <w:b w:val="0"/>
-          <w:bCs w:val="0"/>
-          <w:color w:val="000000" w:themeColor="text1"/>
-          <w:sz w:val="26"/>
-          <w:szCs w:val="26"/>
-        </w:rPr>
-        <w:t xml:space="preserve">, Turkish. Этот </w:t>
-      </w:r>
-      <w:proofErr w:type="spellStart"/>
-      <w:r>
-        <w:rPr>
-          <w:rStyle w:val="af6"/>
-          <w:rFonts w:eastAsiaTheme="majorEastAsia"/>
-          <w:b w:val="0"/>
-          <w:bCs w:val="0"/>
-          <w:color w:val="000000" w:themeColor="text1"/>
-          <w:sz w:val="26"/>
-          <w:szCs w:val="26"/>
-        </w:rPr>
-        <w:t>датасет</w:t>
-      </w:r>
-      <w:proofErr w:type="spellEnd"/>
-      <w:r>
-        <w:rPr>
-          <w:rStyle w:val="af6"/>
-          <w:rFonts w:eastAsiaTheme="majorEastAsia"/>
-          <w:b w:val="0"/>
-          <w:bCs w:val="0"/>
-          <w:color w:val="000000" w:themeColor="text1"/>
-          <w:sz w:val="26"/>
-          <w:szCs w:val="26"/>
-        </w:rPr>
-        <w:t xml:space="preserve"> является уникальным инструментом для обучения моделей распознаванию культурных стилей орнаментов и будет использован в данной работе.</w:t>
+        <w:t xml:space="preserve">Среди всех рассмотренных </w:t>
+      </w:r>
+      <w:proofErr w:type="spellStart"/>
+      <w:r>
+        <w:rPr>
+          <w:rStyle w:val="af6"/>
+          <w:rFonts w:eastAsiaTheme="majorEastAsia"/>
+          <w:b w:val="0"/>
+          <w:bCs w:val="0"/>
+          <w:color w:val="000000" w:themeColor="text1"/>
+          <w:sz w:val="26"/>
+          <w:szCs w:val="26"/>
+        </w:rPr>
+        <w:t>датасетов</w:t>
+      </w:r>
+      <w:proofErr w:type="spellEnd"/>
+      <w:r>
+        <w:rPr>
+          <w:rStyle w:val="af6"/>
+          <w:rFonts w:eastAsiaTheme="majorEastAsia"/>
+          <w:b w:val="0"/>
+          <w:bCs w:val="0"/>
+          <w:color w:val="000000" w:themeColor="text1"/>
+          <w:sz w:val="26"/>
+          <w:szCs w:val="26"/>
+        </w:rPr>
+        <w:t xml:space="preserve"> наиболее подходящим для данной работы является JONES-19.</w:t>
+      </w:r>
+    </w:p>
+    <w:p>
+      <w:pPr>
+        <w:pStyle w:val="4"/>
+        <w:shd w:val="clear" w:color="auto" w:fill="FFFFFF" w:themeFill="background1"/>
+        <w:spacing w:before="780" w:after="780" w:line="429" w:lineRule="atLeast"/>
+        <w:rPr>
+          <w:rFonts w:ascii="Times New Roman" w:hAnsi="Times New Roman" w:cs="Times New Roman"/>
+          <w:i w:val="0"/>
+          <w:iCs w:val="0"/>
+          <w:color w:val="000000" w:themeColor="text1"/>
+          <w:szCs w:val="26"/>
+          <w:lang w:val="ru-BY"/>
+        </w:rPr>
+      </w:pPr>
+      <w:r>
+        <w:rPr>
+          <w:rFonts w:ascii="Times New Roman" w:hAnsi="Times New Roman" w:cs="Times New Roman"/>
+          <w:i w:val="0"/>
+          <w:iCs w:val="0"/>
+          <w:color w:val="000000" w:themeColor="text1"/>
+          <w:szCs w:val="26"/>
+          <w:lang w:val="ru-BY"/>
+        </w:rPr>
+        <w:t>1.3.</w:t>
+      </w:r>
+      <w:r>
+        <w:rPr>
+          <w:rFonts w:ascii="Times New Roman" w:hAnsi="Times New Roman" w:cs="Times New Roman"/>
+          <w:i w:val="0"/>
+          <w:iCs w:val="0"/>
+          <w:color w:val="000000" w:themeColor="text1"/>
+          <w:szCs w:val="26"/>
+          <w:lang w:val="ru-BY"/>
+        </w:rPr>
+        <w:t xml:space="preserve">    </w:t>
+      </w:r>
+      <w:r>
+        <w:rPr>
+          <w:rFonts w:ascii="Times New Roman" w:hAnsi="Times New Roman" w:cs="Times New Roman"/>
+          <w:i w:val="0"/>
+          <w:iCs w:val="0"/>
+          <w:color w:val="000000" w:themeColor="text1"/>
+          <w:szCs w:val="26"/>
+          <w:lang w:val="ru-BY"/>
+        </w:rPr>
+        <w:t xml:space="preserve">Детальный анализ </w:t>
+      </w:r>
+      <w:proofErr w:type="spellStart"/>
+      <w:r>
+        <w:rPr>
+          <w:rFonts w:ascii="Times New Roman" w:hAnsi="Times New Roman" w:cs="Times New Roman"/>
+          <w:i w:val="0"/>
+          <w:iCs w:val="0"/>
+          <w:color w:val="000000" w:themeColor="text1"/>
+          <w:szCs w:val="26"/>
+          <w:lang w:val="ru-BY"/>
+        </w:rPr>
+        <w:t>датасета</w:t>
+      </w:r>
+      <w:proofErr w:type="spellEnd"/>
+      <w:r>
+        <w:rPr>
+          <w:rFonts w:ascii="Times New Roman" w:hAnsi="Times New Roman" w:cs="Times New Roman"/>
+          <w:i w:val="0"/>
+          <w:iCs w:val="0"/>
+          <w:color w:val="000000" w:themeColor="text1"/>
+          <w:szCs w:val="26"/>
+          <w:lang w:val="ru-BY"/>
+        </w:rPr>
+        <w:t xml:space="preserve"> JONES-19</w:t>
       </w:r>
     </w:p>
     <w:p>
@@ -4730,115 +4860,304 @@
           <w:szCs w:val="26"/>
         </w:rPr>
       </w:pPr>
-      <w:r>
-        <w:rPr>
-          <w:rStyle w:val="af6"/>
-          <w:rFonts w:eastAsiaTheme="majorEastAsia"/>
-          <w:b w:val="0"/>
-          <w:bCs w:val="0"/>
-          <w:color w:val="000000" w:themeColor="text1"/>
-          <w:sz w:val="26"/>
-          <w:szCs w:val="26"/>
-        </w:rPr>
-        <w:t xml:space="preserve">Среди всех рассмотренных </w:t>
-      </w:r>
-      <w:proofErr w:type="spellStart"/>
-      <w:r>
-        <w:rPr>
-          <w:rStyle w:val="af6"/>
-          <w:rFonts w:eastAsiaTheme="majorEastAsia"/>
-          <w:b w:val="0"/>
-          <w:bCs w:val="0"/>
-          <w:color w:val="000000" w:themeColor="text1"/>
-          <w:sz w:val="26"/>
-          <w:szCs w:val="26"/>
-        </w:rPr>
-        <w:t>датасетов</w:t>
-      </w:r>
-      <w:proofErr w:type="spellEnd"/>
-      <w:r>
-        <w:rPr>
-          <w:rStyle w:val="af6"/>
-          <w:rFonts w:eastAsiaTheme="majorEastAsia"/>
-          <w:b w:val="0"/>
-          <w:bCs w:val="0"/>
-          <w:color w:val="000000" w:themeColor="text1"/>
-          <w:sz w:val="26"/>
-          <w:szCs w:val="26"/>
-        </w:rPr>
-        <w:t xml:space="preserve"> наиболее подходящим для данной работы является JONES-19.</w:t>
-      </w:r>
-    </w:p>
-    <w:p>
-      <w:pPr>
-        <w:pStyle w:val="4"/>
-        <w:shd w:val="clear" w:color="auto" w:fill="FFFFFF" w:themeFill="background1"/>
-        <w:spacing w:before="780" w:after="780" w:line="429" w:lineRule="atLeast"/>
-        <w:rPr>
-          <w:rFonts w:ascii="Times New Roman" w:hAnsi="Times New Roman" w:cs="Times New Roman"/>
-          <w:i w:val="0"/>
-          <w:iCs w:val="0"/>
-          <w:color w:val="000000" w:themeColor="text1"/>
-          <w:szCs w:val="26"/>
-          <w:lang w:val="ru-BY"/>
-        </w:rPr>
-      </w:pPr>
-      <w:r>
-        <w:rPr>
-          <w:rFonts w:ascii="Times New Roman" w:hAnsi="Times New Roman" w:cs="Times New Roman"/>
-          <w:i w:val="0"/>
-          <w:iCs w:val="0"/>
-          <w:color w:val="000000" w:themeColor="text1"/>
-          <w:szCs w:val="26"/>
-          <w:lang w:val="ru-BY"/>
-        </w:rPr>
-        <w:t>1.3.</w:t>
-      </w:r>
-      <w:r>
-        <w:rPr>
-          <w:rFonts w:ascii="Times New Roman" w:hAnsi="Times New Roman" w:cs="Times New Roman"/>
-          <w:i w:val="0"/>
-          <w:iCs w:val="0"/>
-          <w:color w:val="000000" w:themeColor="text1"/>
-          <w:szCs w:val="26"/>
-          <w:lang w:val="ru-BY"/>
-        </w:rPr>
-        <w:t xml:space="preserve">    </w:t>
-      </w:r>
-      <w:r>
-        <w:rPr>
-          <w:rFonts w:ascii="Times New Roman" w:hAnsi="Times New Roman" w:cs="Times New Roman"/>
-          <w:i w:val="0"/>
-          <w:iCs w:val="0"/>
-          <w:color w:val="000000" w:themeColor="text1"/>
-          <w:szCs w:val="26"/>
-          <w:lang w:val="ru-BY"/>
-        </w:rPr>
-        <w:t xml:space="preserve">Детальный анализ </w:t>
-      </w:r>
-      <w:proofErr w:type="spellStart"/>
-      <w:r>
-        <w:rPr>
-          <w:rFonts w:ascii="Times New Roman" w:hAnsi="Times New Roman" w:cs="Times New Roman"/>
-          <w:i w:val="0"/>
-          <w:iCs w:val="0"/>
-          <w:color w:val="000000" w:themeColor="text1"/>
-          <w:szCs w:val="26"/>
-          <w:lang w:val="ru-BY"/>
-        </w:rPr>
-        <w:t>датасета</w:t>
-      </w:r>
-      <w:proofErr w:type="spellEnd"/>
-      <w:r>
-        <w:rPr>
-          <w:rFonts w:ascii="Times New Roman" w:hAnsi="Times New Roman" w:cs="Times New Roman"/>
-          <w:i w:val="0"/>
-          <w:iCs w:val="0"/>
-          <w:color w:val="000000" w:themeColor="text1"/>
-          <w:szCs w:val="26"/>
-          <w:lang w:val="ru-BY"/>
-        </w:rPr>
-        <w:t xml:space="preserve"> JONES-19</w:t>
+      <w:proofErr w:type="spellStart"/>
+      <w:r>
+        <w:rPr>
+          <w:rStyle w:val="af6"/>
+          <w:rFonts w:eastAsiaTheme="majorEastAsia"/>
+          <w:b w:val="0"/>
+          <w:bCs w:val="0"/>
+          <w:color w:val="000000" w:themeColor="text1"/>
+          <w:sz w:val="26"/>
+          <w:szCs w:val="26"/>
+        </w:rPr>
+        <w:t>Датасет</w:t>
+      </w:r>
+      <w:proofErr w:type="spellEnd"/>
+      <w:r>
+        <w:rPr>
+          <w:rStyle w:val="af6"/>
+          <w:rFonts w:eastAsiaTheme="majorEastAsia"/>
+          <w:b w:val="0"/>
+          <w:bCs w:val="0"/>
+          <w:color w:val="000000" w:themeColor="text1"/>
+          <w:sz w:val="26"/>
+          <w:szCs w:val="26"/>
+        </w:rPr>
+        <w:t xml:space="preserve"> JONES-19 создан исследователями Гарвардского университета (</w:t>
+      </w:r>
+      <w:proofErr w:type="spellStart"/>
+      <w:r>
+        <w:rPr>
+          <w:rStyle w:val="af6"/>
+          <w:rFonts w:eastAsiaTheme="majorEastAsia"/>
+          <w:b w:val="0"/>
+          <w:bCs w:val="0"/>
+          <w:color w:val="000000" w:themeColor="text1"/>
+          <w:sz w:val="26"/>
+          <w:szCs w:val="26"/>
+        </w:rPr>
+        <w:t>Linh</w:t>
+      </w:r>
+      <w:proofErr w:type="spellEnd"/>
+      <w:r>
+        <w:rPr>
+          <w:rStyle w:val="af6"/>
+          <w:rFonts w:eastAsiaTheme="majorEastAsia"/>
+          <w:b w:val="0"/>
+          <w:bCs w:val="0"/>
+          <w:color w:val="000000" w:themeColor="text1"/>
+          <w:sz w:val="26"/>
+          <w:szCs w:val="26"/>
+        </w:rPr>
+        <w:t xml:space="preserve"> </w:t>
+      </w:r>
+      <w:proofErr w:type="spellStart"/>
+      <w:r>
+        <w:rPr>
+          <w:rStyle w:val="af6"/>
+          <w:rFonts w:eastAsiaTheme="majorEastAsia"/>
+          <w:b w:val="0"/>
+          <w:bCs w:val="0"/>
+          <w:color w:val="000000" w:themeColor="text1"/>
+          <w:sz w:val="26"/>
+          <w:szCs w:val="26"/>
+        </w:rPr>
+        <w:t>Pham</w:t>
+      </w:r>
+      <w:proofErr w:type="spellEnd"/>
+      <w:r>
+        <w:rPr>
+          <w:rStyle w:val="af6"/>
+          <w:rFonts w:eastAsiaTheme="majorEastAsia"/>
+          <w:b w:val="0"/>
+          <w:bCs w:val="0"/>
+          <w:color w:val="000000" w:themeColor="text1"/>
+          <w:sz w:val="26"/>
+          <w:szCs w:val="26"/>
+        </w:rPr>
+        <w:t xml:space="preserve">, </w:t>
+      </w:r>
+      <w:proofErr w:type="spellStart"/>
+      <w:r>
+        <w:rPr>
+          <w:rStyle w:val="af6"/>
+          <w:rFonts w:eastAsiaTheme="majorEastAsia"/>
+          <w:b w:val="0"/>
+          <w:bCs w:val="0"/>
+          <w:color w:val="000000" w:themeColor="text1"/>
+          <w:sz w:val="26"/>
+          <w:szCs w:val="26"/>
+        </w:rPr>
+        <w:t>Stuart</w:t>
+      </w:r>
+      <w:proofErr w:type="spellEnd"/>
+      <w:r>
+        <w:rPr>
+          <w:rStyle w:val="af6"/>
+          <w:rFonts w:eastAsiaTheme="majorEastAsia"/>
+          <w:b w:val="0"/>
+          <w:bCs w:val="0"/>
+          <w:color w:val="000000" w:themeColor="text1"/>
+          <w:sz w:val="26"/>
+          <w:szCs w:val="26"/>
+        </w:rPr>
+        <w:t xml:space="preserve"> </w:t>
+      </w:r>
+      <w:proofErr w:type="spellStart"/>
+      <w:r>
+        <w:rPr>
+          <w:rStyle w:val="af6"/>
+          <w:rFonts w:eastAsiaTheme="majorEastAsia"/>
+          <w:b w:val="0"/>
+          <w:bCs w:val="0"/>
+          <w:color w:val="000000" w:themeColor="text1"/>
+          <w:sz w:val="26"/>
+          <w:szCs w:val="26"/>
+        </w:rPr>
+        <w:t>Shieber</w:t>
+      </w:r>
+      <w:proofErr w:type="spellEnd"/>
+      <w:r>
+        <w:rPr>
+          <w:rStyle w:val="af6"/>
+          <w:rFonts w:eastAsiaTheme="majorEastAsia"/>
+          <w:b w:val="0"/>
+          <w:bCs w:val="0"/>
+          <w:color w:val="000000" w:themeColor="text1"/>
+          <w:sz w:val="26"/>
+          <w:szCs w:val="26"/>
+        </w:rPr>
+        <w:t xml:space="preserve">, David </w:t>
+      </w:r>
+      <w:proofErr w:type="spellStart"/>
+      <w:r>
+        <w:rPr>
+          <w:rStyle w:val="af6"/>
+          <w:rFonts w:eastAsiaTheme="majorEastAsia"/>
+          <w:b w:val="0"/>
+          <w:bCs w:val="0"/>
+          <w:color w:val="000000" w:themeColor="text1"/>
+          <w:sz w:val="26"/>
+          <w:szCs w:val="26"/>
+        </w:rPr>
+        <w:t>Alvarez-Melis</w:t>
+      </w:r>
+      <w:proofErr w:type="spellEnd"/>
+      <w:r>
+        <w:rPr>
+          <w:rStyle w:val="af6"/>
+          <w:rFonts w:eastAsiaTheme="majorEastAsia"/>
+          <w:b w:val="0"/>
+          <w:bCs w:val="0"/>
+          <w:color w:val="000000" w:themeColor="text1"/>
+          <w:sz w:val="26"/>
+          <w:szCs w:val="26"/>
+        </w:rPr>
+        <w:t xml:space="preserve">, </w:t>
+      </w:r>
+      <w:proofErr w:type="spellStart"/>
+      <w:r>
+        <w:rPr>
+          <w:rStyle w:val="af6"/>
+          <w:rFonts w:eastAsiaTheme="majorEastAsia"/>
+          <w:b w:val="0"/>
+          <w:bCs w:val="0"/>
+          <w:color w:val="000000" w:themeColor="text1"/>
+          <w:sz w:val="26"/>
+          <w:szCs w:val="26"/>
+        </w:rPr>
+        <w:t>Alexandros</w:t>
+      </w:r>
+      <w:proofErr w:type="spellEnd"/>
+      <w:r>
+        <w:rPr>
+          <w:rStyle w:val="af6"/>
+          <w:rFonts w:eastAsiaTheme="majorEastAsia"/>
+          <w:b w:val="0"/>
+          <w:bCs w:val="0"/>
+          <w:color w:val="000000" w:themeColor="text1"/>
+          <w:sz w:val="26"/>
+          <w:szCs w:val="26"/>
+        </w:rPr>
+        <w:t xml:space="preserve"> </w:t>
+      </w:r>
+      <w:proofErr w:type="spellStart"/>
+      <w:r>
+        <w:rPr>
+          <w:rStyle w:val="af6"/>
+          <w:rFonts w:eastAsiaTheme="majorEastAsia"/>
+          <w:b w:val="0"/>
+          <w:bCs w:val="0"/>
+          <w:color w:val="000000" w:themeColor="text1"/>
+          <w:sz w:val="26"/>
+          <w:szCs w:val="26"/>
+        </w:rPr>
+        <w:t>Haridis</w:t>
+      </w:r>
+      <w:proofErr w:type="spellEnd"/>
+      <w:r>
+        <w:rPr>
+          <w:rStyle w:val="af6"/>
+          <w:rFonts w:eastAsiaTheme="majorEastAsia"/>
+          <w:b w:val="0"/>
+          <w:bCs w:val="0"/>
+          <w:color w:val="000000" w:themeColor="text1"/>
+          <w:sz w:val="26"/>
+          <w:szCs w:val="26"/>
+        </w:rPr>
+        <w:t xml:space="preserve">) и впервые представлен на конференции ACM KUI 2025 [7]. Он основан на книге Оуэна Джонса «Грамматика орнамента» (Лондон, 1856 год), которая считается одним из наиболее авторитетных </w:t>
+      </w:r>
+      <w:r>
+        <w:rPr>
+          <w:rStyle w:val="af6"/>
+          <w:rFonts w:eastAsiaTheme="majorEastAsia"/>
+          <w:b w:val="0"/>
+          <w:bCs w:val="0"/>
+          <w:color w:val="000000" w:themeColor="text1"/>
+          <w:sz w:val="26"/>
+          <w:szCs w:val="26"/>
+        </w:rPr>
+        <w:lastRenderedPageBreak/>
+        <w:t xml:space="preserve">источников по истории орнаментального искусства. </w:t>
+      </w:r>
+      <w:proofErr w:type="spellStart"/>
+      <w:r>
+        <w:rPr>
+          <w:rStyle w:val="af6"/>
+          <w:rFonts w:eastAsiaTheme="majorEastAsia"/>
+          <w:b w:val="0"/>
+          <w:bCs w:val="0"/>
+          <w:color w:val="000000" w:themeColor="text1"/>
+          <w:sz w:val="26"/>
+          <w:szCs w:val="26"/>
+        </w:rPr>
+        <w:t>Датасет</w:t>
+      </w:r>
+      <w:proofErr w:type="spellEnd"/>
+      <w:r>
+        <w:rPr>
+          <w:rStyle w:val="af6"/>
+          <w:rFonts w:eastAsiaTheme="majorEastAsia"/>
+          <w:b w:val="0"/>
+          <w:bCs w:val="0"/>
+          <w:color w:val="000000" w:themeColor="text1"/>
+          <w:sz w:val="26"/>
+          <w:szCs w:val="26"/>
+        </w:rPr>
+        <w:t xml:space="preserve"> доступен для скачивания на платформе </w:t>
+      </w:r>
+      <w:proofErr w:type="spellStart"/>
+      <w:r>
+        <w:rPr>
+          <w:rStyle w:val="af6"/>
+          <w:rFonts w:eastAsiaTheme="majorEastAsia"/>
+          <w:b w:val="0"/>
+          <w:bCs w:val="0"/>
+          <w:color w:val="000000" w:themeColor="text1"/>
+          <w:sz w:val="26"/>
+          <w:szCs w:val="26"/>
+        </w:rPr>
+        <w:t>Hugging</w:t>
+      </w:r>
+      <w:proofErr w:type="spellEnd"/>
+      <w:r>
+        <w:rPr>
+          <w:rStyle w:val="af6"/>
+          <w:rFonts w:eastAsiaTheme="majorEastAsia"/>
+          <w:b w:val="0"/>
+          <w:bCs w:val="0"/>
+          <w:color w:val="000000" w:themeColor="text1"/>
+          <w:sz w:val="26"/>
+          <w:szCs w:val="26"/>
+        </w:rPr>
+        <w:t xml:space="preserve"> Face по адресу </w:t>
+      </w:r>
+      <w:proofErr w:type="spellStart"/>
+      <w:r>
+        <w:rPr>
+          <w:rStyle w:val="af6"/>
+          <w:rFonts w:eastAsiaTheme="majorEastAsia"/>
+          <w:b w:val="0"/>
+          <w:bCs w:val="0"/>
+          <w:color w:val="000000" w:themeColor="text1"/>
+          <w:sz w:val="26"/>
+          <w:szCs w:val="26"/>
+        </w:rPr>
+        <w:t>harvardseas-cultural-ornaments</w:t>
+      </w:r>
+      <w:proofErr w:type="spellEnd"/>
+      <w:r>
+        <w:rPr>
+          <w:rStyle w:val="af6"/>
+          <w:rFonts w:eastAsiaTheme="majorEastAsia"/>
+          <w:b w:val="0"/>
+          <w:bCs w:val="0"/>
+          <w:color w:val="000000" w:themeColor="text1"/>
+          <w:sz w:val="26"/>
+          <w:szCs w:val="26"/>
+        </w:rPr>
+        <w:t>/JONES-19.</w:t>
       </w:r>
     </w:p>
     <w:p>
@@ -4858,44 +5177,56 @@
           <w:szCs w:val="26"/>
         </w:rPr>
       </w:pPr>
-      <w:proofErr w:type="spellStart"/>
-      <w:r>
-        <w:rPr>
-          <w:rStyle w:val="af6"/>
-          <w:rFonts w:eastAsiaTheme="majorEastAsia"/>
-          <w:b w:val="0"/>
-          <w:bCs w:val="0"/>
-          <w:color w:val="000000" w:themeColor="text1"/>
-          <w:sz w:val="26"/>
-          <w:szCs w:val="26"/>
-        </w:rPr>
-        <w:t>Датасет</w:t>
-      </w:r>
-      <w:proofErr w:type="spellEnd"/>
-      <w:r>
-        <w:rPr>
-          <w:rStyle w:val="af6"/>
-          <w:rFonts w:eastAsiaTheme="majorEastAsia"/>
-          <w:b w:val="0"/>
-          <w:bCs w:val="0"/>
-          <w:color w:val="000000" w:themeColor="text1"/>
-          <w:sz w:val="26"/>
-          <w:szCs w:val="26"/>
-        </w:rPr>
-        <w:t xml:space="preserve"> JONES-19 создан исследователями Гарвардского университета (</w:t>
-      </w:r>
-      <w:proofErr w:type="spellStart"/>
-      <w:r>
-        <w:rPr>
-          <w:rStyle w:val="af6"/>
-          <w:rFonts w:eastAsiaTheme="majorEastAsia"/>
-          <w:b w:val="0"/>
-          <w:bCs w:val="0"/>
-          <w:color w:val="000000" w:themeColor="text1"/>
-          <w:sz w:val="26"/>
-          <w:szCs w:val="26"/>
-        </w:rPr>
-        <w:t>Linh</w:t>
+      <w:r>
+        <w:rPr>
+          <w:rStyle w:val="af6"/>
+          <w:rFonts w:eastAsiaTheme="majorEastAsia"/>
+          <w:b w:val="0"/>
+          <w:bCs w:val="0"/>
+          <w:color w:val="000000" w:themeColor="text1"/>
+          <w:sz w:val="26"/>
+          <w:szCs w:val="26"/>
+        </w:rPr>
+        <w:t xml:space="preserve">Общее количество изображений в </w:t>
+      </w:r>
+      <w:proofErr w:type="spellStart"/>
+      <w:r>
+        <w:rPr>
+          <w:rStyle w:val="af6"/>
+          <w:rFonts w:eastAsiaTheme="majorEastAsia"/>
+          <w:b w:val="0"/>
+          <w:bCs w:val="0"/>
+          <w:color w:val="000000" w:themeColor="text1"/>
+          <w:sz w:val="26"/>
+          <w:szCs w:val="26"/>
+        </w:rPr>
+        <w:t>датасете</w:t>
+      </w:r>
+      <w:proofErr w:type="spellEnd"/>
+      <w:r>
+        <w:rPr>
+          <w:rStyle w:val="af6"/>
+          <w:rFonts w:eastAsiaTheme="majorEastAsia"/>
+          <w:b w:val="0"/>
+          <w:bCs w:val="0"/>
+          <w:color w:val="000000" w:themeColor="text1"/>
+          <w:sz w:val="26"/>
+          <w:szCs w:val="26"/>
+        </w:rPr>
+        <w:t xml:space="preserve"> составляет 1901. Они разделены на 19 культурных классов, перечисленных в параграфе 1.2. Извлечение изображений выполнялось комбинированным методом: автоматическая сегментация с помощью систем </w:t>
+      </w:r>
+      <w:proofErr w:type="spellStart"/>
+      <w:r>
+        <w:rPr>
+          <w:rStyle w:val="af6"/>
+          <w:rFonts w:eastAsiaTheme="majorEastAsia"/>
+          <w:b w:val="0"/>
+          <w:bCs w:val="0"/>
+          <w:color w:val="000000" w:themeColor="text1"/>
+          <w:sz w:val="26"/>
+          <w:szCs w:val="26"/>
+        </w:rPr>
+        <w:t>Segment</w:t>
       </w:r>
       <w:proofErr w:type="spellEnd"/>
       <w:r>
@@ -4921,241 +5252,46 @@
           <w:sz w:val="26"/>
           <w:szCs w:val="26"/>
         </w:rPr>
-        <w:t>Pham</w:t>
-      </w:r>
-      <w:proofErr w:type="spellEnd"/>
-      <w:r>
-        <w:rPr>
-          <w:rStyle w:val="af6"/>
-          <w:rFonts w:eastAsiaTheme="majorEastAsia"/>
-          <w:b w:val="0"/>
-          <w:bCs w:val="0"/>
-          <w:color w:val="000000" w:themeColor="text1"/>
-          <w:sz w:val="26"/>
-          <w:szCs w:val="26"/>
-        </w:rPr>
-        <w:t xml:space="preserve">, </w:t>
-      </w:r>
-      <w:proofErr w:type="spellStart"/>
-      <w:r>
-        <w:rPr>
-          <w:rStyle w:val="af6"/>
-          <w:rFonts w:eastAsiaTheme="majorEastAsia"/>
-          <w:b w:val="0"/>
-          <w:bCs w:val="0"/>
-          <w:color w:val="000000" w:themeColor="text1"/>
-          <w:sz w:val="26"/>
-          <w:szCs w:val="26"/>
-        </w:rPr>
-        <w:t>Stuart</w:t>
-      </w:r>
-      <w:proofErr w:type="spellEnd"/>
-      <w:r>
-        <w:rPr>
-          <w:rStyle w:val="af6"/>
-          <w:rFonts w:eastAsiaTheme="majorEastAsia"/>
-          <w:b w:val="0"/>
-          <w:bCs w:val="0"/>
-          <w:color w:val="000000" w:themeColor="text1"/>
-          <w:sz w:val="26"/>
-          <w:szCs w:val="26"/>
-        </w:rPr>
-        <w:t xml:space="preserve"> </w:t>
-      </w:r>
-      <w:proofErr w:type="spellStart"/>
-      <w:r>
-        <w:rPr>
-          <w:rStyle w:val="af6"/>
-          <w:rFonts w:eastAsiaTheme="majorEastAsia"/>
-          <w:b w:val="0"/>
-          <w:bCs w:val="0"/>
-          <w:color w:val="000000" w:themeColor="text1"/>
-          <w:sz w:val="26"/>
-          <w:szCs w:val="26"/>
-        </w:rPr>
-        <w:t>Shieber</w:t>
-      </w:r>
-      <w:proofErr w:type="spellEnd"/>
-      <w:r>
-        <w:rPr>
-          <w:rStyle w:val="af6"/>
-          <w:rFonts w:eastAsiaTheme="majorEastAsia"/>
-          <w:b w:val="0"/>
-          <w:bCs w:val="0"/>
-          <w:color w:val="000000" w:themeColor="text1"/>
-          <w:sz w:val="26"/>
-          <w:szCs w:val="26"/>
-        </w:rPr>
-        <w:t xml:space="preserve">, David </w:t>
-      </w:r>
-      <w:proofErr w:type="spellStart"/>
-      <w:r>
-        <w:rPr>
-          <w:rStyle w:val="af6"/>
-          <w:rFonts w:eastAsiaTheme="majorEastAsia"/>
-          <w:b w:val="0"/>
-          <w:bCs w:val="0"/>
-          <w:color w:val="000000" w:themeColor="text1"/>
-          <w:sz w:val="26"/>
-          <w:szCs w:val="26"/>
-        </w:rPr>
-        <w:t>Alvarez-Melis</w:t>
-      </w:r>
-      <w:proofErr w:type="spellEnd"/>
-      <w:r>
-        <w:rPr>
-          <w:rStyle w:val="af6"/>
-          <w:rFonts w:eastAsiaTheme="majorEastAsia"/>
-          <w:b w:val="0"/>
-          <w:bCs w:val="0"/>
-          <w:color w:val="000000" w:themeColor="text1"/>
-          <w:sz w:val="26"/>
-          <w:szCs w:val="26"/>
-        </w:rPr>
-        <w:t xml:space="preserve">, </w:t>
-      </w:r>
-      <w:proofErr w:type="spellStart"/>
-      <w:r>
-        <w:rPr>
-          <w:rStyle w:val="af6"/>
-          <w:rFonts w:eastAsiaTheme="majorEastAsia"/>
-          <w:b w:val="0"/>
-          <w:bCs w:val="0"/>
-          <w:color w:val="000000" w:themeColor="text1"/>
-          <w:sz w:val="26"/>
-          <w:szCs w:val="26"/>
-        </w:rPr>
-        <w:t>Alexandros</w:t>
-      </w:r>
-      <w:proofErr w:type="spellEnd"/>
-      <w:r>
-        <w:rPr>
-          <w:rStyle w:val="af6"/>
-          <w:rFonts w:eastAsiaTheme="majorEastAsia"/>
-          <w:b w:val="0"/>
-          <w:bCs w:val="0"/>
-          <w:color w:val="000000" w:themeColor="text1"/>
-          <w:sz w:val="26"/>
-          <w:szCs w:val="26"/>
-        </w:rPr>
-        <w:t xml:space="preserve"> </w:t>
-      </w:r>
-      <w:proofErr w:type="spellStart"/>
-      <w:r>
-        <w:rPr>
-          <w:rStyle w:val="af6"/>
-          <w:rFonts w:eastAsiaTheme="majorEastAsia"/>
-          <w:b w:val="0"/>
-          <w:bCs w:val="0"/>
-          <w:color w:val="000000" w:themeColor="text1"/>
-          <w:sz w:val="26"/>
-          <w:szCs w:val="26"/>
-        </w:rPr>
-        <w:t>Haridis</w:t>
-      </w:r>
-      <w:proofErr w:type="spellEnd"/>
-      <w:r>
-        <w:rPr>
-          <w:rStyle w:val="af6"/>
-          <w:rFonts w:eastAsiaTheme="majorEastAsia"/>
-          <w:b w:val="0"/>
-          <w:bCs w:val="0"/>
-          <w:color w:val="000000" w:themeColor="text1"/>
-          <w:sz w:val="26"/>
-          <w:szCs w:val="26"/>
-        </w:rPr>
-        <w:t xml:space="preserve">) и впервые представлен на конференции ACM KUI 2025 [7]. Он основан на книге Оуэна Джонса «Грамматика орнамента» (Лондон, 1856 год), которая считается одним из наиболее авторитетных </w:t>
-      </w:r>
-      <w:r>
-        <w:rPr>
-          <w:rStyle w:val="af6"/>
-          <w:rFonts w:eastAsiaTheme="majorEastAsia"/>
-          <w:b w:val="0"/>
-          <w:bCs w:val="0"/>
-          <w:color w:val="000000" w:themeColor="text1"/>
-          <w:sz w:val="26"/>
-          <w:szCs w:val="26"/>
-        </w:rPr>
-        <w:lastRenderedPageBreak/>
-        <w:t xml:space="preserve">источников по истории орнаментального искусства. </w:t>
-      </w:r>
-      <w:proofErr w:type="spellStart"/>
-      <w:r>
-        <w:rPr>
-          <w:rStyle w:val="af6"/>
-          <w:rFonts w:eastAsiaTheme="majorEastAsia"/>
-          <w:b w:val="0"/>
-          <w:bCs w:val="0"/>
-          <w:color w:val="000000" w:themeColor="text1"/>
-          <w:sz w:val="26"/>
-          <w:szCs w:val="26"/>
-        </w:rPr>
-        <w:t>Датасет</w:t>
-      </w:r>
-      <w:proofErr w:type="spellEnd"/>
-      <w:r>
-        <w:rPr>
-          <w:rStyle w:val="af6"/>
-          <w:rFonts w:eastAsiaTheme="majorEastAsia"/>
-          <w:b w:val="0"/>
-          <w:bCs w:val="0"/>
-          <w:color w:val="000000" w:themeColor="text1"/>
-          <w:sz w:val="26"/>
-          <w:szCs w:val="26"/>
-        </w:rPr>
-        <w:t xml:space="preserve"> доступен для скачивания на платформе </w:t>
-      </w:r>
-      <w:proofErr w:type="spellStart"/>
-      <w:r>
-        <w:rPr>
-          <w:rStyle w:val="af6"/>
-          <w:rFonts w:eastAsiaTheme="majorEastAsia"/>
-          <w:b w:val="0"/>
-          <w:bCs w:val="0"/>
-          <w:color w:val="000000" w:themeColor="text1"/>
-          <w:sz w:val="26"/>
-          <w:szCs w:val="26"/>
-        </w:rPr>
-        <w:t>Hugging</w:t>
-      </w:r>
-      <w:proofErr w:type="spellEnd"/>
-      <w:r>
-        <w:rPr>
-          <w:rStyle w:val="af6"/>
-          <w:rFonts w:eastAsiaTheme="majorEastAsia"/>
-          <w:b w:val="0"/>
-          <w:bCs w:val="0"/>
-          <w:color w:val="000000" w:themeColor="text1"/>
-          <w:sz w:val="26"/>
-          <w:szCs w:val="26"/>
-        </w:rPr>
-        <w:t xml:space="preserve"> Face по адресу </w:t>
-      </w:r>
-      <w:proofErr w:type="spellStart"/>
-      <w:r>
-        <w:rPr>
-          <w:rStyle w:val="af6"/>
-          <w:rFonts w:eastAsiaTheme="majorEastAsia"/>
-          <w:b w:val="0"/>
-          <w:bCs w:val="0"/>
-          <w:color w:val="000000" w:themeColor="text1"/>
-          <w:sz w:val="26"/>
-          <w:szCs w:val="26"/>
-        </w:rPr>
-        <w:t>harvardseas-cultural-ornaments</w:t>
-      </w:r>
-      <w:proofErr w:type="spellEnd"/>
-      <w:r>
-        <w:rPr>
-          <w:rStyle w:val="af6"/>
-          <w:rFonts w:eastAsiaTheme="majorEastAsia"/>
-          <w:b w:val="0"/>
-          <w:bCs w:val="0"/>
-          <w:color w:val="000000" w:themeColor="text1"/>
-          <w:sz w:val="26"/>
-          <w:szCs w:val="26"/>
-        </w:rPr>
-        <w:t>/JONES-19.</w:t>
+        <w:t>Anything</w:t>
+      </w:r>
+      <w:proofErr w:type="spellEnd"/>
+      <w:r>
+        <w:rPr>
+          <w:rStyle w:val="af6"/>
+          <w:rFonts w:eastAsiaTheme="majorEastAsia"/>
+          <w:b w:val="0"/>
+          <w:bCs w:val="0"/>
+          <w:color w:val="000000" w:themeColor="text1"/>
+          <w:sz w:val="26"/>
+          <w:szCs w:val="26"/>
+        </w:rPr>
+        <w:t xml:space="preserve"> (SAM) и </w:t>
+      </w:r>
+      <w:proofErr w:type="spellStart"/>
+      <w:r>
+        <w:rPr>
+          <w:rStyle w:val="af6"/>
+          <w:rFonts w:eastAsiaTheme="majorEastAsia"/>
+          <w:b w:val="0"/>
+          <w:bCs w:val="0"/>
+          <w:color w:val="000000" w:themeColor="text1"/>
+          <w:sz w:val="26"/>
+          <w:szCs w:val="26"/>
+        </w:rPr>
+        <w:t>OpenCV</w:t>
+      </w:r>
+      <w:proofErr w:type="spellEnd"/>
+      <w:r>
+        <w:rPr>
+          <w:rStyle w:val="af6"/>
+          <w:rFonts w:eastAsiaTheme="majorEastAsia"/>
+          <w:b w:val="0"/>
+          <w:bCs w:val="0"/>
+          <w:color w:val="000000" w:themeColor="text1"/>
+          <w:sz w:val="26"/>
+          <w:szCs w:val="26"/>
+        </w:rPr>
+        <w:t>, затем ручная проверка и доработка для устранения ошибок [13]. Изображения цветные, их размер варьируется, в среднем составляя около 680×555 пикселей.</w:t>
       </w:r>
     </w:p>
     <w:p>
@@ -5185,111 +5321,59 @@
           <w:sz w:val="26"/>
           <w:szCs w:val="26"/>
         </w:rPr>
-        <w:t xml:space="preserve">Общее количество изображений в </w:t>
-      </w:r>
-      <w:proofErr w:type="spellStart"/>
-      <w:r>
-        <w:rPr>
-          <w:rStyle w:val="af6"/>
-          <w:rFonts w:eastAsiaTheme="majorEastAsia"/>
-          <w:b w:val="0"/>
-          <w:bCs w:val="0"/>
-          <w:color w:val="000000" w:themeColor="text1"/>
-          <w:sz w:val="26"/>
-          <w:szCs w:val="26"/>
-        </w:rPr>
-        <w:t>датасете</w:t>
-      </w:r>
-      <w:proofErr w:type="spellEnd"/>
-      <w:r>
-        <w:rPr>
-          <w:rStyle w:val="af6"/>
-          <w:rFonts w:eastAsiaTheme="majorEastAsia"/>
-          <w:b w:val="0"/>
-          <w:bCs w:val="0"/>
-          <w:color w:val="000000" w:themeColor="text1"/>
-          <w:sz w:val="26"/>
-          <w:szCs w:val="26"/>
-        </w:rPr>
-        <w:t xml:space="preserve"> составляет 1901. Они разделены на 19 культурных классов, перечисленных в параграфе 1.2. Извлечение изображений выполнялось комбинированным методом: автоматическая сегментация с помощью систем </w:t>
-      </w:r>
-      <w:proofErr w:type="spellStart"/>
-      <w:r>
-        <w:rPr>
-          <w:rStyle w:val="af6"/>
-          <w:rFonts w:eastAsiaTheme="majorEastAsia"/>
-          <w:b w:val="0"/>
-          <w:bCs w:val="0"/>
-          <w:color w:val="000000" w:themeColor="text1"/>
-          <w:sz w:val="26"/>
-          <w:szCs w:val="26"/>
-        </w:rPr>
-        <w:t>Segment</w:t>
-      </w:r>
-      <w:proofErr w:type="spellEnd"/>
-      <w:r>
-        <w:rPr>
-          <w:rStyle w:val="af6"/>
-          <w:rFonts w:eastAsiaTheme="majorEastAsia"/>
-          <w:b w:val="0"/>
-          <w:bCs w:val="0"/>
-          <w:color w:val="000000" w:themeColor="text1"/>
-          <w:sz w:val="26"/>
-          <w:szCs w:val="26"/>
-        </w:rPr>
-        <w:t xml:space="preserve"> </w:t>
-      </w:r>
-      <w:proofErr w:type="spellStart"/>
-      <w:r>
-        <w:rPr>
-          <w:rStyle w:val="af6"/>
-          <w:rFonts w:eastAsiaTheme="majorEastAsia"/>
-          <w:b w:val="0"/>
-          <w:bCs w:val="0"/>
-          <w:color w:val="000000" w:themeColor="text1"/>
-          <w:sz w:val="26"/>
-          <w:szCs w:val="26"/>
-        </w:rPr>
-        <w:t>Anything</w:t>
-      </w:r>
-      <w:proofErr w:type="spellEnd"/>
-      <w:r>
-        <w:rPr>
-          <w:rStyle w:val="af6"/>
-          <w:rFonts w:eastAsiaTheme="majorEastAsia"/>
-          <w:b w:val="0"/>
-          <w:bCs w:val="0"/>
-          <w:color w:val="000000" w:themeColor="text1"/>
-          <w:sz w:val="26"/>
-          <w:szCs w:val="26"/>
-        </w:rPr>
-        <w:t xml:space="preserve"> (SAM) и </w:t>
-      </w:r>
-      <w:proofErr w:type="spellStart"/>
-      <w:r>
-        <w:rPr>
-          <w:rStyle w:val="af6"/>
-          <w:rFonts w:eastAsiaTheme="majorEastAsia"/>
-          <w:b w:val="0"/>
-          <w:bCs w:val="0"/>
-          <w:color w:val="000000" w:themeColor="text1"/>
-          <w:sz w:val="26"/>
-          <w:szCs w:val="26"/>
-        </w:rPr>
-        <w:t>OpenCV</w:t>
-      </w:r>
-      <w:proofErr w:type="spellEnd"/>
-      <w:r>
-        <w:rPr>
-          <w:rStyle w:val="af6"/>
-          <w:rFonts w:eastAsiaTheme="majorEastAsia"/>
-          <w:b w:val="0"/>
-          <w:bCs w:val="0"/>
-          <w:color w:val="000000" w:themeColor="text1"/>
-          <w:sz w:val="26"/>
-          <w:szCs w:val="26"/>
-        </w:rPr>
-        <w:t>, затем ручная проверка и доработка для устранения ошибок [13]. Изображения цветные, их размер варьируется, в среднем составляя около 680×555 пикселей.</w:t>
+        <w:t xml:space="preserve">Особенности </w:t>
+      </w:r>
+      <w:proofErr w:type="spellStart"/>
+      <w:r>
+        <w:rPr>
+          <w:rStyle w:val="af6"/>
+          <w:rFonts w:eastAsiaTheme="majorEastAsia"/>
+          <w:b w:val="0"/>
+          <w:bCs w:val="0"/>
+          <w:color w:val="000000" w:themeColor="text1"/>
+          <w:sz w:val="26"/>
+          <w:szCs w:val="26"/>
+        </w:rPr>
+        <w:t>датасета</w:t>
+      </w:r>
+      <w:proofErr w:type="spellEnd"/>
+      <w:r>
+        <w:rPr>
+          <w:rStyle w:val="af6"/>
+          <w:rFonts w:eastAsiaTheme="majorEastAsia"/>
+          <w:b w:val="0"/>
+          <w:bCs w:val="0"/>
+          <w:color w:val="000000" w:themeColor="text1"/>
+          <w:sz w:val="26"/>
+          <w:szCs w:val="26"/>
+        </w:rPr>
+        <w:t xml:space="preserve">, существенно влияющие на процесс обучения нейросетей, включают несколько факторов [7]. Малый размер выборки: всего 1901 изображение на 19 классов, что крайне мало для глубокого обучения, обычно требующего десятков тысяч образцов. Несбалансированность классов: класс Renaissance представлен сотнями изображений, тогда как классы </w:t>
+      </w:r>
+      <w:proofErr w:type="spellStart"/>
+      <w:r>
+        <w:rPr>
+          <w:rStyle w:val="af6"/>
+          <w:rFonts w:eastAsiaTheme="majorEastAsia"/>
+          <w:b w:val="0"/>
+          <w:bCs w:val="0"/>
+          <w:color w:val="000000" w:themeColor="text1"/>
+          <w:sz w:val="26"/>
+          <w:szCs w:val="26"/>
+        </w:rPr>
+        <w:t>Roman</w:t>
+      </w:r>
+      <w:proofErr w:type="spellEnd"/>
+      <w:r>
+        <w:rPr>
+          <w:rStyle w:val="af6"/>
+          <w:rFonts w:eastAsiaTheme="majorEastAsia"/>
+          <w:b w:val="0"/>
+          <w:bCs w:val="0"/>
+          <w:color w:val="000000" w:themeColor="text1"/>
+          <w:sz w:val="26"/>
+          <w:szCs w:val="26"/>
+        </w:rPr>
+        <w:t xml:space="preserve"> и Turkish насчитывают лишь десятки образцов. Высокое внутриклассовое разнообразие: внутри одного культурного стиля могут присутствовать разные типы узоров. Тонкие межклассовые различия: орнаменты разных культур часто имеют схожие элементы, например, греческий и римский орнаменты имеют общие античные корни, кельтский и средневековый часто путаются из-за сходства плетёных узоров.</w:t>
       </w:r>
     </w:p>
     <w:p>
@@ -5319,59 +5403,32 @@
           <w:sz w:val="26"/>
           <w:szCs w:val="26"/>
         </w:rPr>
-        <w:t xml:space="preserve">Особенности </w:t>
-      </w:r>
-      <w:proofErr w:type="spellStart"/>
-      <w:r>
-        <w:rPr>
-          <w:rStyle w:val="af6"/>
-          <w:rFonts w:eastAsiaTheme="majorEastAsia"/>
-          <w:b w:val="0"/>
-          <w:bCs w:val="0"/>
-          <w:color w:val="000000" w:themeColor="text1"/>
-          <w:sz w:val="26"/>
-          <w:szCs w:val="26"/>
-        </w:rPr>
-        <w:t>датасета</w:t>
-      </w:r>
-      <w:proofErr w:type="spellEnd"/>
-      <w:r>
-        <w:rPr>
-          <w:rStyle w:val="af6"/>
-          <w:rFonts w:eastAsiaTheme="majorEastAsia"/>
-          <w:b w:val="0"/>
-          <w:bCs w:val="0"/>
-          <w:color w:val="000000" w:themeColor="text1"/>
-          <w:sz w:val="26"/>
-          <w:szCs w:val="26"/>
-        </w:rPr>
-        <w:t xml:space="preserve">, существенно влияющие на процесс обучения нейросетей, включают несколько факторов [7]. Малый размер выборки: всего 1901 изображение на 19 классов, что крайне мало для глубокого обучения, обычно требующего десятков тысяч образцов. Несбалансированность классов: класс Renaissance представлен сотнями изображений, тогда как классы </w:t>
-      </w:r>
-      <w:proofErr w:type="spellStart"/>
-      <w:r>
-        <w:rPr>
-          <w:rStyle w:val="af6"/>
-          <w:rFonts w:eastAsiaTheme="majorEastAsia"/>
-          <w:b w:val="0"/>
-          <w:bCs w:val="0"/>
-          <w:color w:val="000000" w:themeColor="text1"/>
-          <w:sz w:val="26"/>
-          <w:szCs w:val="26"/>
-        </w:rPr>
-        <w:t>Roman</w:t>
-      </w:r>
-      <w:proofErr w:type="spellEnd"/>
-      <w:r>
-        <w:rPr>
-          <w:rStyle w:val="af6"/>
-          <w:rFonts w:eastAsiaTheme="majorEastAsia"/>
-          <w:b w:val="0"/>
-          <w:bCs w:val="0"/>
-          <w:color w:val="000000" w:themeColor="text1"/>
-          <w:sz w:val="26"/>
-          <w:szCs w:val="26"/>
-        </w:rPr>
-        <w:t xml:space="preserve"> и Turkish насчитывают лишь десятки образцов. Высокое внутриклассовое разнообразие: внутри одного культурного стиля могут присутствовать разные типы узоров. Тонкие межклассовые различия: орнаменты разных культур часто имеют схожие элементы, например, греческий и римский орнаменты имеют общие античные корни, кельтский и средневековый часто путаются из-за сходства плетёных узоров.</w:t>
+        <w:t>В оригинальной статье авторы приводят результаты классификации для базовых моделей [7]. Наилучший результат (82.1% точности) был достигнут с использованием архитектуры ResNet50 при разрешении изображений 448×448 пикселей, аугментации данных и 40 эпохах обучения. При этом они отмечают, что даже их лучшая модель допускает характерные ошибки, коррелирующие с визуальным сходством стилей.</w:t>
+      </w:r>
+    </w:p>
+    <w:p/>
+    <w:p>
+      <w:pPr>
+        <w:pStyle w:val="4"/>
+        <w:shd w:val="clear" w:color="auto" w:fill="FFFFFF" w:themeFill="background1"/>
+        <w:spacing w:before="780" w:after="780" w:line="429" w:lineRule="atLeast"/>
+        <w:rPr>
+          <w:rFonts w:ascii="Times New Roman" w:hAnsi="Times New Roman" w:cs="Times New Roman"/>
+          <w:i w:val="0"/>
+          <w:iCs w:val="0"/>
+          <w:color w:val="000000" w:themeColor="text1"/>
+          <w:szCs w:val="26"/>
+        </w:rPr>
+      </w:pPr>
+      <w:r>
+        <w:rPr>
+          <w:rFonts w:ascii="Times New Roman" w:hAnsi="Times New Roman" w:cs="Times New Roman"/>
+          <w:i w:val="0"/>
+          <w:iCs w:val="0"/>
+          <w:color w:val="000000" w:themeColor="text1"/>
+          <w:szCs w:val="26"/>
+        </w:rPr>
+        <w:t>1.4.    Обоснование выбора архитектуры нейросети</w:t>
       </w:r>
     </w:p>
     <w:p>
@@ -5401,32 +5458,98 @@
           <w:sz w:val="26"/>
           <w:szCs w:val="26"/>
         </w:rPr>
-        <w:t>В оригинальной статье авторы приводят результаты классификации для базовых моделей [7]. Наилучший результат (82.1% точности) был достигнут с использованием архитектуры ResNet50 при разрешении изображений 448×448 пикселей, аугментации данных и 40 эпохах обучения. При этом они отмечают, что даже их лучшая модель допускает характерные ошибки, коррелирующие с визуальным сходством стилей.</w:t>
-      </w:r>
-    </w:p>
-    <w:p/>
-    <w:p>
-      <w:pPr>
-        <w:pStyle w:val="4"/>
-        <w:shd w:val="clear" w:color="auto" w:fill="FFFFFF" w:themeFill="background1"/>
-        <w:spacing w:before="780" w:after="780" w:line="429" w:lineRule="atLeast"/>
-        <w:rPr>
-          <w:rFonts w:ascii="Times New Roman" w:hAnsi="Times New Roman" w:cs="Times New Roman"/>
-          <w:i w:val="0"/>
-          <w:iCs w:val="0"/>
-          <w:color w:val="000000" w:themeColor="text1"/>
-          <w:szCs w:val="26"/>
-        </w:rPr>
-      </w:pPr>
-      <w:r>
-        <w:rPr>
-          <w:rFonts w:ascii="Times New Roman" w:hAnsi="Times New Roman" w:cs="Times New Roman"/>
-          <w:i w:val="0"/>
-          <w:iCs w:val="0"/>
-          <w:color w:val="000000" w:themeColor="text1"/>
-          <w:szCs w:val="26"/>
-        </w:rPr>
-        <w:t>1.4.    Обоснование выбора архитектуры нейросети</w:t>
+        <w:t xml:space="preserve">Учитывая особенности </w:t>
+      </w:r>
+      <w:proofErr w:type="spellStart"/>
+      <w:r>
+        <w:rPr>
+          <w:rStyle w:val="af6"/>
+          <w:rFonts w:eastAsiaTheme="majorEastAsia"/>
+          <w:b w:val="0"/>
+          <w:bCs w:val="0"/>
+          <w:color w:val="000000" w:themeColor="text1"/>
+          <w:sz w:val="26"/>
+          <w:szCs w:val="26"/>
+        </w:rPr>
+        <w:t>датасета</w:t>
+      </w:r>
+      <w:proofErr w:type="spellEnd"/>
+      <w:r>
+        <w:rPr>
+          <w:rStyle w:val="af6"/>
+          <w:rFonts w:eastAsiaTheme="majorEastAsia"/>
+          <w:b w:val="0"/>
+          <w:bCs w:val="0"/>
+          <w:color w:val="000000" w:themeColor="text1"/>
+          <w:sz w:val="26"/>
+          <w:szCs w:val="26"/>
+        </w:rPr>
+        <w:t xml:space="preserve"> JONES-19 (малый размер выборки, несбалансированность классов, тонкие межклассовые различия), к выбору архитектуры нейросети предъявляются следующие требования: модель должна эффективно работать </w:t>
+      </w:r>
+      <w:r>
+        <w:rPr>
+          <w:rStyle w:val="af6"/>
+          <w:rFonts w:eastAsiaTheme="majorEastAsia"/>
+          <w:b w:val="0"/>
+          <w:bCs w:val="0"/>
+          <w:color w:val="000000" w:themeColor="text1"/>
+          <w:sz w:val="26"/>
+          <w:szCs w:val="26"/>
+        </w:rPr>
+        <w:lastRenderedPageBreak/>
+        <w:t xml:space="preserve">с ограниченным количеством данных благодаря механизму </w:t>
+      </w:r>
+      <w:proofErr w:type="spellStart"/>
+      <w:r>
+        <w:rPr>
+          <w:rStyle w:val="af6"/>
+          <w:rFonts w:eastAsiaTheme="majorEastAsia"/>
+          <w:b w:val="0"/>
+          <w:bCs w:val="0"/>
+          <w:color w:val="000000" w:themeColor="text1"/>
+          <w:sz w:val="26"/>
+          <w:szCs w:val="26"/>
+        </w:rPr>
+        <w:t>transfer</w:t>
+      </w:r>
+      <w:proofErr w:type="spellEnd"/>
+      <w:r>
+        <w:rPr>
+          <w:rStyle w:val="af6"/>
+          <w:rFonts w:eastAsiaTheme="majorEastAsia"/>
+          <w:b w:val="0"/>
+          <w:bCs w:val="0"/>
+          <w:color w:val="000000" w:themeColor="text1"/>
+          <w:sz w:val="26"/>
+          <w:szCs w:val="26"/>
+        </w:rPr>
+        <w:t xml:space="preserve"> </w:t>
+      </w:r>
+      <w:proofErr w:type="spellStart"/>
+      <w:r>
+        <w:rPr>
+          <w:rStyle w:val="af6"/>
+          <w:rFonts w:eastAsiaTheme="majorEastAsia"/>
+          <w:b w:val="0"/>
+          <w:bCs w:val="0"/>
+          <w:color w:val="000000" w:themeColor="text1"/>
+          <w:sz w:val="26"/>
+          <w:szCs w:val="26"/>
+        </w:rPr>
+        <w:t>learning</w:t>
+      </w:r>
+      <w:proofErr w:type="spellEnd"/>
+      <w:r>
+        <w:rPr>
+          <w:rStyle w:val="af6"/>
+          <w:rFonts w:eastAsiaTheme="majorEastAsia"/>
+          <w:b w:val="0"/>
+          <w:bCs w:val="0"/>
+          <w:color w:val="000000" w:themeColor="text1"/>
+          <w:sz w:val="26"/>
+          <w:szCs w:val="26"/>
+        </w:rPr>
+        <w:t>; хорошо различать мелкие детали и глобальные зависимости в изображении; не переобучаться на малом объёме данных [7, 10].</w:t>
       </w:r>
     </w:p>
     <w:p>
@@ -5456,7 +5579,33 @@
           <w:sz w:val="26"/>
           <w:szCs w:val="26"/>
         </w:rPr>
-        <w:t xml:space="preserve">Учитывая особенности </w:t>
+        <w:t xml:space="preserve">В рамках данной работы рассматривались три архитектуры. ResNet50 – классическая </w:t>
+      </w:r>
+      <w:proofErr w:type="spellStart"/>
+      <w:r>
+        <w:rPr>
+          <w:rStyle w:val="af6"/>
+          <w:rFonts w:eastAsiaTheme="majorEastAsia"/>
+          <w:b w:val="0"/>
+          <w:bCs w:val="0"/>
+          <w:color w:val="000000" w:themeColor="text1"/>
+          <w:sz w:val="26"/>
+          <w:szCs w:val="26"/>
+        </w:rPr>
+        <w:t>свёрточная</w:t>
+      </w:r>
+      <w:proofErr w:type="spellEnd"/>
+      <w:r>
+        <w:rPr>
+          <w:rStyle w:val="af6"/>
+          <w:rFonts w:eastAsiaTheme="majorEastAsia"/>
+          <w:b w:val="0"/>
+          <w:bCs w:val="0"/>
+          <w:color w:val="000000" w:themeColor="text1"/>
+          <w:sz w:val="26"/>
+          <w:szCs w:val="26"/>
+        </w:rPr>
+        <w:t xml:space="preserve"> сеть с остаточными связями, показавшая наилучший результат в оригинальном исследовании </w:t>
       </w:r>
       <w:proofErr w:type="spellStart"/>
       <w:r>
@@ -5482,72 +5631,111 @@
           <w:sz w:val="26"/>
           <w:szCs w:val="26"/>
         </w:rPr>
-        <w:t xml:space="preserve"> JONES-19 (малый размер выборки, несбалансированность классов, тонкие межклассовые различия), к выбору архитектуры нейросети предъявляются следующие требования: модель должна эффективно работать </w:t>
-      </w:r>
-      <w:r>
-        <w:rPr>
-          <w:rStyle w:val="af6"/>
-          <w:rFonts w:eastAsiaTheme="majorEastAsia"/>
-          <w:b w:val="0"/>
-          <w:bCs w:val="0"/>
-          <w:color w:val="000000" w:themeColor="text1"/>
-          <w:sz w:val="26"/>
-          <w:szCs w:val="26"/>
-        </w:rPr>
-        <w:lastRenderedPageBreak/>
-        <w:t xml:space="preserve">с ограниченным количеством данных благодаря механизму </w:t>
-      </w:r>
-      <w:proofErr w:type="spellStart"/>
-      <w:r>
-        <w:rPr>
-          <w:rStyle w:val="af6"/>
-          <w:rFonts w:eastAsiaTheme="majorEastAsia"/>
-          <w:b w:val="0"/>
-          <w:bCs w:val="0"/>
-          <w:color w:val="000000" w:themeColor="text1"/>
-          <w:sz w:val="26"/>
-          <w:szCs w:val="26"/>
-        </w:rPr>
-        <w:t>transfer</w:t>
-      </w:r>
-      <w:proofErr w:type="spellEnd"/>
-      <w:r>
-        <w:rPr>
-          <w:rStyle w:val="af6"/>
-          <w:rFonts w:eastAsiaTheme="majorEastAsia"/>
-          <w:b w:val="0"/>
-          <w:bCs w:val="0"/>
-          <w:color w:val="000000" w:themeColor="text1"/>
-          <w:sz w:val="26"/>
-          <w:szCs w:val="26"/>
-        </w:rPr>
-        <w:t xml:space="preserve"> </w:t>
-      </w:r>
-      <w:proofErr w:type="spellStart"/>
-      <w:r>
-        <w:rPr>
-          <w:rStyle w:val="af6"/>
-          <w:rFonts w:eastAsiaTheme="majorEastAsia"/>
-          <w:b w:val="0"/>
-          <w:bCs w:val="0"/>
-          <w:color w:val="000000" w:themeColor="text1"/>
-          <w:sz w:val="26"/>
-          <w:szCs w:val="26"/>
-        </w:rPr>
-        <w:t>learning</w:t>
-      </w:r>
-      <w:proofErr w:type="spellEnd"/>
-      <w:r>
-        <w:rPr>
-          <w:rStyle w:val="af6"/>
-          <w:rFonts w:eastAsiaTheme="majorEastAsia"/>
-          <w:b w:val="0"/>
-          <w:bCs w:val="0"/>
-          <w:color w:val="000000" w:themeColor="text1"/>
-          <w:sz w:val="26"/>
-          <w:szCs w:val="26"/>
-        </w:rPr>
-        <w:t>; хорошо различать мелкие детали и глобальные зависимости в изображении; не переобучаться на малом объёме данных [7, 10].</w:t>
+        <w:t xml:space="preserve"> JONES-19 (82.1% точности) [3, 7]. </w:t>
+      </w:r>
+      <w:proofErr w:type="spellStart"/>
+      <w:r>
+        <w:rPr>
+          <w:rStyle w:val="af6"/>
+          <w:rFonts w:eastAsiaTheme="majorEastAsia"/>
+          <w:b w:val="0"/>
+          <w:bCs w:val="0"/>
+          <w:color w:val="000000" w:themeColor="text1"/>
+          <w:sz w:val="26"/>
+          <w:szCs w:val="26"/>
+        </w:rPr>
+        <w:t>EfficientNet</w:t>
+      </w:r>
+      <w:proofErr w:type="spellEnd"/>
+      <w:r>
+        <w:rPr>
+          <w:rStyle w:val="af6"/>
+          <w:rFonts w:eastAsiaTheme="majorEastAsia"/>
+          <w:b w:val="0"/>
+          <w:bCs w:val="0"/>
+          <w:color w:val="000000" w:themeColor="text1"/>
+          <w:sz w:val="26"/>
+          <w:szCs w:val="26"/>
+        </w:rPr>
+        <w:t xml:space="preserve"> – более современная архитектура, оптимизированная по соотношению точности и вычислительных затрат, однако требующая более тщательной настройки </w:t>
+      </w:r>
+      <w:proofErr w:type="spellStart"/>
+      <w:r>
+        <w:rPr>
+          <w:rStyle w:val="af6"/>
+          <w:rFonts w:eastAsiaTheme="majorEastAsia"/>
+          <w:b w:val="0"/>
+          <w:bCs w:val="0"/>
+          <w:color w:val="000000" w:themeColor="text1"/>
+          <w:sz w:val="26"/>
+          <w:szCs w:val="26"/>
+        </w:rPr>
+        <w:t>гиперпараметров</w:t>
+      </w:r>
+      <w:proofErr w:type="spellEnd"/>
+      <w:r>
+        <w:rPr>
+          <w:rStyle w:val="af6"/>
+          <w:rFonts w:eastAsiaTheme="majorEastAsia"/>
+          <w:b w:val="0"/>
+          <w:bCs w:val="0"/>
+          <w:color w:val="000000" w:themeColor="text1"/>
+          <w:sz w:val="26"/>
+          <w:szCs w:val="26"/>
+        </w:rPr>
+        <w:t xml:space="preserve"> [4]. Vision </w:t>
+      </w:r>
+      <w:proofErr w:type="spellStart"/>
+      <w:r>
+        <w:rPr>
+          <w:rStyle w:val="af6"/>
+          <w:rFonts w:eastAsiaTheme="majorEastAsia"/>
+          <w:b w:val="0"/>
+          <w:bCs w:val="0"/>
+          <w:color w:val="000000" w:themeColor="text1"/>
+          <w:sz w:val="26"/>
+          <w:szCs w:val="26"/>
+        </w:rPr>
+        <w:t>Transformer</w:t>
+      </w:r>
+      <w:proofErr w:type="spellEnd"/>
+      <w:r>
+        <w:rPr>
+          <w:rStyle w:val="af6"/>
+          <w:rFonts w:eastAsiaTheme="majorEastAsia"/>
+          <w:b w:val="0"/>
+          <w:bCs w:val="0"/>
+          <w:color w:val="000000" w:themeColor="text1"/>
+          <w:sz w:val="26"/>
+          <w:szCs w:val="26"/>
+        </w:rPr>
+        <w:t xml:space="preserve"> (</w:t>
+      </w:r>
+      <w:proofErr w:type="spellStart"/>
+      <w:r>
+        <w:rPr>
+          <w:rStyle w:val="af6"/>
+          <w:rFonts w:eastAsiaTheme="majorEastAsia"/>
+          <w:b w:val="0"/>
+          <w:bCs w:val="0"/>
+          <w:color w:val="000000" w:themeColor="text1"/>
+          <w:sz w:val="26"/>
+          <w:szCs w:val="26"/>
+        </w:rPr>
+        <w:t>ViT</w:t>
+      </w:r>
+      <w:proofErr w:type="spellEnd"/>
+      <w:r>
+        <w:rPr>
+          <w:rStyle w:val="af6"/>
+          <w:rFonts w:eastAsiaTheme="majorEastAsia"/>
+          <w:b w:val="0"/>
+          <w:bCs w:val="0"/>
+          <w:color w:val="000000" w:themeColor="text1"/>
+          <w:sz w:val="26"/>
+          <w:szCs w:val="26"/>
+        </w:rPr>
+        <w:t>) – модель на основе механизма внимания, разбивающая изображение на патчи и обрабатывающая их как последовательность, что позволяет учитывать глобальный контекст [5].</w:t>
       </w:r>
     </w:p>
     <w:p>
@@ -5577,163 +5765,215 @@
           <w:sz w:val="26"/>
           <w:szCs w:val="26"/>
         </w:rPr>
-        <w:t xml:space="preserve">В рамках данной работы рассматривались три архитектуры. ResNet50 – классическая </w:t>
-      </w:r>
-      <w:proofErr w:type="spellStart"/>
-      <w:r>
-        <w:rPr>
-          <w:rStyle w:val="af6"/>
-          <w:rFonts w:eastAsiaTheme="majorEastAsia"/>
-          <w:b w:val="0"/>
-          <w:bCs w:val="0"/>
-          <w:color w:val="000000" w:themeColor="text1"/>
-          <w:sz w:val="26"/>
-          <w:szCs w:val="26"/>
-        </w:rPr>
-        <w:t>свёрточная</w:t>
-      </w:r>
-      <w:proofErr w:type="spellEnd"/>
-      <w:r>
-        <w:rPr>
-          <w:rStyle w:val="af6"/>
-          <w:rFonts w:eastAsiaTheme="majorEastAsia"/>
-          <w:b w:val="0"/>
-          <w:bCs w:val="0"/>
-          <w:color w:val="000000" w:themeColor="text1"/>
-          <w:sz w:val="26"/>
-          <w:szCs w:val="26"/>
-        </w:rPr>
-        <w:t xml:space="preserve"> сеть с остаточными связями, показавшая наилучший результат в оригинальном исследовании </w:t>
-      </w:r>
-      <w:proofErr w:type="spellStart"/>
-      <w:r>
-        <w:rPr>
-          <w:rStyle w:val="af6"/>
-          <w:rFonts w:eastAsiaTheme="majorEastAsia"/>
-          <w:b w:val="0"/>
-          <w:bCs w:val="0"/>
-          <w:color w:val="000000" w:themeColor="text1"/>
-          <w:sz w:val="26"/>
-          <w:szCs w:val="26"/>
-        </w:rPr>
-        <w:t>датасета</w:t>
-      </w:r>
-      <w:proofErr w:type="spellEnd"/>
-      <w:r>
-        <w:rPr>
-          <w:rStyle w:val="af6"/>
-          <w:rFonts w:eastAsiaTheme="majorEastAsia"/>
-          <w:b w:val="0"/>
-          <w:bCs w:val="0"/>
-          <w:color w:val="000000" w:themeColor="text1"/>
-          <w:sz w:val="26"/>
-          <w:szCs w:val="26"/>
-        </w:rPr>
-        <w:t xml:space="preserve"> JONES-19 (82.1% точности) [3, 7]. </w:t>
-      </w:r>
-      <w:proofErr w:type="spellStart"/>
-      <w:r>
-        <w:rPr>
-          <w:rStyle w:val="af6"/>
-          <w:rFonts w:eastAsiaTheme="majorEastAsia"/>
-          <w:b w:val="0"/>
-          <w:bCs w:val="0"/>
-          <w:color w:val="000000" w:themeColor="text1"/>
-          <w:sz w:val="26"/>
-          <w:szCs w:val="26"/>
-        </w:rPr>
-        <w:t>EfficientNet</w:t>
-      </w:r>
-      <w:proofErr w:type="spellEnd"/>
-      <w:r>
-        <w:rPr>
-          <w:rStyle w:val="af6"/>
-          <w:rFonts w:eastAsiaTheme="majorEastAsia"/>
-          <w:b w:val="0"/>
-          <w:bCs w:val="0"/>
-          <w:color w:val="000000" w:themeColor="text1"/>
-          <w:sz w:val="26"/>
-          <w:szCs w:val="26"/>
-        </w:rPr>
-        <w:t xml:space="preserve"> – более современная архитектура, оптимизированная по соотношению точности и вычислительных затрат, однако требующая более тщательной настройки </w:t>
-      </w:r>
-      <w:proofErr w:type="spellStart"/>
-      <w:r>
-        <w:rPr>
-          <w:rStyle w:val="af6"/>
-          <w:rFonts w:eastAsiaTheme="majorEastAsia"/>
-          <w:b w:val="0"/>
-          <w:bCs w:val="0"/>
-          <w:color w:val="000000" w:themeColor="text1"/>
-          <w:sz w:val="26"/>
-          <w:szCs w:val="26"/>
-        </w:rPr>
-        <w:t>гиперпараметров</w:t>
-      </w:r>
-      <w:proofErr w:type="spellEnd"/>
-      <w:r>
-        <w:rPr>
-          <w:rStyle w:val="af6"/>
-          <w:rFonts w:eastAsiaTheme="majorEastAsia"/>
-          <w:b w:val="0"/>
-          <w:bCs w:val="0"/>
-          <w:color w:val="000000" w:themeColor="text1"/>
-          <w:sz w:val="26"/>
-          <w:szCs w:val="26"/>
-        </w:rPr>
-        <w:t xml:space="preserve"> [4]. Vision </w:t>
-      </w:r>
-      <w:proofErr w:type="spellStart"/>
-      <w:r>
-        <w:rPr>
-          <w:rStyle w:val="af6"/>
-          <w:rFonts w:eastAsiaTheme="majorEastAsia"/>
-          <w:b w:val="0"/>
-          <w:bCs w:val="0"/>
-          <w:color w:val="000000" w:themeColor="text1"/>
-          <w:sz w:val="26"/>
-          <w:szCs w:val="26"/>
-        </w:rPr>
-        <w:t>Transformer</w:t>
-      </w:r>
-      <w:proofErr w:type="spellEnd"/>
-      <w:r>
-        <w:rPr>
-          <w:rStyle w:val="af6"/>
-          <w:rFonts w:eastAsiaTheme="majorEastAsia"/>
-          <w:b w:val="0"/>
-          <w:bCs w:val="0"/>
-          <w:color w:val="000000" w:themeColor="text1"/>
-          <w:sz w:val="26"/>
-          <w:szCs w:val="26"/>
-        </w:rPr>
-        <w:t xml:space="preserve"> (</w:t>
-      </w:r>
-      <w:proofErr w:type="spellStart"/>
-      <w:r>
-        <w:rPr>
-          <w:rStyle w:val="af6"/>
-          <w:rFonts w:eastAsiaTheme="majorEastAsia"/>
-          <w:b w:val="0"/>
-          <w:bCs w:val="0"/>
-          <w:color w:val="000000" w:themeColor="text1"/>
-          <w:sz w:val="26"/>
-          <w:szCs w:val="26"/>
-        </w:rPr>
-        <w:t>ViT</w:t>
-      </w:r>
-      <w:proofErr w:type="spellEnd"/>
-      <w:r>
-        <w:rPr>
-          <w:rStyle w:val="af6"/>
-          <w:rFonts w:eastAsiaTheme="majorEastAsia"/>
-          <w:b w:val="0"/>
-          <w:bCs w:val="0"/>
-          <w:color w:val="000000" w:themeColor="text1"/>
-          <w:sz w:val="26"/>
-          <w:szCs w:val="26"/>
-        </w:rPr>
-        <w:t>) – модель на основе механизма внимания, разбивающая изображение на патчи и обрабатывающая их как последовательность, что позволяет учитывать глобальный контекст [5].</w:t>
+        <w:t xml:space="preserve">Выбор сделан в пользу ViT-base-patch16-224 по следующим причинам. Модель </w:t>
+      </w:r>
+      <w:proofErr w:type="spellStart"/>
+      <w:r>
+        <w:rPr>
+          <w:rStyle w:val="af6"/>
+          <w:rFonts w:eastAsiaTheme="majorEastAsia"/>
+          <w:b w:val="0"/>
+          <w:bCs w:val="0"/>
+          <w:color w:val="000000" w:themeColor="text1"/>
+          <w:sz w:val="26"/>
+          <w:szCs w:val="26"/>
+        </w:rPr>
+        <w:t>предобучена</w:t>
+      </w:r>
+      <w:proofErr w:type="spellEnd"/>
+      <w:r>
+        <w:rPr>
+          <w:rStyle w:val="af6"/>
+          <w:rFonts w:eastAsiaTheme="majorEastAsia"/>
+          <w:b w:val="0"/>
+          <w:bCs w:val="0"/>
+          <w:color w:val="000000" w:themeColor="text1"/>
+          <w:sz w:val="26"/>
+          <w:szCs w:val="26"/>
+        </w:rPr>
+        <w:t xml:space="preserve"> на </w:t>
+      </w:r>
+      <w:proofErr w:type="spellStart"/>
+      <w:r>
+        <w:rPr>
+          <w:rStyle w:val="af6"/>
+          <w:rFonts w:eastAsiaTheme="majorEastAsia"/>
+          <w:b w:val="0"/>
+          <w:bCs w:val="0"/>
+          <w:color w:val="000000" w:themeColor="text1"/>
+          <w:sz w:val="26"/>
+          <w:szCs w:val="26"/>
+        </w:rPr>
+        <w:t>датасете</w:t>
+      </w:r>
+      <w:proofErr w:type="spellEnd"/>
+      <w:r>
+        <w:rPr>
+          <w:rStyle w:val="af6"/>
+          <w:rFonts w:eastAsiaTheme="majorEastAsia"/>
+          <w:b w:val="0"/>
+          <w:bCs w:val="0"/>
+          <w:color w:val="000000" w:themeColor="text1"/>
+          <w:sz w:val="26"/>
+          <w:szCs w:val="26"/>
+        </w:rPr>
+        <w:t xml:space="preserve"> </w:t>
+      </w:r>
+      <w:proofErr w:type="spellStart"/>
+      <w:r>
+        <w:rPr>
+          <w:rStyle w:val="af6"/>
+          <w:rFonts w:eastAsiaTheme="majorEastAsia"/>
+          <w:b w:val="0"/>
+          <w:bCs w:val="0"/>
+          <w:color w:val="000000" w:themeColor="text1"/>
+          <w:sz w:val="26"/>
+          <w:szCs w:val="26"/>
+        </w:rPr>
+        <w:t>ImageNet</w:t>
+      </w:r>
+      <w:proofErr w:type="spellEnd"/>
+      <w:r>
+        <w:rPr>
+          <w:rStyle w:val="af6"/>
+          <w:rFonts w:eastAsiaTheme="majorEastAsia"/>
+          <w:b w:val="0"/>
+          <w:bCs w:val="0"/>
+          <w:color w:val="000000" w:themeColor="text1"/>
+          <w:sz w:val="26"/>
+          <w:szCs w:val="26"/>
+        </w:rPr>
+        <w:t xml:space="preserve">, что даёт хорошие начальные признаки и позволяет эффективно применять </w:t>
+      </w:r>
+      <w:proofErr w:type="spellStart"/>
+      <w:r>
+        <w:rPr>
+          <w:rStyle w:val="af6"/>
+          <w:rFonts w:eastAsiaTheme="majorEastAsia"/>
+          <w:b w:val="0"/>
+          <w:bCs w:val="0"/>
+          <w:color w:val="000000" w:themeColor="text1"/>
+          <w:sz w:val="26"/>
+          <w:szCs w:val="26"/>
+        </w:rPr>
+        <w:t>transfer</w:t>
+      </w:r>
+      <w:proofErr w:type="spellEnd"/>
+      <w:r>
+        <w:rPr>
+          <w:rStyle w:val="af6"/>
+          <w:rFonts w:eastAsiaTheme="majorEastAsia"/>
+          <w:b w:val="0"/>
+          <w:bCs w:val="0"/>
+          <w:color w:val="000000" w:themeColor="text1"/>
+          <w:sz w:val="26"/>
+          <w:szCs w:val="26"/>
+        </w:rPr>
+        <w:t xml:space="preserve"> </w:t>
+      </w:r>
+      <w:proofErr w:type="spellStart"/>
+      <w:r>
+        <w:rPr>
+          <w:rStyle w:val="af6"/>
+          <w:rFonts w:eastAsiaTheme="majorEastAsia"/>
+          <w:b w:val="0"/>
+          <w:bCs w:val="0"/>
+          <w:color w:val="000000" w:themeColor="text1"/>
+          <w:sz w:val="26"/>
+          <w:szCs w:val="26"/>
+        </w:rPr>
+        <w:t>learning</w:t>
+      </w:r>
+      <w:proofErr w:type="spellEnd"/>
+      <w:r>
+        <w:rPr>
+          <w:rStyle w:val="af6"/>
+          <w:rFonts w:eastAsiaTheme="majorEastAsia"/>
+          <w:b w:val="0"/>
+          <w:bCs w:val="0"/>
+          <w:color w:val="000000" w:themeColor="text1"/>
+          <w:sz w:val="26"/>
+          <w:szCs w:val="26"/>
+        </w:rPr>
+        <w:t xml:space="preserve"> [8]. Механизм внимания позволяет модели фокусироваться на мелких деталях орнаментов и одновременно учитывать их взаимное расположение, что критично для различения близких культурных стилей [6]. Существуют готовые реализации в библиотеке </w:t>
+      </w:r>
+      <w:proofErr w:type="spellStart"/>
+      <w:r>
+        <w:rPr>
+          <w:rStyle w:val="af6"/>
+          <w:rFonts w:eastAsiaTheme="majorEastAsia"/>
+          <w:b w:val="0"/>
+          <w:bCs w:val="0"/>
+          <w:color w:val="000000" w:themeColor="text1"/>
+          <w:sz w:val="26"/>
+          <w:szCs w:val="26"/>
+        </w:rPr>
+        <w:t>transformers</w:t>
+      </w:r>
+      <w:proofErr w:type="spellEnd"/>
+      <w:r>
+        <w:rPr>
+          <w:rStyle w:val="af6"/>
+          <w:rFonts w:eastAsiaTheme="majorEastAsia"/>
+          <w:b w:val="0"/>
+          <w:bCs w:val="0"/>
+          <w:color w:val="000000" w:themeColor="text1"/>
+          <w:sz w:val="26"/>
+          <w:szCs w:val="26"/>
+        </w:rPr>
+        <w:t xml:space="preserve"> компании </w:t>
+      </w:r>
+      <w:proofErr w:type="spellStart"/>
+      <w:r>
+        <w:rPr>
+          <w:rStyle w:val="af6"/>
+          <w:rFonts w:eastAsiaTheme="majorEastAsia"/>
+          <w:b w:val="0"/>
+          <w:bCs w:val="0"/>
+          <w:color w:val="000000" w:themeColor="text1"/>
+          <w:sz w:val="26"/>
+          <w:szCs w:val="26"/>
+        </w:rPr>
+        <w:t>Hugging</w:t>
+      </w:r>
+      <w:proofErr w:type="spellEnd"/>
+      <w:r>
+        <w:rPr>
+          <w:rStyle w:val="af6"/>
+          <w:rFonts w:eastAsiaTheme="majorEastAsia"/>
+          <w:b w:val="0"/>
+          <w:bCs w:val="0"/>
+          <w:color w:val="000000" w:themeColor="text1"/>
+          <w:sz w:val="26"/>
+          <w:szCs w:val="26"/>
+        </w:rPr>
+        <w:t xml:space="preserve"> Face, которые упрощают загрузку модели, её </w:t>
+      </w:r>
+      <w:proofErr w:type="spellStart"/>
+      <w:r>
+        <w:rPr>
+          <w:rStyle w:val="af6"/>
+          <w:rFonts w:eastAsiaTheme="majorEastAsia"/>
+          <w:b w:val="0"/>
+          <w:bCs w:val="0"/>
+          <w:color w:val="000000" w:themeColor="text1"/>
+          <w:sz w:val="26"/>
+          <w:szCs w:val="26"/>
+        </w:rPr>
+        <w:t>дообучение</w:t>
+      </w:r>
+      <w:proofErr w:type="spellEnd"/>
+      <w:r>
+        <w:rPr>
+          <w:rStyle w:val="af6"/>
+          <w:rFonts w:eastAsiaTheme="majorEastAsia"/>
+          <w:b w:val="0"/>
+          <w:bCs w:val="0"/>
+          <w:color w:val="000000" w:themeColor="text1"/>
+          <w:sz w:val="26"/>
+          <w:szCs w:val="26"/>
+        </w:rPr>
+        <w:t xml:space="preserve"> и интеграцию в приложение [14]. При разрешении входных изображений 224×224 пикселя модель показывает приемлемую скорость работы как на графических процессорах, так и на центральных процессорах, что важно для создания десктопного приложения.</w:t>
       </w:r>
     </w:p>
     <w:p>
@@ -5763,46 +6003,72 @@
           <w:sz w:val="26"/>
           <w:szCs w:val="26"/>
         </w:rPr>
-        <w:t xml:space="preserve">Выбор сделан в пользу ViT-base-patch16-224 по следующим причинам. Модель </w:t>
-      </w:r>
-      <w:proofErr w:type="spellStart"/>
-      <w:r>
-        <w:rPr>
-          <w:rStyle w:val="af6"/>
-          <w:rFonts w:eastAsiaTheme="majorEastAsia"/>
-          <w:b w:val="0"/>
-          <w:bCs w:val="0"/>
-          <w:color w:val="000000" w:themeColor="text1"/>
-          <w:sz w:val="26"/>
-          <w:szCs w:val="26"/>
-        </w:rPr>
-        <w:t>предобучена</w:t>
-      </w:r>
-      <w:proofErr w:type="spellEnd"/>
-      <w:r>
-        <w:rPr>
-          <w:rStyle w:val="af6"/>
-          <w:rFonts w:eastAsiaTheme="majorEastAsia"/>
-          <w:b w:val="0"/>
-          <w:bCs w:val="0"/>
-          <w:color w:val="000000" w:themeColor="text1"/>
-          <w:sz w:val="26"/>
-          <w:szCs w:val="26"/>
-        </w:rPr>
-        <w:t xml:space="preserve"> на </w:t>
-      </w:r>
-      <w:proofErr w:type="spellStart"/>
-      <w:r>
-        <w:rPr>
-          <w:rStyle w:val="af6"/>
-          <w:rFonts w:eastAsiaTheme="majorEastAsia"/>
-          <w:b w:val="0"/>
-          <w:bCs w:val="0"/>
-          <w:color w:val="000000" w:themeColor="text1"/>
-          <w:sz w:val="26"/>
-          <w:szCs w:val="26"/>
-        </w:rPr>
-        <w:t>датасете</w:t>
+        <w:t>Для компенсации малого размера выборки и дисбаланса классов в процессе обучения будут использоваться аугментация данных, взвешенная функция потерь (</w:t>
+      </w:r>
+      <w:proofErr w:type="spellStart"/>
+      <w:r>
+        <w:rPr>
+          <w:rStyle w:val="af6"/>
+          <w:rFonts w:eastAsiaTheme="majorEastAsia"/>
+          <w:b w:val="0"/>
+          <w:bCs w:val="0"/>
+          <w:color w:val="000000" w:themeColor="text1"/>
+          <w:sz w:val="26"/>
+          <w:szCs w:val="26"/>
+        </w:rPr>
+        <w:t>Weighted</w:t>
+      </w:r>
+      <w:proofErr w:type="spellEnd"/>
+      <w:r>
+        <w:rPr>
+          <w:rStyle w:val="af6"/>
+          <w:rFonts w:eastAsiaTheme="majorEastAsia"/>
+          <w:b w:val="0"/>
+          <w:bCs w:val="0"/>
+          <w:color w:val="000000" w:themeColor="text1"/>
+          <w:sz w:val="26"/>
+          <w:szCs w:val="26"/>
+        </w:rPr>
+        <w:t xml:space="preserve"> Cross-</w:t>
+      </w:r>
+      <w:proofErr w:type="spellStart"/>
+      <w:r>
+        <w:rPr>
+          <w:rStyle w:val="af6"/>
+          <w:rFonts w:eastAsiaTheme="majorEastAsia"/>
+          <w:b w:val="0"/>
+          <w:bCs w:val="0"/>
+          <w:color w:val="000000" w:themeColor="text1"/>
+          <w:sz w:val="26"/>
+          <w:szCs w:val="26"/>
+        </w:rPr>
+        <w:t>Entropy</w:t>
+      </w:r>
+      <w:proofErr w:type="spellEnd"/>
+      <w:r>
+        <w:rPr>
+          <w:rStyle w:val="af6"/>
+          <w:rFonts w:eastAsiaTheme="majorEastAsia"/>
+          <w:b w:val="0"/>
+          <w:bCs w:val="0"/>
+          <w:color w:val="000000" w:themeColor="text1"/>
+          <w:sz w:val="26"/>
+          <w:szCs w:val="26"/>
+        </w:rPr>
+        <w:t>), а также ранняя остановка (</w:t>
+      </w:r>
+      <w:proofErr w:type="spellStart"/>
+      <w:r>
+        <w:rPr>
+          <w:rStyle w:val="af6"/>
+          <w:rFonts w:eastAsiaTheme="majorEastAsia"/>
+          <w:b w:val="0"/>
+          <w:bCs w:val="0"/>
+          <w:color w:val="000000" w:themeColor="text1"/>
+          <w:sz w:val="26"/>
+          <w:szCs w:val="26"/>
+        </w:rPr>
+        <w:t>Early</w:t>
       </w:r>
       <w:proofErr w:type="spellEnd"/>
       <w:r>
@@ -5828,150 +6094,46 @@
           <w:sz w:val="26"/>
           <w:szCs w:val="26"/>
         </w:rPr>
-        <w:t>ImageNet</w:t>
-      </w:r>
-      <w:proofErr w:type="spellEnd"/>
-      <w:r>
-        <w:rPr>
-          <w:rStyle w:val="af6"/>
-          <w:rFonts w:eastAsiaTheme="majorEastAsia"/>
-          <w:b w:val="0"/>
-          <w:bCs w:val="0"/>
-          <w:color w:val="000000" w:themeColor="text1"/>
-          <w:sz w:val="26"/>
-          <w:szCs w:val="26"/>
-        </w:rPr>
-        <w:t xml:space="preserve">, что даёт хорошие начальные признаки и позволяет эффективно применять </w:t>
-      </w:r>
-      <w:proofErr w:type="spellStart"/>
-      <w:r>
-        <w:rPr>
-          <w:rStyle w:val="af6"/>
-          <w:rFonts w:eastAsiaTheme="majorEastAsia"/>
-          <w:b w:val="0"/>
-          <w:bCs w:val="0"/>
-          <w:color w:val="000000" w:themeColor="text1"/>
-          <w:sz w:val="26"/>
-          <w:szCs w:val="26"/>
-        </w:rPr>
-        <w:t>transfer</w:t>
-      </w:r>
-      <w:proofErr w:type="spellEnd"/>
-      <w:r>
-        <w:rPr>
-          <w:rStyle w:val="af6"/>
-          <w:rFonts w:eastAsiaTheme="majorEastAsia"/>
-          <w:b w:val="0"/>
-          <w:bCs w:val="0"/>
-          <w:color w:val="000000" w:themeColor="text1"/>
-          <w:sz w:val="26"/>
-          <w:szCs w:val="26"/>
-        </w:rPr>
-        <w:t xml:space="preserve"> </w:t>
-      </w:r>
-      <w:proofErr w:type="spellStart"/>
-      <w:r>
-        <w:rPr>
-          <w:rStyle w:val="af6"/>
-          <w:rFonts w:eastAsiaTheme="majorEastAsia"/>
-          <w:b w:val="0"/>
-          <w:bCs w:val="0"/>
-          <w:color w:val="000000" w:themeColor="text1"/>
-          <w:sz w:val="26"/>
-          <w:szCs w:val="26"/>
-        </w:rPr>
-        <w:t>learning</w:t>
-      </w:r>
-      <w:proofErr w:type="spellEnd"/>
-      <w:r>
-        <w:rPr>
-          <w:rStyle w:val="af6"/>
-          <w:rFonts w:eastAsiaTheme="majorEastAsia"/>
-          <w:b w:val="0"/>
-          <w:bCs w:val="0"/>
-          <w:color w:val="000000" w:themeColor="text1"/>
-          <w:sz w:val="26"/>
-          <w:szCs w:val="26"/>
-        </w:rPr>
-        <w:t xml:space="preserve"> [8]. Механизм внимания позволяет модели фокусироваться на мелких деталях орнаментов и одновременно учитывать их взаимное расположение, что критично для различения близких культурных стилей [6]. Существуют готовые реализации в библиотеке </w:t>
-      </w:r>
-      <w:proofErr w:type="spellStart"/>
-      <w:r>
-        <w:rPr>
-          <w:rStyle w:val="af6"/>
-          <w:rFonts w:eastAsiaTheme="majorEastAsia"/>
-          <w:b w:val="0"/>
-          <w:bCs w:val="0"/>
-          <w:color w:val="000000" w:themeColor="text1"/>
-          <w:sz w:val="26"/>
-          <w:szCs w:val="26"/>
-        </w:rPr>
-        <w:t>transformers</w:t>
-      </w:r>
-      <w:proofErr w:type="spellEnd"/>
-      <w:r>
-        <w:rPr>
-          <w:rStyle w:val="af6"/>
-          <w:rFonts w:eastAsiaTheme="majorEastAsia"/>
-          <w:b w:val="0"/>
-          <w:bCs w:val="0"/>
-          <w:color w:val="000000" w:themeColor="text1"/>
-          <w:sz w:val="26"/>
-          <w:szCs w:val="26"/>
-        </w:rPr>
-        <w:t xml:space="preserve"> компании </w:t>
-      </w:r>
-      <w:proofErr w:type="spellStart"/>
-      <w:r>
-        <w:rPr>
-          <w:rStyle w:val="af6"/>
-          <w:rFonts w:eastAsiaTheme="majorEastAsia"/>
-          <w:b w:val="0"/>
-          <w:bCs w:val="0"/>
-          <w:color w:val="000000" w:themeColor="text1"/>
-          <w:sz w:val="26"/>
-          <w:szCs w:val="26"/>
-        </w:rPr>
-        <w:t>Hugging</w:t>
-      </w:r>
-      <w:proofErr w:type="spellEnd"/>
-      <w:r>
-        <w:rPr>
-          <w:rStyle w:val="af6"/>
-          <w:rFonts w:eastAsiaTheme="majorEastAsia"/>
-          <w:b w:val="0"/>
-          <w:bCs w:val="0"/>
-          <w:color w:val="000000" w:themeColor="text1"/>
-          <w:sz w:val="26"/>
-          <w:szCs w:val="26"/>
-        </w:rPr>
-        <w:t xml:space="preserve"> Face, которые упрощают загрузку модели, её </w:t>
-      </w:r>
-      <w:proofErr w:type="spellStart"/>
-      <w:r>
-        <w:rPr>
-          <w:rStyle w:val="af6"/>
-          <w:rFonts w:eastAsiaTheme="majorEastAsia"/>
-          <w:b w:val="0"/>
-          <w:bCs w:val="0"/>
-          <w:color w:val="000000" w:themeColor="text1"/>
-          <w:sz w:val="26"/>
-          <w:szCs w:val="26"/>
-        </w:rPr>
-        <w:t>дообучение</w:t>
-      </w:r>
-      <w:proofErr w:type="spellEnd"/>
-      <w:r>
-        <w:rPr>
-          <w:rStyle w:val="af6"/>
-          <w:rFonts w:eastAsiaTheme="majorEastAsia"/>
-          <w:b w:val="0"/>
-          <w:bCs w:val="0"/>
-          <w:color w:val="000000" w:themeColor="text1"/>
-          <w:sz w:val="26"/>
-          <w:szCs w:val="26"/>
-        </w:rPr>
-        <w:t xml:space="preserve"> и интеграцию в приложение [14]. При разрешении входных изображений 224×224 пикселя модель показывает приемлемую скорость работы как на графических процессорах, так и на центральных процессорах, что важно для создания десктопного приложения.</w:t>
+        <w:t>Stopping</w:t>
+      </w:r>
+      <w:proofErr w:type="spellEnd"/>
+      <w:r>
+        <w:rPr>
+          <w:rStyle w:val="af6"/>
+          <w:rFonts w:eastAsiaTheme="majorEastAsia"/>
+          <w:b w:val="0"/>
+          <w:bCs w:val="0"/>
+          <w:color w:val="000000" w:themeColor="text1"/>
+          <w:sz w:val="26"/>
+          <w:szCs w:val="26"/>
+        </w:rPr>
+        <w:t>) и уменьшение скорости обучения при затухании прогресса (</w:t>
+      </w:r>
+      <w:proofErr w:type="spellStart"/>
+      <w:r>
+        <w:rPr>
+          <w:rStyle w:val="af6"/>
+          <w:rFonts w:eastAsiaTheme="majorEastAsia"/>
+          <w:b w:val="0"/>
+          <w:bCs w:val="0"/>
+          <w:color w:val="000000" w:themeColor="text1"/>
+          <w:sz w:val="26"/>
+          <w:szCs w:val="26"/>
+        </w:rPr>
+        <w:t>ReduceLROnPlateau</w:t>
+      </w:r>
+      <w:proofErr w:type="spellEnd"/>
+      <w:r>
+        <w:rPr>
+          <w:rStyle w:val="af6"/>
+          <w:rFonts w:eastAsiaTheme="majorEastAsia"/>
+          <w:b w:val="0"/>
+          <w:bCs w:val="0"/>
+          <w:color w:val="000000" w:themeColor="text1"/>
+          <w:sz w:val="26"/>
+          <w:szCs w:val="26"/>
+        </w:rPr>
+        <w:t>) [9, 10].</w:t>
       </w:r>
     </w:p>
     <w:p>
@@ -6001,137 +6163,122 @@
           <w:sz w:val="26"/>
           <w:szCs w:val="26"/>
         </w:rPr>
-        <w:t>Для компенсации малого размера выборки и дисбаланса классов в процессе обучения будут использоваться аугментация данных, взвешенная функция потерь (</w:t>
-      </w:r>
-      <w:proofErr w:type="spellStart"/>
-      <w:r>
-        <w:rPr>
-          <w:rStyle w:val="af6"/>
-          <w:rFonts w:eastAsiaTheme="majorEastAsia"/>
-          <w:b w:val="0"/>
-          <w:bCs w:val="0"/>
-          <w:color w:val="000000" w:themeColor="text1"/>
-          <w:sz w:val="26"/>
-          <w:szCs w:val="26"/>
-        </w:rPr>
-        <w:t>Weighted</w:t>
-      </w:r>
-      <w:proofErr w:type="spellEnd"/>
-      <w:r>
-        <w:rPr>
-          <w:rStyle w:val="af6"/>
-          <w:rFonts w:eastAsiaTheme="majorEastAsia"/>
-          <w:b w:val="0"/>
-          <w:bCs w:val="0"/>
-          <w:color w:val="000000" w:themeColor="text1"/>
-          <w:sz w:val="26"/>
-          <w:szCs w:val="26"/>
-        </w:rPr>
-        <w:t xml:space="preserve"> Cross-</w:t>
-      </w:r>
-      <w:proofErr w:type="spellStart"/>
-      <w:r>
-        <w:rPr>
-          <w:rStyle w:val="af6"/>
-          <w:rFonts w:eastAsiaTheme="majorEastAsia"/>
-          <w:b w:val="0"/>
-          <w:bCs w:val="0"/>
-          <w:color w:val="000000" w:themeColor="text1"/>
-          <w:sz w:val="26"/>
-          <w:szCs w:val="26"/>
-        </w:rPr>
-        <w:t>Entropy</w:t>
-      </w:r>
-      <w:proofErr w:type="spellEnd"/>
-      <w:r>
-        <w:rPr>
-          <w:rStyle w:val="af6"/>
-          <w:rFonts w:eastAsiaTheme="majorEastAsia"/>
-          <w:b w:val="0"/>
-          <w:bCs w:val="0"/>
-          <w:color w:val="000000" w:themeColor="text1"/>
-          <w:sz w:val="26"/>
-          <w:szCs w:val="26"/>
-        </w:rPr>
-        <w:t>), а также ранняя остановка (</w:t>
-      </w:r>
-      <w:proofErr w:type="spellStart"/>
-      <w:r>
-        <w:rPr>
-          <w:rStyle w:val="af6"/>
-          <w:rFonts w:eastAsiaTheme="majorEastAsia"/>
-          <w:b w:val="0"/>
-          <w:bCs w:val="0"/>
-          <w:color w:val="000000" w:themeColor="text1"/>
-          <w:sz w:val="26"/>
-          <w:szCs w:val="26"/>
-        </w:rPr>
-        <w:t>Early</w:t>
-      </w:r>
-      <w:proofErr w:type="spellEnd"/>
-      <w:r>
-        <w:rPr>
-          <w:rStyle w:val="af6"/>
-          <w:rFonts w:eastAsiaTheme="majorEastAsia"/>
-          <w:b w:val="0"/>
-          <w:bCs w:val="0"/>
-          <w:color w:val="000000" w:themeColor="text1"/>
-          <w:sz w:val="26"/>
-          <w:szCs w:val="26"/>
-        </w:rPr>
-        <w:t xml:space="preserve"> </w:t>
-      </w:r>
-      <w:proofErr w:type="spellStart"/>
-      <w:r>
-        <w:rPr>
-          <w:rStyle w:val="af6"/>
-          <w:rFonts w:eastAsiaTheme="majorEastAsia"/>
-          <w:b w:val="0"/>
-          <w:bCs w:val="0"/>
-          <w:color w:val="000000" w:themeColor="text1"/>
-          <w:sz w:val="26"/>
-          <w:szCs w:val="26"/>
-        </w:rPr>
-        <w:t>Stopping</w:t>
-      </w:r>
-      <w:proofErr w:type="spellEnd"/>
-      <w:r>
-        <w:rPr>
-          <w:rStyle w:val="af6"/>
-          <w:rFonts w:eastAsiaTheme="majorEastAsia"/>
-          <w:b w:val="0"/>
-          <w:bCs w:val="0"/>
-          <w:color w:val="000000" w:themeColor="text1"/>
-          <w:sz w:val="26"/>
-          <w:szCs w:val="26"/>
-        </w:rPr>
-        <w:t>) и уменьшение скорости обучения при затухании прогресса (</w:t>
-      </w:r>
-      <w:proofErr w:type="spellStart"/>
-      <w:r>
-        <w:rPr>
-          <w:rStyle w:val="af6"/>
-          <w:rFonts w:eastAsiaTheme="majorEastAsia"/>
-          <w:b w:val="0"/>
-          <w:bCs w:val="0"/>
-          <w:color w:val="000000" w:themeColor="text1"/>
-          <w:sz w:val="26"/>
-          <w:szCs w:val="26"/>
-        </w:rPr>
-        <w:t>ReduceLROnPlateau</w:t>
-      </w:r>
-      <w:proofErr w:type="spellEnd"/>
-      <w:r>
-        <w:rPr>
-          <w:rStyle w:val="af6"/>
-          <w:rFonts w:eastAsiaTheme="majorEastAsia"/>
-          <w:b w:val="0"/>
-          <w:bCs w:val="0"/>
-          <w:color w:val="000000" w:themeColor="text1"/>
-          <w:sz w:val="26"/>
-          <w:szCs w:val="26"/>
-        </w:rPr>
-        <w:t>) [9, 10].</w:t>
+        <w:t xml:space="preserve">Таким образом, в первой главе были проанализированы методы классификации, рассмотрены </w:t>
+      </w:r>
+      <w:proofErr w:type="spellStart"/>
+      <w:r>
+        <w:rPr>
+          <w:rStyle w:val="af6"/>
+          <w:rFonts w:eastAsiaTheme="majorEastAsia"/>
+          <w:b w:val="0"/>
+          <w:bCs w:val="0"/>
+          <w:color w:val="000000" w:themeColor="text1"/>
+          <w:sz w:val="26"/>
+          <w:szCs w:val="26"/>
+        </w:rPr>
+        <w:t>датасеты</w:t>
+      </w:r>
+      <w:proofErr w:type="spellEnd"/>
+      <w:r>
+        <w:rPr>
+          <w:rStyle w:val="af6"/>
+          <w:rFonts w:eastAsiaTheme="majorEastAsia"/>
+          <w:b w:val="0"/>
+          <w:bCs w:val="0"/>
+          <w:color w:val="000000" w:themeColor="text1"/>
+          <w:sz w:val="26"/>
+          <w:szCs w:val="26"/>
+        </w:rPr>
+        <w:t xml:space="preserve">, изучен JONES-19 и обоснован выбор </w:t>
+      </w:r>
+      <w:proofErr w:type="spellStart"/>
+      <w:r>
+        <w:rPr>
+          <w:rStyle w:val="af6"/>
+          <w:rFonts w:eastAsiaTheme="majorEastAsia"/>
+          <w:b w:val="0"/>
+          <w:bCs w:val="0"/>
+          <w:color w:val="000000" w:themeColor="text1"/>
+          <w:sz w:val="26"/>
+          <w:szCs w:val="26"/>
+        </w:rPr>
+        <w:t>ViT</w:t>
+      </w:r>
+      <w:proofErr w:type="spellEnd"/>
+      <w:r>
+        <w:rPr>
+          <w:rStyle w:val="af6"/>
+          <w:rFonts w:eastAsiaTheme="majorEastAsia"/>
+          <w:b w:val="0"/>
+          <w:bCs w:val="0"/>
+          <w:color w:val="000000" w:themeColor="text1"/>
+          <w:sz w:val="26"/>
+          <w:szCs w:val="26"/>
+        </w:rPr>
+        <w:t>. На основе этих выводов перейдём к проектированию приложения.</w:t>
+      </w:r>
+      <w:r>
+        <w:rPr>
+          <w:rStyle w:val="af6"/>
+          <w:rFonts w:eastAsiaTheme="majorEastAsia"/>
+          <w:b w:val="0"/>
+          <w:bCs w:val="0"/>
+          <w:color w:val="000000" w:themeColor="text1"/>
+          <w:sz w:val="26"/>
+          <w:szCs w:val="26"/>
+        </w:rPr>
+        <w:br w:type="page"/>
+      </w:r>
+    </w:p>
+    <w:p>
+      <w:pPr>
+        <w:pStyle w:val="3"/>
+        <w:shd w:val="clear" w:color="auto" w:fill="FFFFFF" w:themeFill="background1"/>
+        <w:spacing w:after="780"/>
+        <w:rPr>
+          <w:b/>
+          <w:bCs/>
+          <w:color w:val="000000" w:themeColor="text1"/>
+          <w:sz w:val="26"/>
+          <w:szCs w:val="26"/>
+        </w:rPr>
+      </w:pPr>
+      <w:bookmarkStart w:id="1" w:name="_Hlk227356642"/>
+      <w:r>
+        <w:rPr>
+          <w:b/>
+          <w:bCs/>
+          <w:color w:val="000000" w:themeColor="text1"/>
+          <w:sz w:val="26"/>
+          <w:szCs w:val="26"/>
+        </w:rPr>
+        <w:lastRenderedPageBreak/>
+        <w:t>2. ПРОЕКТИРОВАНИЕ ПРИЛОЖЕНИЯ ДЛЯ РАСПОЗНАВАНИЯ КУЛЬТУРНЫХ ОРНАМЕНТОВ ПО ИЗОБРАЖЕНИЯМ</w:t>
+      </w:r>
+    </w:p>
+    <w:bookmarkEnd w:id="1"/>
+    <w:p>
+      <w:pPr>
+        <w:pStyle w:val="4"/>
+        <w:shd w:val="clear" w:color="auto" w:fill="FFFFFF" w:themeFill="background1"/>
+        <w:spacing w:before="520" w:after="780" w:line="429" w:lineRule="atLeast"/>
+        <w:rPr>
+          <w:rFonts w:ascii="Times New Roman" w:hAnsi="Times New Roman" w:cs="Times New Roman"/>
+          <w:i w:val="0"/>
+          <w:iCs w:val="0"/>
+          <w:color w:val="000000" w:themeColor="text1"/>
+          <w:szCs w:val="26"/>
+        </w:rPr>
+      </w:pPr>
+      <w:r>
+        <w:rPr>
+          <w:rFonts w:ascii="Times New Roman" w:hAnsi="Times New Roman" w:cs="Times New Roman"/>
+          <w:i w:val="0"/>
+          <w:iCs w:val="0"/>
+          <w:color w:val="000000" w:themeColor="text1"/>
+          <w:szCs w:val="26"/>
+        </w:rPr>
+        <w:t>2.1.    Разработка архитектуры приложения (взаимодействие модулей)</w:t>
       </w:r>
     </w:p>
     <w:p>
@@ -6161,33 +6308,7 @@
           <w:sz w:val="26"/>
           <w:szCs w:val="26"/>
         </w:rPr>
-        <w:t xml:space="preserve">Таким образом, в первой главе были проанализированы методы классификации, рассмотрены </w:t>
-      </w:r>
-      <w:proofErr w:type="spellStart"/>
-      <w:r>
-        <w:rPr>
-          <w:rStyle w:val="af6"/>
-          <w:rFonts w:eastAsiaTheme="majorEastAsia"/>
-          <w:b w:val="0"/>
-          <w:bCs w:val="0"/>
-          <w:color w:val="000000" w:themeColor="text1"/>
-          <w:sz w:val="26"/>
-          <w:szCs w:val="26"/>
-        </w:rPr>
-        <w:t>датасеты</w:t>
-      </w:r>
-      <w:proofErr w:type="spellEnd"/>
-      <w:r>
-        <w:rPr>
-          <w:rStyle w:val="af6"/>
-          <w:rFonts w:eastAsiaTheme="majorEastAsia"/>
-          <w:b w:val="0"/>
-          <w:bCs w:val="0"/>
-          <w:color w:val="000000" w:themeColor="text1"/>
-          <w:sz w:val="26"/>
-          <w:szCs w:val="26"/>
-        </w:rPr>
-        <w:t xml:space="preserve">, изучен JONES-19 и обоснован выбор </w:t>
+        <w:t xml:space="preserve">Исходя из выбора архитектуры </w:t>
       </w:r>
       <w:proofErr w:type="spellStart"/>
       <w:r>
@@ -6213,70 +6334,19 @@
           <w:sz w:val="26"/>
           <w:szCs w:val="26"/>
         </w:rPr>
-        <w:t>. На основе этих выводов перейдём к проектированию приложения.</w:t>
-      </w:r>
-      <w:r>
-        <w:rPr>
-          <w:rStyle w:val="af6"/>
-          <w:rFonts w:eastAsiaTheme="majorEastAsia"/>
-          <w:b w:val="0"/>
-          <w:bCs w:val="0"/>
-          <w:color w:val="000000" w:themeColor="text1"/>
-          <w:sz w:val="26"/>
-          <w:szCs w:val="26"/>
-        </w:rPr>
-        <w:br w:type="page"/>
-      </w:r>
-    </w:p>
-    <w:p>
-      <w:pPr>
-        <w:pStyle w:val="3"/>
-        <w:shd w:val="clear" w:color="auto" w:fill="FFFFFF" w:themeFill="background1"/>
-        <w:spacing w:after="780"/>
-        <w:rPr>
-          <w:b/>
-          <w:bCs/>
-          <w:color w:val="000000" w:themeColor="text1"/>
-          <w:sz w:val="26"/>
-          <w:szCs w:val="26"/>
-        </w:rPr>
-      </w:pPr>
-      <w:bookmarkStart w:id="1" w:name="_Hlk227356642"/>
-      <w:r>
-        <w:rPr>
-          <w:b/>
-          <w:bCs/>
-          <w:color w:val="000000" w:themeColor="text1"/>
-          <w:sz w:val="26"/>
-          <w:szCs w:val="26"/>
-        </w:rPr>
-        <w:lastRenderedPageBreak/>
-        <w:t>2. ПРОЕКТИРОВАНИЕ ПРИЛОЖЕНИЯ ДЛЯ РАСПОЗНАВАНИЯ КУЛЬТУРНЫХ ОРНАМЕНТОВ ПО ИЗОБРАЖЕНИЯМ</w:t>
-      </w:r>
-    </w:p>
-    <w:bookmarkEnd w:id="1"/>
-    <w:p>
-      <w:pPr>
-        <w:pStyle w:val="4"/>
-        <w:shd w:val="clear" w:color="auto" w:fill="FFFFFF" w:themeFill="background1"/>
-        <w:spacing w:before="520" w:after="780" w:line="429" w:lineRule="atLeast"/>
-        <w:rPr>
-          <w:rFonts w:ascii="Times New Roman" w:hAnsi="Times New Roman" w:cs="Times New Roman"/>
-          <w:i w:val="0"/>
-          <w:iCs w:val="0"/>
-          <w:color w:val="000000" w:themeColor="text1"/>
-          <w:szCs w:val="26"/>
-        </w:rPr>
-      </w:pPr>
-      <w:r>
-        <w:rPr>
-          <w:rFonts w:ascii="Times New Roman" w:hAnsi="Times New Roman" w:cs="Times New Roman"/>
-          <w:i w:val="0"/>
-          <w:iCs w:val="0"/>
-          <w:color w:val="000000" w:themeColor="text1"/>
-          <w:szCs w:val="26"/>
-        </w:rPr>
-        <w:t>2.1.    Разработка архитектуры приложения (взаимодействие модулей)</w:t>
+        <w:t xml:space="preserve"> и методов обработки данных, спроектируем приложение. Его архитектура построена по модульному принципу</w:t>
+      </w:r>
+      <w:r>
+        <w:rPr>
+          <w:rStyle w:val="af6"/>
+          <w:rFonts w:eastAsiaTheme="majorEastAsia"/>
+          <w:b w:val="0"/>
+          <w:bCs w:val="0"/>
+          <w:color w:val="000000" w:themeColor="text1"/>
+          <w:sz w:val="26"/>
+          <w:szCs w:val="26"/>
+        </w:rPr>
+        <w:t>, что обеспечивает разделение ответственности между компонентами и упрощает сопровождение кода. Приложение состоит из четырёх основных модулей: модуль загрузки и предобработки изображений, модуль классификации на основе нейросети, модуль пользовательского интерфейса и модуль сохранения результатов [15].</w:t>
       </w:r>
     </w:p>
     <w:p>
@@ -6306,7 +6376,59 @@
           <w:sz w:val="26"/>
           <w:szCs w:val="26"/>
         </w:rPr>
-        <w:t xml:space="preserve">Исходя из выбора архитектуры </w:t>
+        <w:t xml:space="preserve">Модуль загрузки отвечает за чтение изображения из файловой системы, проверку формата (поддерживаются JPEG, PNG, BMP) и преобразование цвета в RGB. Далее изображение передаётся в модуль предобработки, который приводит его к стандартному размеру 224×224 пикселя и нормализует значения пикселей с использованием средних и стандартных отклонений </w:t>
+      </w:r>
+      <w:proofErr w:type="spellStart"/>
+      <w:r>
+        <w:rPr>
+          <w:rStyle w:val="af6"/>
+          <w:rFonts w:eastAsiaTheme="majorEastAsia"/>
+          <w:b w:val="0"/>
+          <w:bCs w:val="0"/>
+          <w:color w:val="000000" w:themeColor="text1"/>
+          <w:sz w:val="26"/>
+          <w:szCs w:val="26"/>
+        </w:rPr>
+        <w:t>ImageNet</w:t>
+      </w:r>
+      <w:proofErr w:type="spellEnd"/>
+      <w:r>
+        <w:rPr>
+          <w:rStyle w:val="af6"/>
+          <w:rFonts w:eastAsiaTheme="majorEastAsia"/>
+          <w:b w:val="0"/>
+          <w:bCs w:val="0"/>
+          <w:color w:val="000000" w:themeColor="text1"/>
+          <w:sz w:val="26"/>
+          <w:szCs w:val="26"/>
+        </w:rPr>
+        <w:t xml:space="preserve">, необходимых для корректной работы </w:t>
+      </w:r>
+      <w:proofErr w:type="spellStart"/>
+      <w:r>
+        <w:rPr>
+          <w:rStyle w:val="af6"/>
+          <w:rFonts w:eastAsiaTheme="majorEastAsia"/>
+          <w:b w:val="0"/>
+          <w:bCs w:val="0"/>
+          <w:color w:val="000000" w:themeColor="text1"/>
+          <w:sz w:val="26"/>
+          <w:szCs w:val="26"/>
+        </w:rPr>
+        <w:t>предобученной</w:t>
+      </w:r>
+      <w:proofErr w:type="spellEnd"/>
+      <w:r>
+        <w:rPr>
+          <w:rStyle w:val="af6"/>
+          <w:rFonts w:eastAsiaTheme="majorEastAsia"/>
+          <w:b w:val="0"/>
+          <w:bCs w:val="0"/>
+          <w:color w:val="000000" w:themeColor="text1"/>
+          <w:sz w:val="26"/>
+          <w:szCs w:val="26"/>
+        </w:rPr>
+        <w:t xml:space="preserve"> модели </w:t>
       </w:r>
       <w:proofErr w:type="spellStart"/>
       <w:r>
@@ -6332,19 +6454,7 @@
           <w:sz w:val="26"/>
           <w:szCs w:val="26"/>
         </w:rPr>
-        <w:t xml:space="preserve"> и методов обработки данных, спроектируем приложение. Его архитектура построена по модульному принципу</w:t>
-      </w:r>
-      <w:r>
-        <w:rPr>
-          <w:rStyle w:val="af6"/>
-          <w:rFonts w:eastAsiaTheme="majorEastAsia"/>
-          <w:b w:val="0"/>
-          <w:bCs w:val="0"/>
-          <w:color w:val="000000" w:themeColor="text1"/>
-          <w:sz w:val="26"/>
-          <w:szCs w:val="26"/>
-        </w:rPr>
-        <w:t>, что обеспечивает разделение ответственности между компонентами и упрощает сопровождение кода. Приложение состоит из четырёх основных модулей: модуль загрузки и предобработки изображений, модуль классификации на основе нейросети, модуль пользовательского интерфейса и модуль сохранения результатов [15].</w:t>
+        <w:t xml:space="preserve"> [8].</w:t>
       </w:r>
     </w:p>
     <w:p>
@@ -6362,114 +6472,6 @@
           <w:color w:val="000000" w:themeColor="text1"/>
           <w:sz w:val="26"/>
           <w:szCs w:val="26"/>
-        </w:rPr>
-      </w:pPr>
-      <w:r>
-        <w:rPr>
-          <w:rStyle w:val="af6"/>
-          <w:rFonts w:eastAsiaTheme="majorEastAsia"/>
-          <w:b w:val="0"/>
-          <w:bCs w:val="0"/>
-          <w:color w:val="000000" w:themeColor="text1"/>
-          <w:sz w:val="26"/>
-          <w:szCs w:val="26"/>
-        </w:rPr>
-        <w:t xml:space="preserve">Модуль загрузки отвечает за чтение изображения из файловой системы, проверку формата (поддерживаются JPEG, PNG, BMP) и преобразование цвета в RGB. Далее изображение передаётся в модуль предобработки, который приводит его к стандартному размеру 224×224 пикселя и нормализует значения пикселей с использованием средних и стандартных отклонений </w:t>
-      </w:r>
-      <w:proofErr w:type="spellStart"/>
-      <w:r>
-        <w:rPr>
-          <w:rStyle w:val="af6"/>
-          <w:rFonts w:eastAsiaTheme="majorEastAsia"/>
-          <w:b w:val="0"/>
-          <w:bCs w:val="0"/>
-          <w:color w:val="000000" w:themeColor="text1"/>
-          <w:sz w:val="26"/>
-          <w:szCs w:val="26"/>
-        </w:rPr>
-        <w:t>ImageNet</w:t>
-      </w:r>
-      <w:proofErr w:type="spellEnd"/>
-      <w:r>
-        <w:rPr>
-          <w:rStyle w:val="af6"/>
-          <w:rFonts w:eastAsiaTheme="majorEastAsia"/>
-          <w:b w:val="0"/>
-          <w:bCs w:val="0"/>
-          <w:color w:val="000000" w:themeColor="text1"/>
-          <w:sz w:val="26"/>
-          <w:szCs w:val="26"/>
-        </w:rPr>
-        <w:t xml:space="preserve">, необходимых для корректной работы </w:t>
-      </w:r>
-      <w:proofErr w:type="spellStart"/>
-      <w:r>
-        <w:rPr>
-          <w:rStyle w:val="af6"/>
-          <w:rFonts w:eastAsiaTheme="majorEastAsia"/>
-          <w:b w:val="0"/>
-          <w:bCs w:val="0"/>
-          <w:color w:val="000000" w:themeColor="text1"/>
-          <w:sz w:val="26"/>
-          <w:szCs w:val="26"/>
-        </w:rPr>
-        <w:t>предобученной</w:t>
-      </w:r>
-      <w:proofErr w:type="spellEnd"/>
-      <w:r>
-        <w:rPr>
-          <w:rStyle w:val="af6"/>
-          <w:rFonts w:eastAsiaTheme="majorEastAsia"/>
-          <w:b w:val="0"/>
-          <w:bCs w:val="0"/>
-          <w:color w:val="000000" w:themeColor="text1"/>
-          <w:sz w:val="26"/>
-          <w:szCs w:val="26"/>
-        </w:rPr>
-        <w:t xml:space="preserve"> модели </w:t>
-      </w:r>
-      <w:proofErr w:type="spellStart"/>
-      <w:r>
-        <w:rPr>
-          <w:rStyle w:val="af6"/>
-          <w:rFonts w:eastAsiaTheme="majorEastAsia"/>
-          <w:b w:val="0"/>
-          <w:bCs w:val="0"/>
-          <w:color w:val="000000" w:themeColor="text1"/>
-          <w:sz w:val="26"/>
-          <w:szCs w:val="26"/>
-        </w:rPr>
-        <w:t>ViT</w:t>
-      </w:r>
-      <w:proofErr w:type="spellEnd"/>
-      <w:r>
-        <w:rPr>
-          <w:rStyle w:val="af6"/>
-          <w:rFonts w:eastAsiaTheme="majorEastAsia"/>
-          <w:b w:val="0"/>
-          <w:bCs w:val="0"/>
-          <w:color w:val="000000" w:themeColor="text1"/>
-          <w:sz w:val="26"/>
-          <w:szCs w:val="26"/>
-        </w:rPr>
-        <w:t xml:space="preserve"> [8].</w:t>
-      </w:r>
-    </w:p>
-    <w:p>
-      <w:pPr>
-        <w:pStyle w:val="ds-markdown-paragraph"/>
-        <w:shd w:val="clear" w:color="auto" w:fill="FFFFFF" w:themeFill="background1"/>
-        <w:spacing w:before="0" w:beforeAutospacing="0" w:after="0" w:afterAutospacing="0" w:line="429" w:lineRule="atLeast"/>
-        <w:ind w:firstLine="851"/>
-        <w:jc w:val="both"/>
-        <w:rPr>
-          <w:rStyle w:val="af6"/>
-          <w:rFonts w:eastAsiaTheme="majorEastAsia"/>
-          <w:b w:val="0"/>
-          <w:bCs w:val="0"/>
-          <w:color w:val="000000" w:themeColor="text1"/>
-          <w:sz w:val="26"/>
-          <w:szCs w:val="26"/>
           <w:lang w:val="ru-RU"/>
         </w:rPr>
       </w:pPr>
@@ -6549,6 +6551,7 @@
           <w:rFonts w:eastAsiaTheme="majorEastAsia"/>
           <w:b w:val="0"/>
           <w:bCs w:val="0"/>
+          <w:noProof/>
           <w:color w:val="000000" w:themeColor="text1"/>
           <w:sz w:val="26"/>
           <w:szCs w:val="26"/>
@@ -10209,6 +10212,7 @@
           <w:rFonts w:eastAsiaTheme="majorEastAsia"/>
           <w:b w:val="0"/>
           <w:bCs w:val="0"/>
+          <w:noProof/>
           <w:color w:val="000000" w:themeColor="text1"/>
           <w:sz w:val="26"/>
           <w:szCs w:val="26"/>
@@ -19196,7 +19200,7 @@
                               <w:rFonts w:ascii="Arial" w:hAnsi="Arial" w:cs="Arial"/>
                               <w:i w:val="0"/>
                             </w:rPr>
-                            <w:t>3</w:t>
+                            <w:t>2</w:t>
                           </w:r>
                           <w:r>
                             <w:rPr>
@@ -19225,7 +19229,11 @@
         </mc:Choice>
         <mc:Fallback>
           <w:pict>
-            <v:shape w14:anchorId="06E9D9EA" id="Text Box 95" o:spid="_x0000_s1056" type="#_x0000_t202" style="position:absolute;left:0;text-align:left;margin-left:467pt;margin-top:-38.6pt;width:31.5pt;height:20.35pt;z-index:251658291;visibility:visible;mso-wrap-style:square;mso-width-percent:0;mso-height-percent:0;mso-wrap-distance-left:9pt;mso-wrap-distance-top:0;mso-wrap-distance-right:9pt;mso-wrap-distance-bottom:0;mso-position-horizontal:absolute;mso-position-horizontal-relative:text;mso-position-vertical:absolute;mso-position-vertical-relative:text;mso-width-percent:0;mso-height-percent:0;mso-width-relative:page;mso-height-relative:page;v-text-anchor:top" o:gfxdata="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" filled="f" stroked="f">
+            <v:shapetype w14:anchorId="06E9D9EA" id="_x0000_t202" coordsize="21600,21600" o:spt="202" path="m,l,21600r21600,l21600,xe">
+              <v:stroke joinstyle="miter"/>
+              <v:path gradientshapeok="t" o:connecttype="rect"/>
+            </v:shapetype>
+            <v:shape id="Text Box 95" o:spid="_x0000_s1056" type="#_x0000_t202" style="position:absolute;left:0;text-align:left;margin-left:467pt;margin-top:-38.6pt;width:31.5pt;height:20.35pt;z-index:251658291;visibility:visible;mso-wrap-style:square;mso-width-percent:0;mso-height-percent:0;mso-wrap-distance-left:9pt;mso-wrap-distance-top:0;mso-wrap-distance-right:9pt;mso-wrap-distance-bottom:0;mso-position-horizontal:absolute;mso-position-horizontal-relative:text;mso-position-vertical:absolute;mso-position-vertical-relative:text;mso-width-percent:0;mso-height-percent:0;mso-width-relative:page;mso-height-relative:page;v-text-anchor:top" o:gfxdata="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" filled="f" stroked="f">
               <v:textbox>
                 <w:txbxContent>
                   <w:p>
@@ -19241,7 +19249,7 @@
                         <w:rFonts w:ascii="Arial" w:hAnsi="Arial" w:cs="Arial"/>
                         <w:i w:val="0"/>
                       </w:rPr>
-                      <w:t>3</w:t>
+                      <w:t>2</w:t>
                     </w:r>
                     <w:r>
                       <w:rPr>
@@ -20547,7 +20555,7 @@
   <w:p>
     <w:pPr>
       <w:pStyle w:val="a3"/>
-      <w:ind w:right="360"/>
+      <w:ind w:right="360" w:firstLine="0"/>
     </w:pPr>
     <w:r>
       <w:rPr>
@@ -20618,7 +20626,7 @@
                       <wps:bodyPr/>
                     </wps:wsp>
                     <wpg:grpSp>
-                      <wpg:cNvPr id="6" name="Group 41"/>
+                      <wpg:cNvPr id="7" name="Group 41"/>
                       <wpg:cNvGrpSpPr>
                         <a:grpSpLocks/>
                       </wpg:cNvGrpSpPr>
